--- a/Documentatiion/On the possibility of a morally sound LLM.docx
+++ b/Documentatiion/On the possibility of a morally sound LLM.docx
@@ -6,59 +6,79 @@
       <w:pPr>
         <w:pStyle w:val="Narracions"/>
         <w:rPr>
+          <w:sz w:val="22"/>
+          <w:szCs w:val="20"/>
           <w:lang w:val="en-GB"/>
         </w:rPr>
       </w:pPr>
       <w:r>
         <w:rPr>
+          <w:sz w:val="22"/>
+          <w:szCs w:val="20"/>
           <w:lang w:val="en-GB"/>
         </w:rPr>
         <w:t xml:space="preserve">This project aims to provide a preliminary overview on the possibility of training an LLM (Large Language Model) </w:t>
       </w:r>
       <w:r>
         <w:rPr>
+          <w:sz w:val="22"/>
+          <w:szCs w:val="20"/>
           <w:lang w:val="en-GB"/>
         </w:rPr>
         <w:t xml:space="preserve">so that it follows certain moral precepts when faced with dilemmas a person might encounter in their day-to-day life. </w:t>
       </w:r>
       <w:r>
         <w:rPr>
+          <w:sz w:val="22"/>
+          <w:szCs w:val="20"/>
           <w:lang w:val="en-GB"/>
         </w:rPr>
         <w:t>For that purpose</w:t>
       </w:r>
       <w:r>
         <w:rPr>
+          <w:sz w:val="22"/>
+          <w:szCs w:val="20"/>
           <w:lang w:val="en-GB"/>
         </w:rPr>
         <w:t xml:space="preserve">, </w:t>
       </w:r>
       <w:r>
         <w:rPr>
+          <w:sz w:val="22"/>
+          <w:szCs w:val="20"/>
           <w:lang w:val="en-GB"/>
         </w:rPr>
         <w:t xml:space="preserve">three </w:t>
       </w:r>
       <w:r>
         <w:rPr>
+          <w:sz w:val="22"/>
+          <w:szCs w:val="20"/>
           <w:lang w:val="en-GB"/>
         </w:rPr>
         <w:t>aspects ought to be defined before starting</w:t>
       </w:r>
       <w:r>
         <w:rPr>
+          <w:sz w:val="22"/>
+          <w:szCs w:val="20"/>
           <w:lang w:val="en-GB"/>
         </w:rPr>
         <w:t xml:space="preserve"> to develop</w:t>
       </w:r>
       <w:r>
         <w:rPr>
+          <w:sz w:val="22"/>
+          <w:szCs w:val="20"/>
           <w:lang w:val="en-GB"/>
         </w:rPr>
         <w:t xml:space="preserve"> it</w:t>
       </w:r>
       <w:r>
         <w:rPr>
+          <w:sz w:val="22"/>
+          <w:szCs w:val="20"/>
           <w:lang w:val="en-GB"/>
         </w:rPr>
         <w:t>:</w:t>
@@ -71,6 +91,8 @@
         <w:rPr>
           <w:b/>
           <w:bCs/>
+          <w:sz w:val="22"/>
+          <w:szCs w:val="20"/>
           <w:lang w:val="en-GB"/>
         </w:rPr>
       </w:pPr>
@@ -78,6 +100,8 @@
         <w:rPr>
           <w:b/>
           <w:bCs/>
+          <w:sz w:val="22"/>
+          <w:szCs w:val="20"/>
           <w:lang w:val="en-GB"/>
         </w:rPr>
         <w:t>1</w:t>
@@ -86,6 +110,8 @@
         <w:rPr>
           <w:b/>
           <w:bCs/>
+          <w:sz w:val="22"/>
+          <w:szCs w:val="20"/>
           <w:lang w:val="en-GB"/>
         </w:rPr>
         <w:tab/>
@@ -96,71 +122,95 @@
       <w:pPr>
         <w:pStyle w:val="Narracions"/>
         <w:rPr>
+          <w:sz w:val="22"/>
+          <w:szCs w:val="20"/>
           <w:lang w:val="en-GB"/>
         </w:rPr>
       </w:pPr>
       <w:r>
         <w:rPr>
+          <w:sz w:val="22"/>
+          <w:szCs w:val="20"/>
           <w:lang w:val="en-GB"/>
         </w:rPr>
         <w:t xml:space="preserve">Given that the test subject is an Artificial Intelligence model, intent or </w:t>
       </w:r>
       <w:r>
         <w:rPr>
+          <w:sz w:val="22"/>
+          <w:szCs w:val="20"/>
           <w:lang w:val="en-GB"/>
         </w:rPr>
         <w:t xml:space="preserve">complex, organically constructed moral frameworks are not </w:t>
       </w:r>
       <w:r>
         <w:rPr>
+          <w:sz w:val="22"/>
+          <w:szCs w:val="20"/>
           <w:lang w:val="en-GB"/>
         </w:rPr>
         <w:t xml:space="preserve">to be expected. The training will need hard indications on </w:t>
       </w:r>
       <w:r>
         <w:rPr>
+          <w:sz w:val="22"/>
+          <w:szCs w:val="20"/>
           <w:lang w:val="en-GB"/>
         </w:rPr>
         <w:t xml:space="preserve">what behaviour the model is to </w:t>
       </w:r>
       <w:r>
         <w:rPr>
+          <w:sz w:val="22"/>
+          <w:szCs w:val="20"/>
           <w:lang w:val="en-GB"/>
         </w:rPr>
         <w:t xml:space="preserve">engage in when faced with certain dilemmas. </w:t>
       </w:r>
       <w:r>
         <w:rPr>
+          <w:sz w:val="22"/>
+          <w:szCs w:val="20"/>
           <w:lang w:val="en-GB"/>
         </w:rPr>
         <w:t>For th</w:t>
       </w:r>
       <w:r>
         <w:rPr>
+          <w:sz w:val="22"/>
+          <w:szCs w:val="20"/>
           <w:lang w:val="en-GB"/>
         </w:rPr>
         <w:t>is reason</w:t>
       </w:r>
       <w:r>
         <w:rPr>
+          <w:sz w:val="22"/>
+          <w:szCs w:val="20"/>
           <w:lang w:val="en-GB"/>
         </w:rPr>
         <w:t xml:space="preserve">, the project will first focus on the different scholarly proposals </w:t>
       </w:r>
       <w:r>
         <w:rPr>
+          <w:sz w:val="22"/>
+          <w:szCs w:val="20"/>
           <w:lang w:val="en-GB"/>
         </w:rPr>
         <w:t>on how to</w:t>
       </w:r>
       <w:r>
         <w:rPr>
+          <w:sz w:val="22"/>
+          <w:szCs w:val="20"/>
           <w:lang w:val="en-GB"/>
         </w:rPr>
         <w:t xml:space="preserve"> </w:t>
       </w:r>
       <w:r>
         <w:rPr>
+          <w:sz w:val="22"/>
+          <w:szCs w:val="20"/>
           <w:lang w:val="en-GB"/>
         </w:rPr>
         <w:t>engage with moral laws.</w:t>
@@ -170,11 +220,15 @@
       <w:pPr>
         <w:pStyle w:val="Narracions"/>
         <w:rPr>
+          <w:sz w:val="22"/>
+          <w:szCs w:val="20"/>
           <w:lang w:val="en-GB"/>
         </w:rPr>
       </w:pPr>
       <w:r>
         <w:rPr>
+          <w:sz w:val="22"/>
+          <w:szCs w:val="20"/>
           <w:lang w:val="en-GB"/>
         </w:rPr>
         <w:t xml:space="preserve">Laws can be classified in three main ways: by their </w:t>
@@ -183,12 +237,16 @@
         <w:rPr>
           <w:b/>
           <w:bCs/>
+          <w:sz w:val="22"/>
+          <w:szCs w:val="20"/>
           <w:lang w:val="en-GB"/>
         </w:rPr>
         <w:t>origin</w:t>
       </w:r>
       <w:r>
         <w:rPr>
+          <w:sz w:val="22"/>
+          <w:szCs w:val="20"/>
           <w:lang w:val="en-GB"/>
         </w:rPr>
         <w:t xml:space="preserve">, by their </w:t>
@@ -197,6 +255,8 @@
         <w:rPr>
           <w:b/>
           <w:bCs/>
+          <w:sz w:val="22"/>
+          <w:szCs w:val="20"/>
           <w:lang w:val="en-GB"/>
         </w:rPr>
         <w:t>scop</w:t>
@@ -205,12 +265,16 @@
         <w:rPr>
           <w:b/>
           <w:bCs/>
+          <w:sz w:val="22"/>
+          <w:szCs w:val="20"/>
           <w:lang w:val="en-GB"/>
         </w:rPr>
         <w:t>e</w:t>
       </w:r>
       <w:r>
         <w:rPr>
+          <w:sz w:val="22"/>
+          <w:szCs w:val="20"/>
           <w:lang w:val="en-GB"/>
         </w:rPr>
         <w:t xml:space="preserve">, and by their </w:t>
@@ -219,18 +283,24 @@
         <w:rPr>
           <w:b/>
           <w:bCs/>
+          <w:sz w:val="22"/>
+          <w:szCs w:val="20"/>
           <w:lang w:val="en-GB"/>
         </w:rPr>
         <w:t>capacity</w:t>
       </w:r>
       <w:r>
         <w:rPr>
+          <w:sz w:val="22"/>
+          <w:szCs w:val="20"/>
           <w:lang w:val="en-GB"/>
         </w:rPr>
         <w:t>.</w:t>
       </w:r>
       <w:r>
         <w:rPr>
+          <w:sz w:val="22"/>
+          <w:szCs w:val="20"/>
           <w:lang w:val="en-GB"/>
         </w:rPr>
         <w:t xml:space="preserve"> When looking at their </w:t>
@@ -239,24 +309,32 @@
         <w:rPr>
           <w:b/>
           <w:bCs/>
+          <w:sz w:val="22"/>
+          <w:szCs w:val="20"/>
           <w:lang w:val="en-GB"/>
         </w:rPr>
         <w:t>origin</w:t>
       </w:r>
       <w:r>
         <w:rPr>
+          <w:sz w:val="22"/>
+          <w:szCs w:val="20"/>
           <w:lang w:val="en-GB"/>
         </w:rPr>
         <w:t>, laws may be</w:t>
       </w:r>
       <w:r>
         <w:rPr>
+          <w:sz w:val="22"/>
+          <w:szCs w:val="20"/>
           <w:lang w:val="en-GB"/>
         </w:rPr>
         <w:t xml:space="preserve"> seen as</w:t>
       </w:r>
       <w:r>
         <w:rPr>
+          <w:sz w:val="22"/>
+          <w:szCs w:val="20"/>
           <w:lang w:val="en-GB"/>
         </w:rPr>
         <w:t xml:space="preserve"> </w:t>
@@ -265,18 +343,24 @@
         <w:rPr>
           <w:i/>
           <w:iCs/>
+          <w:sz w:val="22"/>
+          <w:szCs w:val="20"/>
           <w:lang w:val="en-GB"/>
         </w:rPr>
         <w:t>divine</w:t>
       </w:r>
       <w:r>
         <w:rPr>
+          <w:sz w:val="22"/>
+          <w:szCs w:val="20"/>
           <w:lang w:val="en-GB"/>
         </w:rPr>
         <w:t xml:space="preserve"> (in that they originate from some kind of deity or supernatural</w:t>
       </w:r>
       <w:r>
         <w:rPr>
+          <w:sz w:val="22"/>
+          <w:szCs w:val="20"/>
           <w:lang w:val="en-GB"/>
         </w:rPr>
         <w:t xml:space="preserve">, usually all-knowing being), or </w:t>
@@ -285,24 +369,32 @@
         <w:rPr>
           <w:i/>
           <w:iCs/>
+          <w:sz w:val="22"/>
+          <w:szCs w:val="20"/>
           <w:lang w:val="en-GB"/>
         </w:rPr>
         <w:t>human</w:t>
       </w:r>
       <w:r>
         <w:rPr>
+          <w:sz w:val="22"/>
+          <w:szCs w:val="20"/>
           <w:lang w:val="en-GB"/>
         </w:rPr>
         <w:t xml:space="preserve"> (which means they were created by human beings).</w:t>
       </w:r>
       <w:r>
         <w:rPr>
+          <w:sz w:val="22"/>
+          <w:szCs w:val="20"/>
           <w:lang w:val="en-GB"/>
         </w:rPr>
         <w:t xml:space="preserve"> </w:t>
       </w:r>
       <w:r>
         <w:rPr>
+          <w:sz w:val="22"/>
+          <w:szCs w:val="20"/>
           <w:lang w:val="en-GB"/>
         </w:rPr>
         <w:t xml:space="preserve">Depending on their </w:t>
@@ -311,12 +403,16 @@
         <w:rPr>
           <w:b/>
           <w:bCs/>
+          <w:sz w:val="22"/>
+          <w:szCs w:val="20"/>
           <w:lang w:val="en-GB"/>
         </w:rPr>
         <w:t>scope</w:t>
       </w:r>
       <w:r>
         <w:rPr>
+          <w:sz w:val="22"/>
+          <w:szCs w:val="20"/>
           <w:lang w:val="en-GB"/>
         </w:rPr>
         <w:t xml:space="preserve">, laws may be </w:t>
@@ -325,12 +421,16 @@
         <w:rPr>
           <w:i/>
           <w:iCs/>
+          <w:sz w:val="22"/>
+          <w:szCs w:val="20"/>
           <w:lang w:val="en-GB"/>
         </w:rPr>
         <w:t>natural</w:t>
       </w:r>
       <w:r>
         <w:rPr>
+          <w:sz w:val="22"/>
+          <w:szCs w:val="20"/>
           <w:lang w:val="en-GB"/>
         </w:rPr>
         <w:t xml:space="preserve"> (physical axioms), </w:t>
@@ -339,30 +439,40 @@
         <w:rPr>
           <w:i/>
           <w:iCs/>
+          <w:sz w:val="22"/>
+          <w:szCs w:val="20"/>
           <w:lang w:val="en-GB"/>
         </w:rPr>
         <w:t>positive</w:t>
       </w:r>
       <w:r>
         <w:rPr>
+          <w:sz w:val="22"/>
+          <w:szCs w:val="20"/>
           <w:lang w:val="en-GB"/>
         </w:rPr>
         <w:t xml:space="preserve"> (</w:t>
       </w:r>
       <w:r>
         <w:rPr>
+          <w:sz w:val="22"/>
+          <w:szCs w:val="20"/>
           <w:lang w:val="en-GB"/>
         </w:rPr>
         <w:t>regulations of an individual</w:t>
       </w:r>
       <w:r>
         <w:rPr>
+          <w:sz w:val="22"/>
+          <w:szCs w:val="20"/>
           <w:lang w:val="en-GB"/>
         </w:rPr>
         <w:t>’</w:t>
       </w:r>
       <w:r>
         <w:rPr>
+          <w:sz w:val="22"/>
+          <w:szCs w:val="20"/>
           <w:lang w:val="en-GB"/>
         </w:rPr>
         <w:t xml:space="preserve">s actions within a community) or </w:t>
@@ -371,54 +481,64 @@
         <w:rPr>
           <w:i/>
           <w:iCs/>
+          <w:sz w:val="22"/>
+          <w:szCs w:val="20"/>
           <w:lang w:val="en-GB"/>
         </w:rPr>
         <w:t>moral</w:t>
       </w:r>
       <w:r>
         <w:rPr>
+          <w:sz w:val="22"/>
+          <w:szCs w:val="20"/>
           <w:lang w:val="en-GB"/>
         </w:rPr>
         <w:t xml:space="preserve"> (</w:t>
       </w:r>
       <w:r>
         <w:rPr>
+          <w:sz w:val="22"/>
+          <w:szCs w:val="20"/>
           <w:lang w:val="en-GB"/>
         </w:rPr>
         <w:t xml:space="preserve">internal, conscience-based </w:t>
       </w:r>
       <w:r>
         <w:rPr>
+          <w:sz w:val="22"/>
+          <w:szCs w:val="20"/>
           <w:lang w:val="en-GB"/>
         </w:rPr>
         <w:t xml:space="preserve">regulations of </w:t>
       </w:r>
       <w:r>
         <w:rPr>
-          <w:lang w:val="en-GB"/>
-        </w:rPr>
-        <w:t>the individual</w:t>
-      </w:r>
-      <w:r>
-        <w:rPr>
-          <w:lang w:val="en-GB"/>
-        </w:rPr>
-        <w:t xml:space="preserve">’s </w:t>
-      </w:r>
-      <w:r>
-        <w:rPr>
+          <w:sz w:val="22"/>
+          <w:szCs w:val="20"/>
+          <w:lang w:val="en-GB"/>
+        </w:rPr>
+        <w:t xml:space="preserve">the individual’s </w:t>
+      </w:r>
+      <w:r>
+        <w:rPr>
+          <w:sz w:val="22"/>
+          <w:szCs w:val="20"/>
           <w:lang w:val="en-GB"/>
         </w:rPr>
         <w:t>conduct).</w:t>
       </w:r>
       <w:r>
         <w:rPr>
+          <w:sz w:val="22"/>
+          <w:szCs w:val="20"/>
           <w:lang w:val="en-GB"/>
         </w:rPr>
         <w:t xml:space="preserve"> Finally, </w:t>
       </w:r>
       <w:r>
         <w:rPr>
+          <w:sz w:val="22"/>
+          <w:szCs w:val="20"/>
           <w:lang w:val="en-GB"/>
         </w:rPr>
         <w:t xml:space="preserve">a law may be </w:t>
@@ -427,32 +547,44 @@
         <w:rPr>
           <w:i/>
           <w:iCs/>
+          <w:sz w:val="22"/>
+          <w:szCs w:val="20"/>
           <w:lang w:val="en-GB"/>
         </w:rPr>
         <w:t>imperative</w:t>
       </w:r>
       <w:r>
         <w:rPr>
+          <w:sz w:val="22"/>
+          <w:szCs w:val="20"/>
           <w:lang w:val="en-GB"/>
         </w:rPr>
         <w:t xml:space="preserve"> (it commands, although it is possible </w:t>
       </w:r>
       <w:r>
         <w:rPr>
+          <w:sz w:val="22"/>
+          <w:szCs w:val="20"/>
           <w:lang w:val="en-GB"/>
         </w:rPr>
         <w:t xml:space="preserve">not to follow its command) or </w:t>
       </w:r>
+      <w:proofErr w:type="spellStart"/>
       <w:r>
         <w:rPr>
           <w:i/>
           <w:iCs/>
+          <w:sz w:val="22"/>
+          <w:szCs w:val="20"/>
           <w:lang w:val="en-GB"/>
         </w:rPr>
         <w:t>impositive</w:t>
       </w:r>
-      <w:r>
-        <w:rPr>
+      <w:proofErr w:type="spellEnd"/>
+      <w:r>
+        <w:rPr>
+          <w:sz w:val="22"/>
+          <w:szCs w:val="20"/>
           <w:lang w:val="en-GB"/>
         </w:rPr>
         <w:t xml:space="preserve"> (it is impossible not to follow its command) according to its </w:t>
@@ -461,12 +593,16 @@
         <w:rPr>
           <w:b/>
           <w:bCs/>
+          <w:sz w:val="22"/>
+          <w:szCs w:val="20"/>
           <w:lang w:val="en-GB"/>
         </w:rPr>
         <w:t>capacity</w:t>
       </w:r>
       <w:r>
         <w:rPr>
+          <w:sz w:val="22"/>
+          <w:szCs w:val="20"/>
           <w:lang w:val="en-GB"/>
         </w:rPr>
         <w:t>.</w:t>
@@ -476,11 +612,15 @@
       <w:pPr>
         <w:pStyle w:val="Narracions"/>
         <w:rPr>
+          <w:sz w:val="22"/>
+          <w:szCs w:val="20"/>
           <w:lang w:val="en-GB"/>
         </w:rPr>
       </w:pPr>
       <w:r>
         <w:rPr>
+          <w:sz w:val="22"/>
+          <w:szCs w:val="20"/>
           <w:lang w:val="en-GB"/>
         </w:rPr>
         <w:t xml:space="preserve">Bellow, </w:t>
@@ -489,12 +629,16 @@
         <w:rPr>
           <w:i/>
           <w:iCs/>
+          <w:sz w:val="22"/>
+          <w:szCs w:val="20"/>
           <w:lang w:val="en-GB"/>
         </w:rPr>
         <w:t>Figure 1</w:t>
       </w:r>
       <w:r>
         <w:rPr>
+          <w:sz w:val="22"/>
+          <w:szCs w:val="20"/>
           <w:lang w:val="en-GB"/>
         </w:rPr>
         <w:t xml:space="preserve"> arranges the classifications in a schematic form.</w:t>
@@ -505,21 +649,27 @@
         <w:pStyle w:val="Narracions"/>
         <w:keepNext/>
         <w:spacing w:after="0"/>
+        <w:rPr>
+          <w:sz w:val="22"/>
+          <w:szCs w:val="20"/>
+        </w:rPr>
       </w:pPr>
       <w:r>
         <w:rPr>
           <w:noProof/>
+          <w:sz w:val="22"/>
+          <w:szCs w:val="20"/>
           <w:lang w:val="en-GB"/>
         </w:rPr>
         <w:drawing>
-          <wp:inline distT="0" distB="0" distL="0" distR="0" wp14:anchorId="5372252A" wp14:editId="1ACCB066">
-            <wp:extent cx="5400040" cy="2895600"/>
-            <wp:effectExtent l="0" t="0" r="0" b="0"/>
+          <wp:inline distT="0" distB="0" distL="0" distR="0" wp14:anchorId="5372252A" wp14:editId="5B07E113">
+            <wp:extent cx="5400040" cy="2700338"/>
+            <wp:effectExtent l="0" t="0" r="0" b="5080"/>
             <wp:docPr id="162933248" name="Diagram 1"/>
             <wp:cNvGraphicFramePr/>
             <a:graphic xmlns:a="http://schemas.openxmlformats.org/drawingml/2006/main">
               <a:graphicData uri="http://schemas.openxmlformats.org/drawingml/2006/diagram">
-                <dgm:relIds xmlns:dgm="http://schemas.openxmlformats.org/drawingml/2006/diagram" xmlns:r="http://schemas.openxmlformats.org/officeDocument/2006/relationships" r:dm="rId6" r:lo="rId7" r:qs="rId8" r:cs="rId9"/>
+                <dgm:relIds xmlns:dgm="http://schemas.openxmlformats.org/drawingml/2006/diagram" xmlns:r="http://schemas.openxmlformats.org/officeDocument/2006/relationships" r:dm="rId8" r:lo="rId9" r:qs="rId10" r:cs="rId11"/>
               </a:graphicData>
             </a:graphic>
           </wp:inline>
@@ -532,30 +682,50 @@
         <w:jc w:val="center"/>
         <w:rPr>
           <w:rFonts w:ascii="Arial" w:hAnsi="Arial" w:cs="Arial"/>
+          <w:sz w:val="16"/>
+          <w:szCs w:val="16"/>
           <w:lang w:val="en-GB"/>
         </w:rPr>
       </w:pPr>
+      <w:proofErr w:type="spellStart"/>
       <w:r>
         <w:rPr>
           <w:rFonts w:ascii="Arial" w:hAnsi="Arial" w:cs="Arial"/>
-        </w:rPr>
-        <w:t xml:space="preserve">Figure </w:t>
-      </w:r>
+          <w:sz w:val="16"/>
+          <w:szCs w:val="16"/>
+        </w:rPr>
+        <w:t>Figure</w:t>
+      </w:r>
+      <w:proofErr w:type="spellEnd"/>
       <w:r>
         <w:rPr>
           <w:rFonts w:ascii="Arial" w:hAnsi="Arial" w:cs="Arial"/>
+          <w:sz w:val="16"/>
+          <w:szCs w:val="16"/>
+        </w:rPr>
+        <w:t xml:space="preserve"> </w:t>
+      </w:r>
+      <w:r>
+        <w:rPr>
+          <w:rFonts w:ascii="Arial" w:hAnsi="Arial" w:cs="Arial"/>
+          <w:sz w:val="16"/>
+          <w:szCs w:val="16"/>
         </w:rPr>
         <w:fldChar w:fldCharType="begin"/>
       </w:r>
       <w:r>
         <w:rPr>
           <w:rFonts w:ascii="Arial" w:hAnsi="Arial" w:cs="Arial"/>
+          <w:sz w:val="16"/>
+          <w:szCs w:val="16"/>
         </w:rPr>
         <w:instrText xml:space="preserve"> SEQ Figure \* ARABIC </w:instrText>
       </w:r>
       <w:r>
         <w:rPr>
           <w:rFonts w:ascii="Arial" w:hAnsi="Arial" w:cs="Arial"/>
+          <w:sz w:val="16"/>
+          <w:szCs w:val="16"/>
         </w:rPr>
         <w:fldChar w:fldCharType="separate"/>
       </w:r>
@@ -563,21 +733,55 @@
         <w:rPr>
           <w:rFonts w:ascii="Arial" w:hAnsi="Arial" w:cs="Arial"/>
           <w:noProof/>
+          <w:sz w:val="16"/>
+          <w:szCs w:val="16"/>
         </w:rPr>
         <w:t>1</w:t>
       </w:r>
       <w:r>
         <w:rPr>
           <w:rFonts w:ascii="Arial" w:hAnsi="Arial" w:cs="Arial"/>
+          <w:sz w:val="16"/>
+          <w:szCs w:val="16"/>
         </w:rPr>
         <w:fldChar w:fldCharType="end"/>
       </w:r>
       <w:r>
         <w:rPr>
           <w:rFonts w:ascii="Arial" w:hAnsi="Arial" w:cs="Arial"/>
-        </w:rPr>
-        <w:t>. Classification of laws</w:t>
-      </w:r>
+          <w:sz w:val="16"/>
+          <w:szCs w:val="16"/>
+        </w:rPr>
+        <w:t xml:space="preserve">. </w:t>
+      </w:r>
+      <w:proofErr w:type="spellStart"/>
+      <w:r>
+        <w:rPr>
+          <w:rFonts w:ascii="Arial" w:hAnsi="Arial" w:cs="Arial"/>
+          <w:sz w:val="16"/>
+          <w:szCs w:val="16"/>
+        </w:rPr>
+        <w:t>Classification</w:t>
+      </w:r>
+      <w:proofErr w:type="spellEnd"/>
+      <w:r>
+        <w:rPr>
+          <w:rFonts w:ascii="Arial" w:hAnsi="Arial" w:cs="Arial"/>
+          <w:sz w:val="16"/>
+          <w:szCs w:val="16"/>
+        </w:rPr>
+        <w:t xml:space="preserve"> of </w:t>
+      </w:r>
+      <w:proofErr w:type="spellStart"/>
+      <w:r>
+        <w:rPr>
+          <w:rFonts w:ascii="Arial" w:hAnsi="Arial" w:cs="Arial"/>
+          <w:sz w:val="16"/>
+          <w:szCs w:val="16"/>
+        </w:rPr>
+        <w:t>laws</w:t>
+      </w:r>
+      <w:proofErr w:type="spellEnd"/>
     </w:p>
     <w:p>
       <w:pPr>
@@ -586,6 +790,8 @@
         <w:rPr>
           <w:b/>
           <w:bCs/>
+          <w:sz w:val="22"/>
+          <w:szCs w:val="20"/>
           <w:lang w:val="en-GB"/>
         </w:rPr>
       </w:pPr>
@@ -593,25 +799,21 @@
         <w:rPr>
           <w:b/>
           <w:bCs/>
-          <w:lang w:val="en-GB"/>
-        </w:rPr>
-        <w:lastRenderedPageBreak/>
+          <w:sz w:val="22"/>
+          <w:szCs w:val="20"/>
+          <w:lang w:val="en-GB"/>
+        </w:rPr>
         <w:t>2</w:t>
       </w:r>
       <w:r>
         <w:rPr>
           <w:b/>
           <w:bCs/>
+          <w:sz w:val="22"/>
+          <w:szCs w:val="20"/>
           <w:lang w:val="en-GB"/>
         </w:rPr>
         <w:tab/>
-      </w:r>
-      <w:r>
-        <w:rPr>
-          <w:b/>
-          <w:bCs/>
-          <w:lang w:val="en-GB"/>
-        </w:rPr>
         <w:t>Sanctions</w:t>
       </w:r>
     </w:p>
@@ -619,29 +821,40 @@
       <w:pPr>
         <w:pStyle w:val="Narracions"/>
         <w:rPr>
+          <w:sz w:val="22"/>
+          <w:szCs w:val="20"/>
           <w:lang w:val="en-GB"/>
         </w:rPr>
       </w:pPr>
       <w:r>
         <w:rPr>
-          <w:lang w:val="en-GB"/>
-        </w:rPr>
+          <w:sz w:val="22"/>
+          <w:szCs w:val="20"/>
+          <w:lang w:val="en-GB"/>
+        </w:rPr>
+        <w:lastRenderedPageBreak/>
         <w:t xml:space="preserve">A law entails a sanction, which is </w:t>
       </w:r>
       <w:r>
         <w:rPr>
+          <w:sz w:val="22"/>
+          <w:szCs w:val="20"/>
           <w:lang w:val="en-GB"/>
         </w:rPr>
         <w:t xml:space="preserve">the act through which a competent authority ratifies and validifies </w:t>
       </w:r>
       <w:r>
         <w:rPr>
+          <w:sz w:val="22"/>
+          <w:szCs w:val="20"/>
           <w:lang w:val="en-GB"/>
         </w:rPr>
         <w:t xml:space="preserve">a law. Sanctions may be classified </w:t>
       </w:r>
       <w:r>
         <w:rPr>
+          <w:sz w:val="22"/>
+          <w:szCs w:val="20"/>
           <w:lang w:val="en-GB"/>
         </w:rPr>
         <w:t xml:space="preserve">depending on whether they are </w:t>
@@ -650,12 +863,16 @@
         <w:rPr>
           <w:b/>
           <w:bCs/>
+          <w:sz w:val="22"/>
+          <w:szCs w:val="20"/>
           <w:lang w:val="en-GB"/>
         </w:rPr>
         <w:t>external</w:t>
       </w:r>
       <w:r>
         <w:rPr>
+          <w:sz w:val="22"/>
+          <w:szCs w:val="20"/>
           <w:lang w:val="en-GB"/>
         </w:rPr>
         <w:t xml:space="preserve"> or </w:t>
@@ -664,18 +881,24 @@
         <w:rPr>
           <w:b/>
           <w:bCs/>
+          <w:sz w:val="22"/>
+          <w:szCs w:val="20"/>
           <w:lang w:val="en-GB"/>
         </w:rPr>
         <w:t xml:space="preserve">internal </w:t>
       </w:r>
       <w:r>
         <w:rPr>
+          <w:sz w:val="22"/>
+          <w:szCs w:val="20"/>
           <w:lang w:val="en-GB"/>
         </w:rPr>
         <w:t>to the individual to which the law applies.</w:t>
       </w:r>
       <w:r>
         <w:rPr>
+          <w:sz w:val="22"/>
+          <w:szCs w:val="20"/>
           <w:lang w:val="en-GB"/>
         </w:rPr>
         <w:t xml:space="preserve"> </w:t>
@@ -684,12 +907,16 @@
         <w:rPr>
           <w:b/>
           <w:bCs/>
+          <w:sz w:val="22"/>
+          <w:szCs w:val="20"/>
           <w:lang w:val="en-GB"/>
         </w:rPr>
         <w:t>External</w:t>
       </w:r>
       <w:r>
         <w:rPr>
+          <w:sz w:val="22"/>
+          <w:szCs w:val="20"/>
           <w:lang w:val="en-GB"/>
         </w:rPr>
         <w:t xml:space="preserve"> sanctions may be </w:t>
@@ -698,18 +925,42 @@
         <w:rPr>
           <w:i/>
           <w:iCs/>
+          <w:sz w:val="22"/>
+          <w:szCs w:val="20"/>
           <w:lang w:val="en-GB"/>
         </w:rPr>
         <w:t>natural</w:t>
       </w:r>
       <w:r>
         <w:rPr>
-          <w:lang w:val="en-GB"/>
-        </w:rPr>
-        <w:t xml:space="preserve"> (a favourable or disfavourable </w:t>
-      </w:r>
-      <w:r>
-        <w:rPr>
+          <w:sz w:val="22"/>
+          <w:szCs w:val="20"/>
+          <w:lang w:val="en-GB"/>
+        </w:rPr>
+        <w:t xml:space="preserve"> (a favourable or </w:t>
+      </w:r>
+      <w:proofErr w:type="spellStart"/>
+      <w:r>
+        <w:rPr>
+          <w:sz w:val="22"/>
+          <w:szCs w:val="20"/>
+          <w:lang w:val="en-GB"/>
+        </w:rPr>
+        <w:t>disfavourable</w:t>
+      </w:r>
+      <w:proofErr w:type="spellEnd"/>
+      <w:r>
+        <w:rPr>
+          <w:sz w:val="22"/>
+          <w:szCs w:val="20"/>
+          <w:lang w:val="en-GB"/>
+        </w:rPr>
+        <w:t xml:space="preserve"> </w:t>
+      </w:r>
+      <w:r>
+        <w:rPr>
+          <w:sz w:val="22"/>
+          <w:szCs w:val="20"/>
           <w:lang w:val="en-GB"/>
         </w:rPr>
         <w:t xml:space="preserve">consequence of the act without the intervention of any agent), </w:t>
@@ -718,36 +969,48 @@
         <w:rPr>
           <w:i/>
           <w:iCs/>
+          <w:sz w:val="22"/>
+          <w:szCs w:val="20"/>
           <w:lang w:val="en-GB"/>
         </w:rPr>
         <w:t>social</w:t>
       </w:r>
       <w:r>
         <w:rPr>
+          <w:sz w:val="22"/>
+          <w:szCs w:val="20"/>
           <w:lang w:val="en-GB"/>
         </w:rPr>
         <w:t xml:space="preserve"> (a positive or negative </w:t>
       </w:r>
       <w:r>
         <w:rPr>
+          <w:sz w:val="22"/>
+          <w:szCs w:val="20"/>
           <w:lang w:val="en-GB"/>
         </w:rPr>
         <w:t>valuation</w:t>
       </w:r>
       <w:r>
         <w:rPr>
+          <w:sz w:val="22"/>
+          <w:szCs w:val="20"/>
           <w:lang w:val="en-GB"/>
         </w:rPr>
         <w:t xml:space="preserve"> </w:t>
       </w:r>
       <w:r>
         <w:rPr>
+          <w:sz w:val="22"/>
+          <w:szCs w:val="20"/>
           <w:lang w:val="en-GB"/>
         </w:rPr>
         <w:t xml:space="preserve">of the act from the </w:t>
       </w:r>
       <w:r>
         <w:rPr>
+          <w:sz w:val="22"/>
+          <w:szCs w:val="20"/>
           <w:lang w:val="en-GB"/>
         </w:rPr>
         <w:t xml:space="preserve">individual’s community), or </w:t>
@@ -756,36 +1019,48 @@
         <w:rPr>
           <w:i/>
           <w:iCs/>
+          <w:sz w:val="22"/>
+          <w:szCs w:val="20"/>
           <w:lang w:val="en-GB"/>
         </w:rPr>
         <w:t>legal</w:t>
       </w:r>
       <w:r>
         <w:rPr>
+          <w:sz w:val="22"/>
+          <w:szCs w:val="20"/>
           <w:lang w:val="en-GB"/>
         </w:rPr>
         <w:t xml:space="preserve"> (</w:t>
       </w:r>
       <w:r>
         <w:rPr>
+          <w:sz w:val="22"/>
+          <w:szCs w:val="20"/>
           <w:lang w:val="en-GB"/>
         </w:rPr>
         <w:t xml:space="preserve">the sentence applied to an act </w:t>
       </w:r>
       <w:r>
         <w:rPr>
+          <w:sz w:val="22"/>
+          <w:szCs w:val="20"/>
           <w:lang w:val="en-GB"/>
         </w:rPr>
         <w:t>according to</w:t>
       </w:r>
       <w:r>
         <w:rPr>
+          <w:sz w:val="22"/>
+          <w:szCs w:val="20"/>
           <w:lang w:val="en-GB"/>
         </w:rPr>
         <w:t xml:space="preserve"> the law, most often negative).</w:t>
       </w:r>
       <w:r>
         <w:rPr>
+          <w:sz w:val="22"/>
+          <w:szCs w:val="20"/>
           <w:lang w:val="en-GB"/>
         </w:rPr>
         <w:t xml:space="preserve"> </w:t>
@@ -794,12 +1069,16 @@
         <w:rPr>
           <w:b/>
           <w:bCs/>
+          <w:sz w:val="22"/>
+          <w:szCs w:val="20"/>
           <w:lang w:val="en-GB"/>
         </w:rPr>
         <w:t>Internal</w:t>
       </w:r>
       <w:r>
         <w:rPr>
+          <w:sz w:val="22"/>
+          <w:szCs w:val="20"/>
           <w:lang w:val="en-GB"/>
         </w:rPr>
         <w:t xml:space="preserve"> sanctions can be considered </w:t>
@@ -808,18 +1087,24 @@
         <w:rPr>
           <w:i/>
           <w:iCs/>
+          <w:sz w:val="22"/>
+          <w:szCs w:val="20"/>
           <w:lang w:val="en-GB"/>
         </w:rPr>
         <w:t>negative</w:t>
       </w:r>
       <w:r>
         <w:rPr>
+          <w:sz w:val="22"/>
+          <w:szCs w:val="20"/>
           <w:lang w:val="en-GB"/>
         </w:rPr>
         <w:t xml:space="preserve"> (shame, </w:t>
       </w:r>
       <w:r>
         <w:rPr>
+          <w:sz w:val="22"/>
+          <w:szCs w:val="20"/>
           <w:lang w:val="en-GB"/>
         </w:rPr>
         <w:t xml:space="preserve">remorse, regret) or </w:t>
@@ -828,12 +1113,16 @@
         <w:rPr>
           <w:i/>
           <w:iCs/>
+          <w:sz w:val="22"/>
+          <w:szCs w:val="20"/>
           <w:lang w:val="en-GB"/>
         </w:rPr>
         <w:t>positive</w:t>
       </w:r>
       <w:r>
         <w:rPr>
+          <w:sz w:val="22"/>
+          <w:szCs w:val="20"/>
           <w:lang w:val="en-GB"/>
         </w:rPr>
         <w:t xml:space="preserve"> (joy, moral satisfaction).</w:t>
@@ -843,11 +1132,15 @@
       <w:pPr>
         <w:pStyle w:val="Narracions"/>
         <w:rPr>
+          <w:sz w:val="22"/>
+          <w:szCs w:val="20"/>
           <w:lang w:val="en-GB"/>
         </w:rPr>
       </w:pPr>
       <w:r>
         <w:rPr>
+          <w:sz w:val="22"/>
+          <w:szCs w:val="20"/>
           <w:lang w:val="en-GB"/>
         </w:rPr>
         <w:t xml:space="preserve">Bellow, </w:t>
@@ -856,20 +1149,16 @@
         <w:rPr>
           <w:i/>
           <w:iCs/>
-          <w:lang w:val="en-GB"/>
-        </w:rPr>
-        <w:t xml:space="preserve">Figure </w:t>
-      </w:r>
-      <w:r>
-        <w:rPr>
-          <w:i/>
-          <w:iCs/>
-          <w:lang w:val="en-GB"/>
-        </w:rPr>
-        <w:t>2</w:t>
-      </w:r>
-      <w:r>
-        <w:rPr>
+          <w:sz w:val="22"/>
+          <w:szCs w:val="20"/>
+          <w:lang w:val="en-GB"/>
+        </w:rPr>
+        <w:t>Figure 2</w:t>
+      </w:r>
+      <w:r>
+        <w:rPr>
+          <w:sz w:val="22"/>
+          <w:szCs w:val="20"/>
           <w:lang w:val="en-GB"/>
         </w:rPr>
         <w:t xml:space="preserve"> arranges the classification in a schematic form.</w:t>
@@ -880,21 +1169,27 @@
         <w:pStyle w:val="Narracions"/>
         <w:keepNext/>
         <w:spacing w:after="0"/>
+        <w:rPr>
+          <w:sz w:val="22"/>
+          <w:szCs w:val="20"/>
+        </w:rPr>
       </w:pPr>
       <w:r>
         <w:rPr>
           <w:noProof/>
+          <w:sz w:val="22"/>
+          <w:szCs w:val="20"/>
           <w:lang w:val="en-GB"/>
         </w:rPr>
         <w:drawing>
-          <wp:inline distT="0" distB="0" distL="0" distR="0" wp14:anchorId="005DEEFE" wp14:editId="6E817739">
-            <wp:extent cx="5400040" cy="2066925"/>
+          <wp:inline distT="0" distB="0" distL="0" distR="0" wp14:anchorId="005DEEFE" wp14:editId="6CE0417B">
+            <wp:extent cx="5400040" cy="1866900"/>
             <wp:effectExtent l="0" t="0" r="0" b="0"/>
             <wp:docPr id="309351838" name="Diagram 1"/>
             <wp:cNvGraphicFramePr/>
             <a:graphic xmlns:a="http://schemas.openxmlformats.org/drawingml/2006/main">
               <a:graphicData uri="http://schemas.openxmlformats.org/drawingml/2006/diagram">
-                <dgm:relIds xmlns:dgm="http://schemas.openxmlformats.org/drawingml/2006/diagram" xmlns:r="http://schemas.openxmlformats.org/officeDocument/2006/relationships" r:dm="rId11" r:lo="rId12" r:qs="rId13" r:cs="rId14"/>
+                <dgm:relIds xmlns:dgm="http://schemas.openxmlformats.org/drawingml/2006/diagram" xmlns:r="http://schemas.openxmlformats.org/officeDocument/2006/relationships" r:dm="rId13" r:lo="rId14" r:qs="rId15" r:cs="rId16"/>
               </a:graphicData>
             </a:graphic>
           </wp:inline>
@@ -907,29 +1202,49 @@
         <w:jc w:val="center"/>
         <w:rPr>
           <w:rFonts w:ascii="Arial" w:hAnsi="Arial" w:cs="Arial"/>
+          <w:sz w:val="16"/>
+          <w:szCs w:val="16"/>
         </w:rPr>
       </w:pPr>
+      <w:proofErr w:type="spellStart"/>
       <w:r>
         <w:rPr>
           <w:rFonts w:ascii="Arial" w:hAnsi="Arial" w:cs="Arial"/>
-        </w:rPr>
-        <w:t xml:space="preserve">Figure </w:t>
-      </w:r>
+          <w:sz w:val="16"/>
+          <w:szCs w:val="16"/>
+        </w:rPr>
+        <w:t>Figure</w:t>
+      </w:r>
+      <w:proofErr w:type="spellEnd"/>
       <w:r>
         <w:rPr>
           <w:rFonts w:ascii="Arial" w:hAnsi="Arial" w:cs="Arial"/>
+          <w:sz w:val="16"/>
+          <w:szCs w:val="16"/>
+        </w:rPr>
+        <w:t xml:space="preserve"> </w:t>
+      </w:r>
+      <w:r>
+        <w:rPr>
+          <w:rFonts w:ascii="Arial" w:hAnsi="Arial" w:cs="Arial"/>
+          <w:sz w:val="16"/>
+          <w:szCs w:val="16"/>
         </w:rPr>
         <w:fldChar w:fldCharType="begin"/>
       </w:r>
       <w:r>
         <w:rPr>
           <w:rFonts w:ascii="Arial" w:hAnsi="Arial" w:cs="Arial"/>
+          <w:sz w:val="16"/>
+          <w:szCs w:val="16"/>
         </w:rPr>
         <w:instrText xml:space="preserve"> SEQ Figure \* ARABIC </w:instrText>
       </w:r>
       <w:r>
         <w:rPr>
           <w:rFonts w:ascii="Arial" w:hAnsi="Arial" w:cs="Arial"/>
+          <w:sz w:val="16"/>
+          <w:szCs w:val="16"/>
         </w:rPr>
         <w:fldChar w:fldCharType="separate"/>
       </w:r>
@@ -937,24 +1252,50 @@
         <w:rPr>
           <w:rFonts w:ascii="Arial" w:hAnsi="Arial" w:cs="Arial"/>
           <w:noProof/>
+          <w:sz w:val="16"/>
+          <w:szCs w:val="16"/>
         </w:rPr>
         <w:t>2</w:t>
       </w:r>
       <w:r>
         <w:rPr>
           <w:rFonts w:ascii="Arial" w:hAnsi="Arial" w:cs="Arial"/>
+          <w:sz w:val="16"/>
+          <w:szCs w:val="16"/>
         </w:rPr>
         <w:fldChar w:fldCharType="end"/>
       </w:r>
       <w:r>
         <w:rPr>
           <w:rFonts w:ascii="Arial" w:hAnsi="Arial" w:cs="Arial"/>
-        </w:rPr>
-        <w:t xml:space="preserve">. Classification of </w:t>
-      </w:r>
+          <w:sz w:val="16"/>
+          <w:szCs w:val="16"/>
+        </w:rPr>
+        <w:t xml:space="preserve">. </w:t>
+      </w:r>
+      <w:proofErr w:type="spellStart"/>
       <w:r>
         <w:rPr>
           <w:rFonts w:ascii="Arial" w:hAnsi="Arial" w:cs="Arial"/>
+          <w:sz w:val="16"/>
+          <w:szCs w:val="16"/>
+        </w:rPr>
+        <w:t>Classification</w:t>
+      </w:r>
+      <w:proofErr w:type="spellEnd"/>
+      <w:r>
+        <w:rPr>
+          <w:rFonts w:ascii="Arial" w:hAnsi="Arial" w:cs="Arial"/>
+          <w:sz w:val="16"/>
+          <w:szCs w:val="16"/>
+        </w:rPr>
+        <w:t xml:space="preserve"> of </w:t>
+      </w:r>
+      <w:r>
+        <w:rPr>
+          <w:rFonts w:ascii="Arial" w:hAnsi="Arial" w:cs="Arial"/>
+          <w:sz w:val="16"/>
+          <w:szCs w:val="16"/>
         </w:rPr>
         <w:t>sancions</w:t>
       </w:r>
@@ -963,6 +1304,8 @@
       <w:pPr>
         <w:pStyle w:val="Narracions"/>
         <w:rPr>
+          <w:sz w:val="22"/>
+          <w:szCs w:val="20"/>
           <w:lang w:val="en-GB"/>
         </w:rPr>
       </w:pPr>
@@ -970,12 +1313,16 @@
         <w:rPr>
           <w:b/>
           <w:bCs/>
+          <w:sz w:val="22"/>
+          <w:szCs w:val="20"/>
           <w:lang w:val="en-GB"/>
         </w:rPr>
         <w:t>Internal</w:t>
       </w:r>
       <w:r>
         <w:rPr>
+          <w:sz w:val="22"/>
+          <w:szCs w:val="20"/>
           <w:lang w:val="en-GB"/>
         </w:rPr>
         <w:t xml:space="preserve"> </w:t>
@@ -984,30 +1331,40 @@
         <w:rPr>
           <w:b/>
           <w:bCs/>
+          <w:sz w:val="22"/>
+          <w:szCs w:val="20"/>
           <w:lang w:val="en-GB"/>
         </w:rPr>
         <w:t>sanctions will not be dealt with in this project</w:t>
       </w:r>
       <w:r>
         <w:rPr>
+          <w:sz w:val="22"/>
+          <w:szCs w:val="20"/>
           <w:lang w:val="en-GB"/>
         </w:rPr>
         <w:t xml:space="preserve">, </w:t>
       </w:r>
       <w:r>
         <w:rPr>
+          <w:sz w:val="22"/>
+          <w:szCs w:val="20"/>
           <w:lang w:val="en-GB"/>
         </w:rPr>
         <w:t>as</w:t>
       </w:r>
       <w:r>
         <w:rPr>
+          <w:sz w:val="22"/>
+          <w:szCs w:val="20"/>
           <w:lang w:val="en-GB"/>
         </w:rPr>
         <w:t xml:space="preserve"> an Artificial Intelligence model does not have the capability to experience the internal states </w:t>
       </w:r>
       <w:r>
         <w:rPr>
+          <w:sz w:val="22"/>
+          <w:szCs w:val="20"/>
           <w:lang w:val="en-GB"/>
         </w:rPr>
         <w:t xml:space="preserve">that would lead to </w:t>
@@ -1016,12 +1373,16 @@
         <w:rPr>
           <w:i/>
           <w:iCs/>
+          <w:sz w:val="22"/>
+          <w:szCs w:val="20"/>
           <w:lang w:val="en-GB"/>
         </w:rPr>
         <w:t>feeling</w:t>
       </w:r>
       <w:r>
         <w:rPr>
+          <w:sz w:val="22"/>
+          <w:szCs w:val="20"/>
           <w:lang w:val="en-GB"/>
         </w:rPr>
         <w:t xml:space="preserve"> a sanction resulting from an automatised action.</w:t>
@@ -1034,6 +1395,8 @@
         <w:rPr>
           <w:b/>
           <w:bCs/>
+          <w:sz w:val="22"/>
+          <w:szCs w:val="20"/>
           <w:lang w:val="en-GB"/>
         </w:rPr>
       </w:pPr>
@@ -1041,6 +1404,8 @@
         <w:rPr>
           <w:b/>
           <w:bCs/>
+          <w:sz w:val="22"/>
+          <w:szCs w:val="20"/>
           <w:lang w:val="en-GB"/>
         </w:rPr>
         <w:t>3</w:t>
@@ -1049,6 +1414,8 @@
         <w:rPr>
           <w:b/>
           <w:bCs/>
+          <w:sz w:val="22"/>
+          <w:szCs w:val="20"/>
           <w:lang w:val="en-GB"/>
         </w:rPr>
         <w:tab/>
@@ -1057,6 +1424,8 @@
         <w:rPr>
           <w:b/>
           <w:bCs/>
+          <w:sz w:val="22"/>
+          <w:szCs w:val="20"/>
           <w:lang w:val="en-GB"/>
         </w:rPr>
         <w:t>Schools of thought</w:t>
@@ -1066,17 +1435,23 @@
       <w:pPr>
         <w:pStyle w:val="Narracions"/>
         <w:rPr>
+          <w:sz w:val="22"/>
+          <w:szCs w:val="20"/>
           <w:lang w:val="en-GB"/>
         </w:rPr>
       </w:pPr>
       <w:r>
         <w:rPr>
+          <w:sz w:val="22"/>
+          <w:szCs w:val="20"/>
           <w:lang w:val="en-GB"/>
         </w:rPr>
         <w:t xml:space="preserve">The project will observe five main schools of thought </w:t>
       </w:r>
       <w:r>
         <w:rPr>
+          <w:sz w:val="22"/>
+          <w:szCs w:val="20"/>
           <w:lang w:val="en-GB"/>
         </w:rPr>
         <w:t xml:space="preserve">on how to deal with </w:t>
@@ -1085,12 +1460,16 @@
         <w:rPr>
           <w:b/>
           <w:bCs/>
+          <w:sz w:val="22"/>
+          <w:szCs w:val="20"/>
           <w:lang w:val="en-GB"/>
         </w:rPr>
         <w:t>moral</w:t>
       </w:r>
       <w:r>
         <w:rPr>
+          <w:sz w:val="22"/>
+          <w:szCs w:val="20"/>
           <w:lang w:val="en-GB"/>
         </w:rPr>
         <w:t xml:space="preserve"> </w:t>
@@ -1099,30 +1478,40 @@
         <w:rPr>
           <w:b/>
           <w:bCs/>
+          <w:sz w:val="22"/>
+          <w:szCs w:val="20"/>
           <w:lang w:val="en-GB"/>
         </w:rPr>
         <w:t>laws</w:t>
       </w:r>
       <w:r>
         <w:rPr>
+          <w:sz w:val="22"/>
+          <w:szCs w:val="20"/>
           <w:lang w:val="en-GB"/>
         </w:rPr>
         <w:t xml:space="preserve">. </w:t>
       </w:r>
       <w:r>
         <w:rPr>
+          <w:sz w:val="22"/>
+          <w:szCs w:val="20"/>
           <w:lang w:val="en-GB"/>
         </w:rPr>
         <w:t xml:space="preserve">They </w:t>
       </w:r>
       <w:r>
         <w:rPr>
+          <w:sz w:val="22"/>
+          <w:szCs w:val="20"/>
           <w:lang w:val="en-GB"/>
         </w:rPr>
         <w:t>disagree</w:t>
       </w:r>
       <w:r>
         <w:rPr>
+          <w:sz w:val="22"/>
+          <w:szCs w:val="20"/>
           <w:lang w:val="en-GB"/>
         </w:rPr>
         <w:t xml:space="preserve"> on the laws’ </w:t>
@@ -1131,12 +1520,16 @@
         <w:rPr>
           <w:b/>
           <w:bCs/>
+          <w:sz w:val="22"/>
+          <w:szCs w:val="20"/>
           <w:lang w:val="en-GB"/>
         </w:rPr>
         <w:t>origin</w:t>
       </w:r>
       <w:r>
         <w:rPr>
+          <w:sz w:val="22"/>
+          <w:szCs w:val="20"/>
           <w:lang w:val="en-GB"/>
         </w:rPr>
         <w:t xml:space="preserve">, </w:t>
@@ -1145,18 +1538,24 @@
         <w:rPr>
           <w:b/>
           <w:bCs/>
+          <w:sz w:val="22"/>
+          <w:szCs w:val="20"/>
           <w:lang w:val="en-GB"/>
         </w:rPr>
         <w:t>characteristics</w:t>
       </w:r>
       <w:r>
         <w:rPr>
+          <w:sz w:val="22"/>
+          <w:szCs w:val="20"/>
           <w:lang w:val="en-GB"/>
         </w:rPr>
         <w:t xml:space="preserve"> and </w:t>
       </w:r>
       <w:r>
         <w:rPr>
+          <w:sz w:val="22"/>
+          <w:szCs w:val="20"/>
           <w:lang w:val="en-GB"/>
         </w:rPr>
         <w:t xml:space="preserve">the way through which they are </w:t>
@@ -1165,12 +1564,16 @@
         <w:rPr>
           <w:b/>
           <w:bCs/>
+          <w:sz w:val="22"/>
+          <w:szCs w:val="20"/>
           <w:lang w:val="en-GB"/>
         </w:rPr>
         <w:t>known</w:t>
       </w:r>
       <w:r>
         <w:rPr>
+          <w:sz w:val="22"/>
+          <w:szCs w:val="20"/>
           <w:lang w:val="en-GB"/>
         </w:rPr>
         <w:t>.</w:t>
@@ -1179,12 +1582,16 @@
         <w:rPr>
           <w:b/>
           <w:bCs/>
+          <w:sz w:val="22"/>
+          <w:szCs w:val="20"/>
           <w:lang w:val="en-GB"/>
         </w:rPr>
         <w:t xml:space="preserve"> </w:t>
       </w:r>
       <w:r>
         <w:rPr>
+          <w:sz w:val="22"/>
+          <w:szCs w:val="20"/>
           <w:lang w:val="en-GB"/>
         </w:rPr>
         <w:t>They will be broadly evaluated according to the feasibility of their implementation into the training of an Artificial Intelligence model.</w:t>
@@ -1193,7 +1600,13 @@
     <w:p>
       <w:pPr>
         <w:pStyle w:val="Narracions"/>
-        <w:rPr>
+        <w:numPr>
+          <w:ilvl w:val="0"/>
+          <w:numId w:val="2"/>
+        </w:numPr>
+        <w:rPr>
+          <w:sz w:val="22"/>
+          <w:szCs w:val="20"/>
           <w:lang w:val="en-GB"/>
         </w:rPr>
       </w:pPr>
@@ -1201,21 +1614,121 @@
         <w:rPr>
           <w:b/>
           <w:bCs/>
+          <w:sz w:val="22"/>
+          <w:szCs w:val="20"/>
           <w:lang w:val="en-GB"/>
         </w:rPr>
         <w:t>Moral absolutism</w:t>
       </w:r>
       <w:r>
         <w:rPr>
-          <w:lang w:val="en-GB"/>
-        </w:rPr>
-        <w:t xml:space="preserve"> is</w:t>
+          <w:sz w:val="22"/>
+          <w:szCs w:val="20"/>
+          <w:lang w:val="en-GB"/>
+        </w:rPr>
+        <w:t xml:space="preserve"> </w:t>
+      </w:r>
+      <w:r>
+        <w:rPr>
+          <w:sz w:val="22"/>
+          <w:szCs w:val="20"/>
+          <w:lang w:val="en-GB"/>
+        </w:rPr>
+        <w:t xml:space="preserve">defends that moral laws are universal (in that they apply to every human being, everywhere and anytime) and objective (so they are independent from any </w:t>
+      </w:r>
+      <w:proofErr w:type="gramStart"/>
+      <w:r>
+        <w:rPr>
+          <w:sz w:val="22"/>
+          <w:szCs w:val="20"/>
+          <w:lang w:val="en-GB"/>
+        </w:rPr>
+        <w:t>particular consideration</w:t>
+      </w:r>
+      <w:proofErr w:type="gramEnd"/>
+      <w:r>
+        <w:rPr>
+          <w:sz w:val="22"/>
+          <w:szCs w:val="20"/>
+          <w:lang w:val="en-GB"/>
+        </w:rPr>
+        <w:t xml:space="preserve">, </w:t>
+      </w:r>
+      <w:r>
+        <w:rPr>
+          <w:sz w:val="22"/>
+          <w:szCs w:val="20"/>
+          <w:lang w:val="en-GB"/>
+        </w:rPr>
+        <w:t>it being from a time, a community, etc.). It can also be interpreted as defending that moral laws do not admit any kind of exception</w:t>
+      </w:r>
+      <w:r>
+        <w:rPr>
+          <w:sz w:val="22"/>
+          <w:szCs w:val="20"/>
+          <w:lang w:val="en-GB"/>
+        </w:rPr>
+        <w:t xml:space="preserve"> or infraction</w:t>
+      </w:r>
+      <w:r>
+        <w:rPr>
+          <w:sz w:val="22"/>
+          <w:szCs w:val="20"/>
+          <w:lang w:val="en-GB"/>
+        </w:rPr>
+        <w:t>.</w:t>
+      </w:r>
+      <w:r>
+        <w:rPr>
+          <w:sz w:val="22"/>
+          <w:szCs w:val="20"/>
+          <w:lang w:val="en-GB"/>
+        </w:rPr>
+        <w:t xml:space="preserve"> It opposes moral objectivism.</w:t>
+      </w:r>
+      <w:r>
+        <w:rPr>
+          <w:sz w:val="22"/>
+          <w:szCs w:val="20"/>
+          <w:lang w:val="en-GB"/>
+        </w:rPr>
+        <w:t xml:space="preserve"> Immanuel Kant’s categorical imperative is an example of</w:t>
+      </w:r>
+      <w:r>
+        <w:rPr>
+          <w:sz w:val="22"/>
+          <w:szCs w:val="20"/>
+          <w:lang w:val="en-GB"/>
+        </w:rPr>
+        <w:t xml:space="preserve"> moral absolut</w:t>
+      </w:r>
+      <w:r>
+        <w:rPr>
+          <w:sz w:val="22"/>
+          <w:szCs w:val="20"/>
+          <w:lang w:val="en-GB"/>
+        </w:rPr>
+        <w:t>ism</w:t>
+      </w:r>
+      <w:r>
+        <w:rPr>
+          <w:sz w:val="22"/>
+          <w:szCs w:val="20"/>
+          <w:lang w:val="en-GB"/>
+        </w:rPr>
+        <w:t>.</w:t>
       </w:r>
     </w:p>
     <w:p>
       <w:pPr>
         <w:pStyle w:val="Narracions"/>
-        <w:rPr>
+        <w:numPr>
+          <w:ilvl w:val="0"/>
+          <w:numId w:val="2"/>
+        </w:numPr>
+        <w:rPr>
+          <w:sz w:val="22"/>
+          <w:szCs w:val="20"/>
           <w:lang w:val="en-GB"/>
         </w:rPr>
       </w:pPr>
@@ -1223,66 +1736,697 @@
         <w:rPr>
           <w:b/>
           <w:bCs/>
+          <w:sz w:val="22"/>
+          <w:szCs w:val="20"/>
           <w:lang w:val="en-GB"/>
         </w:rPr>
         <w:t>Moral objectivism</w:t>
       </w:r>
       <w:r>
         <w:rPr>
-          <w:lang w:val="en-GB"/>
-        </w:rPr>
-        <w:t xml:space="preserve"> is</w:t>
+          <w:sz w:val="22"/>
+          <w:szCs w:val="20"/>
+          <w:lang w:val="en-GB"/>
+        </w:rPr>
+        <w:t xml:space="preserve"> </w:t>
+      </w:r>
+      <w:r>
+        <w:rPr>
+          <w:sz w:val="22"/>
+          <w:szCs w:val="20"/>
+          <w:lang w:val="en-GB"/>
+        </w:rPr>
+        <w:t>tackles the possibility of moral conflict, where two or more moral l</w:t>
+      </w:r>
+      <w:r>
+        <w:rPr>
+          <w:sz w:val="22"/>
+          <w:szCs w:val="20"/>
+          <w:lang w:val="en-GB"/>
+        </w:rPr>
+        <w:t>a</w:t>
+      </w:r>
+      <w:r>
+        <w:rPr>
+          <w:sz w:val="22"/>
+          <w:szCs w:val="20"/>
+          <w:lang w:val="en-GB"/>
+        </w:rPr>
+        <w:t xml:space="preserve">ws might force </w:t>
+      </w:r>
+      <w:r>
+        <w:rPr>
+          <w:sz w:val="22"/>
+          <w:szCs w:val="20"/>
+          <w:lang w:val="en-GB"/>
+        </w:rPr>
+        <w:t xml:space="preserve">disobeying </w:t>
+      </w:r>
+      <w:r>
+        <w:rPr>
+          <w:sz w:val="22"/>
+          <w:szCs w:val="20"/>
+          <w:lang w:val="en-GB"/>
+        </w:rPr>
+        <w:t>the</w:t>
+      </w:r>
+      <w:r>
+        <w:rPr>
+          <w:sz w:val="22"/>
+          <w:szCs w:val="20"/>
+          <w:lang w:val="en-GB"/>
+        </w:rPr>
+        <w:t xml:space="preserve"> other</w:t>
+      </w:r>
+      <w:r>
+        <w:rPr>
+          <w:sz w:val="22"/>
+          <w:szCs w:val="20"/>
+          <w:lang w:val="en-GB"/>
+        </w:rPr>
+        <w:t>s</w:t>
+      </w:r>
+      <w:r>
+        <w:rPr>
+          <w:sz w:val="22"/>
+          <w:szCs w:val="20"/>
+          <w:lang w:val="en-GB"/>
+        </w:rPr>
+        <w:t xml:space="preserve"> </w:t>
+      </w:r>
+      <w:r>
+        <w:rPr>
+          <w:sz w:val="22"/>
+          <w:szCs w:val="20"/>
+          <w:lang w:val="en-GB"/>
+        </w:rPr>
+        <w:t>to</w:t>
+      </w:r>
+      <w:r>
+        <w:rPr>
+          <w:sz w:val="22"/>
+          <w:szCs w:val="20"/>
+          <w:lang w:val="en-GB"/>
+        </w:rPr>
+        <w:t xml:space="preserve"> comply with th</w:t>
+      </w:r>
+      <w:r>
+        <w:rPr>
+          <w:sz w:val="22"/>
+          <w:szCs w:val="20"/>
+          <w:lang w:val="en-GB"/>
+        </w:rPr>
+        <w:t>em</w:t>
+      </w:r>
+      <w:r>
+        <w:rPr>
+          <w:sz w:val="22"/>
+          <w:szCs w:val="20"/>
+          <w:lang w:val="en-GB"/>
+        </w:rPr>
+        <w:t xml:space="preserve">, which leads </w:t>
+      </w:r>
+      <w:r>
+        <w:rPr>
+          <w:sz w:val="22"/>
+          <w:szCs w:val="20"/>
+          <w:lang w:val="en-GB"/>
+        </w:rPr>
+        <w:lastRenderedPageBreak/>
+        <w:t xml:space="preserve">it to apply </w:t>
+      </w:r>
+      <w:r>
+        <w:rPr>
+          <w:sz w:val="22"/>
+          <w:szCs w:val="20"/>
+          <w:lang w:val="en-GB"/>
+        </w:rPr>
+        <w:t xml:space="preserve">a </w:t>
+      </w:r>
+      <w:r>
+        <w:rPr>
+          <w:sz w:val="22"/>
+          <w:szCs w:val="20"/>
+          <w:lang w:val="en-GB"/>
+        </w:rPr>
+        <w:t>hierarchical organization</w:t>
+      </w:r>
+      <w:r>
+        <w:rPr>
+          <w:sz w:val="22"/>
+          <w:szCs w:val="20"/>
+          <w:lang w:val="en-GB"/>
+        </w:rPr>
+        <w:t xml:space="preserve"> to solve these cases</w:t>
+      </w:r>
+      <w:r>
+        <w:rPr>
+          <w:sz w:val="22"/>
+          <w:szCs w:val="20"/>
+          <w:lang w:val="en-GB"/>
+        </w:rPr>
+        <w:t xml:space="preserve">. </w:t>
+      </w:r>
+      <w:r>
+        <w:rPr>
+          <w:sz w:val="22"/>
+          <w:szCs w:val="20"/>
+          <w:lang w:val="en-GB"/>
+        </w:rPr>
+        <w:t xml:space="preserve">It defends there are </w:t>
+      </w:r>
+      <w:r>
+        <w:rPr>
+          <w:i/>
+          <w:iCs/>
+          <w:sz w:val="22"/>
+          <w:szCs w:val="20"/>
+          <w:lang w:val="en-GB"/>
+        </w:rPr>
+        <w:t>prima facie</w:t>
+      </w:r>
+      <w:r>
+        <w:rPr>
+          <w:rStyle w:val="FootnoteReference"/>
+          <w:i/>
+          <w:iCs/>
+          <w:sz w:val="22"/>
+          <w:szCs w:val="20"/>
+          <w:lang w:val="en-GB"/>
+        </w:rPr>
+        <w:footnoteReference w:id="1"/>
+      </w:r>
+      <w:r>
+        <w:rPr>
+          <w:i/>
+          <w:iCs/>
+          <w:sz w:val="22"/>
+          <w:szCs w:val="20"/>
+          <w:lang w:val="en-GB"/>
+        </w:rPr>
+        <w:t xml:space="preserve"> </w:t>
+      </w:r>
+      <w:r>
+        <w:rPr>
+          <w:sz w:val="22"/>
+          <w:szCs w:val="20"/>
+          <w:lang w:val="en-GB"/>
+        </w:rPr>
+        <w:t>moral laws</w:t>
+      </w:r>
+      <w:r>
+        <w:rPr>
+          <w:sz w:val="22"/>
+          <w:szCs w:val="20"/>
+          <w:lang w:val="en-GB"/>
+        </w:rPr>
+        <w:t xml:space="preserve">, that is, </w:t>
+      </w:r>
+      <w:r>
+        <w:rPr>
+          <w:sz w:val="22"/>
+          <w:szCs w:val="20"/>
+          <w:lang w:val="en-GB"/>
+        </w:rPr>
+        <w:t xml:space="preserve">that they </w:t>
+      </w:r>
+      <w:r>
+        <w:rPr>
+          <w:sz w:val="22"/>
+          <w:szCs w:val="20"/>
+          <w:lang w:val="en-GB"/>
+        </w:rPr>
+        <w:t xml:space="preserve">are admitted without need for reason </w:t>
+      </w:r>
+      <w:r>
+        <w:rPr>
+          <w:sz w:val="22"/>
+          <w:szCs w:val="20"/>
+          <w:lang w:val="en-GB"/>
+        </w:rPr>
+        <w:t>as</w:t>
+      </w:r>
+      <w:r>
+        <w:rPr>
+          <w:sz w:val="22"/>
+          <w:szCs w:val="20"/>
+          <w:lang w:val="en-GB"/>
+        </w:rPr>
+        <w:t xml:space="preserve"> it </w:t>
+      </w:r>
+      <w:r>
+        <w:rPr>
+          <w:sz w:val="22"/>
+          <w:szCs w:val="20"/>
+          <w:lang w:val="en-GB"/>
+        </w:rPr>
+        <w:t>is clearly intuitive that they are moral laws.</w:t>
+      </w:r>
+      <w:r>
+        <w:rPr>
+          <w:sz w:val="22"/>
+          <w:szCs w:val="20"/>
+          <w:lang w:val="en-GB"/>
+        </w:rPr>
+        <w:t xml:space="preserve"> They are intuitive because they </w:t>
+      </w:r>
+      <w:r>
+        <w:rPr>
+          <w:sz w:val="22"/>
+          <w:szCs w:val="20"/>
+          <w:lang w:val="en-GB"/>
+        </w:rPr>
+        <w:t xml:space="preserve">enable the development of humanity and </w:t>
+      </w:r>
+      <w:r>
+        <w:rPr>
+          <w:sz w:val="22"/>
+          <w:szCs w:val="20"/>
+          <w:lang w:val="en-GB"/>
+        </w:rPr>
+        <w:t xml:space="preserve">community and assume all human beings share the same nature, and so they have the same interests and necessities. The validity of moral laws </w:t>
+      </w:r>
+      <w:r>
+        <w:rPr>
+          <w:sz w:val="22"/>
+          <w:szCs w:val="20"/>
+          <w:lang w:val="en-GB"/>
+        </w:rPr>
+        <w:t xml:space="preserve">resides </w:t>
+      </w:r>
+      <w:r>
+        <w:rPr>
+          <w:sz w:val="22"/>
+          <w:szCs w:val="20"/>
+          <w:lang w:val="en-GB"/>
+        </w:rPr>
+        <w:t xml:space="preserve">in their intent to safeguard these interests and </w:t>
+      </w:r>
+      <w:r>
+        <w:rPr>
+          <w:sz w:val="22"/>
+          <w:szCs w:val="20"/>
+          <w:lang w:val="en-GB"/>
+        </w:rPr>
+        <w:t>necessities and</w:t>
+      </w:r>
+      <w:r>
+        <w:rPr>
+          <w:sz w:val="22"/>
+          <w:szCs w:val="20"/>
+          <w:lang w:val="en-GB"/>
+        </w:rPr>
+        <w:t xml:space="preserve"> may be thought to originate either from reason (natural moral laws) or a deity</w:t>
+      </w:r>
+      <w:r>
+        <w:rPr>
+          <w:sz w:val="22"/>
+          <w:szCs w:val="20"/>
+          <w:lang w:val="en-GB"/>
+        </w:rPr>
+        <w:t>.</w:t>
+      </w:r>
+      <w:r>
+        <w:rPr>
+          <w:sz w:val="22"/>
+          <w:szCs w:val="20"/>
+          <w:lang w:val="en-GB"/>
+        </w:rPr>
+        <w:t xml:space="preserve"> It opposes moral absolutism.</w:t>
       </w:r>
     </w:p>
     <w:p>
       <w:pPr>
         <w:pStyle w:val="Narracions"/>
-        <w:rPr>
+        <w:ind w:left="720"/>
+        <w:rPr>
+          <w:sz w:val="22"/>
+          <w:szCs w:val="20"/>
           <w:lang w:val="en-GB"/>
         </w:rPr>
       </w:pPr>
       <w:r>
         <w:rPr>
-          <w:b/>
-          <w:bCs/>
-          <w:lang w:val="en-GB"/>
-        </w:rPr>
-        <w:t>Moral realism</w:t>
-      </w:r>
-      <w:r>
-        <w:rPr>
-          <w:lang w:val="en-GB"/>
-        </w:rPr>
-        <w:t xml:space="preserve"> is</w:t>
+          <w:sz w:val="22"/>
+          <w:szCs w:val="20"/>
+          <w:lang w:val="en-GB"/>
+        </w:rPr>
+        <w:t xml:space="preserve">A proposed ranking of moral laws follows, </w:t>
+      </w:r>
+      <w:r>
+        <w:rPr>
+          <w:sz w:val="22"/>
+          <w:szCs w:val="20"/>
+          <w:lang w:val="en-GB"/>
+        </w:rPr>
+        <w:t>from most</w:t>
+      </w:r>
+      <w:r>
+        <w:rPr>
+          <w:sz w:val="22"/>
+          <w:szCs w:val="20"/>
+          <w:lang w:val="en-GB"/>
+        </w:rPr>
+        <w:t xml:space="preserve"> binding</w:t>
+      </w:r>
+      <w:r>
+        <w:rPr>
+          <w:sz w:val="22"/>
+          <w:szCs w:val="20"/>
+          <w:lang w:val="en-GB"/>
+        </w:rPr>
+        <w:t xml:space="preserve"> to least</w:t>
+      </w:r>
+      <w:r>
+        <w:rPr>
+          <w:sz w:val="22"/>
+          <w:szCs w:val="20"/>
+          <w:lang w:val="en-GB"/>
+        </w:rPr>
+        <w:t xml:space="preserve"> so.</w:t>
       </w:r>
     </w:p>
     <w:p>
       <w:pPr>
         <w:pStyle w:val="Narracions"/>
-        <w:rPr>
+        <w:numPr>
+          <w:ilvl w:val="0"/>
+          <w:numId w:val="3"/>
+        </w:numPr>
+        <w:rPr>
+          <w:sz w:val="22"/>
+          <w:szCs w:val="20"/>
           <w:lang w:val="en-GB"/>
         </w:rPr>
       </w:pPr>
       <w:r>
         <w:rPr>
-          <w:b/>
-          <w:bCs/>
-          <w:lang w:val="en-GB"/>
-        </w:rPr>
-        <w:lastRenderedPageBreak/>
-        <w:t>Moral relativism</w:t>
-      </w:r>
-      <w:r>
-        <w:rPr>
-          <w:lang w:val="en-GB"/>
-        </w:rPr>
-        <w:t xml:space="preserve"> is</w:t>
+          <w:sz w:val="22"/>
+          <w:szCs w:val="20"/>
+          <w:lang w:val="en-GB"/>
+        </w:rPr>
+        <w:t>To not kill innocent people.</w:t>
       </w:r>
     </w:p>
     <w:p>
       <w:pPr>
         <w:pStyle w:val="Narracions"/>
-        <w:rPr>
+        <w:numPr>
+          <w:ilvl w:val="0"/>
+          <w:numId w:val="3"/>
+        </w:numPr>
+        <w:rPr>
+          <w:sz w:val="22"/>
+          <w:szCs w:val="20"/>
+          <w:lang w:val="en-GB"/>
+        </w:rPr>
+      </w:pPr>
+      <w:r>
+        <w:rPr>
+          <w:sz w:val="22"/>
+          <w:szCs w:val="20"/>
+          <w:lang w:val="en-GB"/>
+        </w:rPr>
+        <w:t xml:space="preserve">To not cause unnecessary harm </w:t>
+      </w:r>
+      <w:r>
+        <w:rPr>
+          <w:sz w:val="22"/>
+          <w:szCs w:val="20"/>
+          <w:lang w:val="en-GB"/>
+        </w:rPr>
+        <w:t>nor suffering.</w:t>
+      </w:r>
+    </w:p>
+    <w:p>
+      <w:pPr>
+        <w:pStyle w:val="Narracions"/>
+        <w:numPr>
+          <w:ilvl w:val="0"/>
+          <w:numId w:val="3"/>
+        </w:numPr>
+        <w:rPr>
+          <w:sz w:val="22"/>
+          <w:szCs w:val="20"/>
+          <w:lang w:val="en-GB"/>
+        </w:rPr>
+      </w:pPr>
+      <w:r>
+        <w:rPr>
+          <w:sz w:val="22"/>
+          <w:szCs w:val="20"/>
+          <w:lang w:val="en-GB"/>
+        </w:rPr>
+        <w:t>To not deceive</w:t>
+      </w:r>
+      <w:r>
+        <w:rPr>
+          <w:sz w:val="22"/>
+          <w:szCs w:val="20"/>
+          <w:lang w:val="en-GB"/>
+        </w:rPr>
+        <w:t xml:space="preserve"> nor steal</w:t>
+      </w:r>
+      <w:r>
+        <w:rPr>
+          <w:sz w:val="22"/>
+          <w:szCs w:val="20"/>
+          <w:lang w:val="en-GB"/>
+        </w:rPr>
+        <w:t>.</w:t>
+      </w:r>
+    </w:p>
+    <w:p>
+      <w:pPr>
+        <w:pStyle w:val="Narracions"/>
+        <w:numPr>
+          <w:ilvl w:val="0"/>
+          <w:numId w:val="3"/>
+        </w:numPr>
+        <w:rPr>
+          <w:sz w:val="22"/>
+          <w:szCs w:val="20"/>
+          <w:lang w:val="en-GB"/>
+        </w:rPr>
+      </w:pPr>
+      <w:r>
+        <w:rPr>
+          <w:sz w:val="22"/>
+          <w:szCs w:val="20"/>
+          <w:lang w:val="en-GB"/>
+        </w:rPr>
+        <w:t xml:space="preserve">To comply with promises and honour </w:t>
+      </w:r>
+      <w:r>
+        <w:rPr>
+          <w:sz w:val="22"/>
+          <w:szCs w:val="20"/>
+          <w:lang w:val="en-GB"/>
+        </w:rPr>
+        <w:t>one’s agreements.</w:t>
+      </w:r>
+    </w:p>
+    <w:p>
+      <w:pPr>
+        <w:pStyle w:val="Narracions"/>
+        <w:numPr>
+          <w:ilvl w:val="0"/>
+          <w:numId w:val="3"/>
+        </w:numPr>
+        <w:rPr>
+          <w:sz w:val="22"/>
+          <w:szCs w:val="20"/>
+          <w:lang w:val="en-GB"/>
+        </w:rPr>
+      </w:pPr>
+      <w:r>
+        <w:rPr>
+          <w:sz w:val="22"/>
+          <w:szCs w:val="20"/>
+          <w:lang w:val="en-GB"/>
+        </w:rPr>
+        <w:t xml:space="preserve">To not deprive </w:t>
+      </w:r>
+      <w:r>
+        <w:rPr>
+          <w:sz w:val="22"/>
+          <w:szCs w:val="20"/>
+          <w:lang w:val="en-GB"/>
+        </w:rPr>
+        <w:t>anyone from freedom</w:t>
+      </w:r>
+      <w:r>
+        <w:rPr>
+          <w:sz w:val="22"/>
+          <w:szCs w:val="20"/>
+          <w:lang w:val="en-GB"/>
+        </w:rPr>
+        <w:t>.</w:t>
+      </w:r>
+    </w:p>
+    <w:p>
+      <w:pPr>
+        <w:pStyle w:val="Narracions"/>
+        <w:numPr>
+          <w:ilvl w:val="0"/>
+          <w:numId w:val="3"/>
+        </w:numPr>
+        <w:rPr>
+          <w:sz w:val="22"/>
+          <w:szCs w:val="20"/>
+          <w:lang w:val="en-GB"/>
+        </w:rPr>
+      </w:pPr>
+      <w:r>
+        <w:rPr>
+          <w:sz w:val="22"/>
+          <w:szCs w:val="20"/>
+          <w:lang w:val="en-GB"/>
+        </w:rPr>
+        <w:t>To act justly.</w:t>
+      </w:r>
+    </w:p>
+    <w:p>
+      <w:pPr>
+        <w:pStyle w:val="Narracions"/>
+        <w:numPr>
+          <w:ilvl w:val="0"/>
+          <w:numId w:val="3"/>
+        </w:numPr>
+        <w:rPr>
+          <w:sz w:val="22"/>
+          <w:szCs w:val="20"/>
+          <w:lang w:val="en-GB"/>
+        </w:rPr>
+      </w:pPr>
+      <w:r>
+        <w:rPr>
+          <w:sz w:val="22"/>
+          <w:szCs w:val="20"/>
+          <w:lang w:val="en-GB"/>
+        </w:rPr>
+        <w:t>To be truthful.</w:t>
+      </w:r>
+    </w:p>
+    <w:p>
+      <w:pPr>
+        <w:pStyle w:val="Narracions"/>
+        <w:numPr>
+          <w:ilvl w:val="0"/>
+          <w:numId w:val="3"/>
+        </w:numPr>
+        <w:rPr>
+          <w:sz w:val="22"/>
+          <w:szCs w:val="20"/>
+          <w:lang w:val="en-GB"/>
+        </w:rPr>
+      </w:pPr>
+      <w:r>
+        <w:rPr>
+          <w:sz w:val="22"/>
+          <w:szCs w:val="20"/>
+          <w:lang w:val="en-GB"/>
+        </w:rPr>
+        <w:t>To help others.</w:t>
+      </w:r>
+    </w:p>
+    <w:p>
+      <w:pPr>
+        <w:pStyle w:val="Narracions"/>
+        <w:numPr>
+          <w:ilvl w:val="0"/>
+          <w:numId w:val="3"/>
+        </w:numPr>
+        <w:rPr>
+          <w:sz w:val="22"/>
+          <w:szCs w:val="20"/>
+          <w:lang w:val="en-GB"/>
+        </w:rPr>
+      </w:pPr>
+      <w:r>
+        <w:rPr>
+          <w:sz w:val="22"/>
+          <w:szCs w:val="20"/>
+          <w:lang w:val="en-GB"/>
+        </w:rPr>
+        <w:t>To be grateful.</w:t>
+      </w:r>
+    </w:p>
+    <w:p>
+      <w:pPr>
+        <w:pStyle w:val="Narracions"/>
+        <w:numPr>
+          <w:ilvl w:val="0"/>
+          <w:numId w:val="3"/>
+        </w:numPr>
+        <w:rPr>
+          <w:sz w:val="22"/>
+          <w:szCs w:val="20"/>
+          <w:lang w:val="en-GB"/>
+        </w:rPr>
+      </w:pPr>
+      <w:r>
+        <w:rPr>
+          <w:sz w:val="22"/>
+          <w:szCs w:val="20"/>
+          <w:lang w:val="en-GB"/>
+        </w:rPr>
+        <w:t xml:space="preserve">To </w:t>
+      </w:r>
+      <w:r>
+        <w:rPr>
+          <w:sz w:val="22"/>
+          <w:szCs w:val="20"/>
+          <w:lang w:val="en-GB"/>
+        </w:rPr>
+        <w:t>obey those positive laws that are just.</w:t>
+      </w:r>
+    </w:p>
+    <w:p>
+      <w:pPr>
+        <w:pStyle w:val="Narracions"/>
+        <w:ind w:left="720"/>
+        <w:rPr>
+          <w:sz w:val="22"/>
+          <w:szCs w:val="20"/>
+          <w:lang w:val="en-GB"/>
+        </w:rPr>
+      </w:pPr>
+      <w:r>
+        <w:rPr>
+          <w:sz w:val="22"/>
+          <w:szCs w:val="20"/>
+          <w:lang w:val="en-GB"/>
+        </w:rPr>
+        <w:t xml:space="preserve">An example of such </w:t>
+      </w:r>
+      <w:r>
+        <w:rPr>
+          <w:sz w:val="22"/>
+          <w:szCs w:val="20"/>
+          <w:lang w:val="en-GB"/>
+        </w:rPr>
+        <w:t xml:space="preserve">doctrine may be found in Saint Thomas of Aquino’s law of not killing, which he allows breaking </w:t>
+      </w:r>
+      <w:r>
+        <w:rPr>
+          <w:sz w:val="22"/>
+          <w:szCs w:val="20"/>
+          <w:lang w:val="en-GB"/>
+        </w:rPr>
+        <w:t>in the specific case of a tyrant oppressing a people.</w:t>
+      </w:r>
+    </w:p>
+    <w:p>
+      <w:pPr>
+        <w:pStyle w:val="Narracions"/>
+        <w:numPr>
+          <w:ilvl w:val="0"/>
+          <w:numId w:val="2"/>
+        </w:numPr>
+        <w:rPr>
+          <w:sz w:val="22"/>
+          <w:szCs w:val="20"/>
           <w:lang w:val="en-GB"/>
         </w:rPr>
       </w:pPr>
@@ -1290,12 +2434,225 @@
         <w:rPr>
           <w:b/>
           <w:bCs/>
-          <w:lang w:val="en-GB"/>
-        </w:rPr>
+          <w:sz w:val="22"/>
+          <w:szCs w:val="20"/>
+          <w:lang w:val="en-GB"/>
+        </w:rPr>
+        <w:t>Moral realism</w:t>
+      </w:r>
+      <w:r>
+        <w:rPr>
+          <w:sz w:val="22"/>
+          <w:szCs w:val="20"/>
+          <w:lang w:val="en-GB"/>
+        </w:rPr>
+        <w:t xml:space="preserve"> </w:t>
+      </w:r>
+      <w:r>
+        <w:rPr>
+          <w:sz w:val="22"/>
+          <w:szCs w:val="20"/>
+          <w:lang w:val="en-GB"/>
+        </w:rPr>
+        <w:t xml:space="preserve">binds all events with moral </w:t>
+      </w:r>
+      <w:r>
+        <w:rPr>
+          <w:sz w:val="22"/>
+          <w:szCs w:val="20"/>
+          <w:lang w:val="en-GB"/>
+        </w:rPr>
+        <w:t>valuations and</w:t>
+      </w:r>
+      <w:r>
+        <w:rPr>
+          <w:sz w:val="22"/>
+          <w:szCs w:val="20"/>
+          <w:lang w:val="en-GB"/>
+        </w:rPr>
+        <w:t xml:space="preserve"> </w:t>
+      </w:r>
+      <w:r>
+        <w:rPr>
+          <w:sz w:val="22"/>
+          <w:szCs w:val="20"/>
+          <w:lang w:val="en-GB"/>
+        </w:rPr>
+        <w:t xml:space="preserve">separates the latter from </w:t>
+      </w:r>
+      <w:r>
+        <w:rPr>
+          <w:sz w:val="22"/>
+          <w:szCs w:val="20"/>
+          <w:lang w:val="en-GB"/>
+        </w:rPr>
+        <w:t>everyone’s</w:t>
+      </w:r>
+      <w:r>
+        <w:rPr>
+          <w:sz w:val="22"/>
+          <w:szCs w:val="20"/>
+          <w:lang w:val="en-GB"/>
+        </w:rPr>
+        <w:t xml:space="preserve"> </w:t>
+      </w:r>
+      <w:r>
+        <w:rPr>
+          <w:sz w:val="22"/>
+          <w:szCs w:val="20"/>
+          <w:lang w:val="en-GB"/>
+        </w:rPr>
+        <w:t>judgement</w:t>
+      </w:r>
+      <w:r>
+        <w:rPr>
+          <w:sz w:val="22"/>
+          <w:szCs w:val="20"/>
+          <w:lang w:val="en-GB"/>
+        </w:rPr>
+        <w:t>.</w:t>
+      </w:r>
+      <w:r>
+        <w:rPr>
+          <w:sz w:val="22"/>
+          <w:szCs w:val="20"/>
+          <w:lang w:val="en-GB"/>
+        </w:rPr>
+        <w:t xml:space="preserve"> Such valuations are fostered by the event, not the individual</w:t>
+      </w:r>
+      <w:r>
+        <w:rPr>
+          <w:sz w:val="22"/>
+          <w:szCs w:val="20"/>
+          <w:lang w:val="en-GB"/>
+        </w:rPr>
+        <w:t>, whose only job is to announce them.</w:t>
+      </w:r>
+      <w:r>
+        <w:rPr>
+          <w:sz w:val="22"/>
+          <w:szCs w:val="20"/>
+          <w:lang w:val="en-GB"/>
+        </w:rPr>
+        <w:t xml:space="preserve"> Such school of thought would consider that, </w:t>
+      </w:r>
+      <w:r>
+        <w:rPr>
+          <w:sz w:val="22"/>
+          <w:szCs w:val="20"/>
+          <w:lang w:val="en-GB"/>
+        </w:rPr>
+        <w:t>as an example, physical suffering is the negative moral valuation of an event</w:t>
+      </w:r>
+      <w:r>
+        <w:rPr>
+          <w:sz w:val="22"/>
+          <w:szCs w:val="20"/>
+          <w:lang w:val="en-GB"/>
+        </w:rPr>
+        <w:t xml:space="preserve">. It opposes all other doctrines which would consider such a product </w:t>
+      </w:r>
+      <w:r>
+        <w:rPr>
+          <w:sz w:val="22"/>
+          <w:szCs w:val="20"/>
+          <w:lang w:val="en-GB"/>
+        </w:rPr>
+        <w:t xml:space="preserve">a neutral fact, without any intrinsic morality. </w:t>
+      </w:r>
+      <w:r>
+        <w:rPr>
+          <w:sz w:val="22"/>
+          <w:szCs w:val="20"/>
+          <w:lang w:val="en-GB"/>
+        </w:rPr>
+        <w:t>Baruch Spinoza</w:t>
+      </w:r>
+      <w:r>
+        <w:rPr>
+          <w:sz w:val="22"/>
+          <w:szCs w:val="20"/>
+          <w:lang w:val="en-GB"/>
+        </w:rPr>
+        <w:t xml:space="preserve">, who derived </w:t>
+      </w:r>
+      <w:r>
+        <w:rPr>
+          <w:sz w:val="22"/>
+          <w:szCs w:val="20"/>
+          <w:lang w:val="en-GB"/>
+        </w:rPr>
+        <w:t>his</w:t>
+      </w:r>
+      <w:r>
+        <w:rPr>
+          <w:sz w:val="22"/>
+          <w:szCs w:val="20"/>
+          <w:lang w:val="en-GB"/>
+        </w:rPr>
+        <w:t xml:space="preserve"> ethical principles from metaphysics, is a moral realist to some extent</w:t>
+      </w:r>
+      <w:r>
+        <w:rPr>
+          <w:sz w:val="22"/>
+          <w:szCs w:val="20"/>
+          <w:lang w:val="en-GB"/>
+        </w:rPr>
+        <w:t>.</w:t>
+      </w:r>
+    </w:p>
+    <w:p>
+      <w:pPr>
+        <w:pStyle w:val="Narracions"/>
+        <w:rPr>
+          <w:sz w:val="22"/>
+          <w:szCs w:val="20"/>
+          <w:lang w:val="en-GB"/>
+        </w:rPr>
+      </w:pPr>
+      <w:r>
+        <w:rPr>
+          <w:b/>
+          <w:bCs/>
+          <w:sz w:val="22"/>
+          <w:szCs w:val="20"/>
+          <w:lang w:val="en-GB"/>
+        </w:rPr>
+        <w:t>Moral relativism</w:t>
+      </w:r>
+      <w:r>
+        <w:rPr>
+          <w:sz w:val="22"/>
+          <w:szCs w:val="20"/>
+          <w:lang w:val="en-GB"/>
+        </w:rPr>
+        <w:t xml:space="preserve"> is</w:t>
+      </w:r>
+    </w:p>
+    <w:p>
+      <w:pPr>
+        <w:pStyle w:val="Narracions"/>
+        <w:rPr>
+          <w:sz w:val="22"/>
+          <w:szCs w:val="20"/>
+          <w:lang w:val="en-GB"/>
+        </w:rPr>
+      </w:pPr>
+      <w:r>
+        <w:rPr>
+          <w:b/>
+          <w:bCs/>
+          <w:sz w:val="22"/>
+          <w:szCs w:val="20"/>
+          <w:lang w:val="en-GB"/>
+        </w:rPr>
+        <w:lastRenderedPageBreak/>
         <w:t>Moral subjectivism</w:t>
       </w:r>
       <w:r>
         <w:rPr>
+          <w:sz w:val="22"/>
+          <w:szCs w:val="20"/>
           <w:lang w:val="en-GB"/>
         </w:rPr>
         <w:t xml:space="preserve"> is</w:t>
@@ -1308,6 +2665,8 @@
         <w:rPr>
           <w:b/>
           <w:bCs/>
+          <w:sz w:val="22"/>
+          <w:szCs w:val="20"/>
           <w:lang w:val="en-GB"/>
         </w:rPr>
       </w:pPr>
@@ -1315,6 +2674,8 @@
         <w:rPr>
           <w:b/>
           <w:bCs/>
+          <w:sz w:val="22"/>
+          <w:szCs w:val="20"/>
           <w:lang w:val="en-GB"/>
         </w:rPr>
         <w:t>4</w:t>
@@ -1323,6 +2684,8 @@
         <w:rPr>
           <w:b/>
           <w:bCs/>
+          <w:sz w:val="22"/>
+          <w:szCs w:val="20"/>
           <w:lang w:val="en-GB"/>
         </w:rPr>
         <w:tab/>
@@ -1331,6 +2694,8 @@
         <w:rPr>
           <w:b/>
           <w:bCs/>
+          <w:sz w:val="22"/>
+          <w:szCs w:val="20"/>
           <w:lang w:val="en-GB"/>
         </w:rPr>
         <w:t>Action plan</w:t>
@@ -1342,6 +2707,8 @@
         <w:rPr>
           <w:i/>
           <w:iCs/>
+          <w:sz w:val="22"/>
+          <w:szCs w:val="20"/>
           <w:lang w:val="en-GB"/>
         </w:rPr>
       </w:pPr>
@@ -1349,6 +2716,8 @@
         <w:rPr>
           <w:i/>
           <w:iCs/>
+          <w:sz w:val="22"/>
+          <w:szCs w:val="20"/>
           <w:lang w:val="en-GB"/>
         </w:rPr>
         <w:t xml:space="preserve">Religious underpinnings or fully secular </w:t>
@@ -1357,6 +2726,8 @@
         <w:rPr>
           <w:i/>
           <w:iCs/>
+          <w:sz w:val="22"/>
+          <w:szCs w:val="20"/>
           <w:lang w:val="en-GB"/>
         </w:rPr>
         <w:t xml:space="preserve">(notwithstanding historical remnants) </w:t>
@@ -1365,6 +2736,8 @@
         <w:rPr>
           <w:i/>
           <w:iCs/>
+          <w:sz w:val="22"/>
+          <w:szCs w:val="20"/>
           <w:lang w:val="en-GB"/>
         </w:rPr>
         <w:t>schema of beliefs?</w:t>
@@ -1378,17 +2751,23 @@
           <w:numId w:val="1"/>
         </w:numPr>
         <w:rPr>
+          <w:sz w:val="22"/>
+          <w:szCs w:val="20"/>
           <w:lang w:val="en-GB"/>
         </w:rPr>
       </w:pPr>
       <w:r>
         <w:rPr>
+          <w:sz w:val="22"/>
+          <w:szCs w:val="20"/>
           <w:lang w:val="en-GB"/>
         </w:rPr>
         <w:t xml:space="preserve">Make it as universal as possible. Avoid explicitly unique </w:t>
       </w:r>
       <w:r>
         <w:rPr>
+          <w:sz w:val="22"/>
+          <w:szCs w:val="20"/>
           <w:lang w:val="en-GB"/>
         </w:rPr>
         <w:t>religious stances and focus on the most broadly accepted ethos.</w:t>
@@ -1402,11 +2781,15 @@
           <w:numId w:val="1"/>
         </w:numPr>
         <w:rPr>
+          <w:sz w:val="22"/>
+          <w:szCs w:val="20"/>
           <w:lang w:val="en-GB"/>
         </w:rPr>
       </w:pPr>
       <w:r>
         <w:rPr>
+          <w:sz w:val="22"/>
+          <w:szCs w:val="20"/>
           <w:lang w:val="en-GB"/>
         </w:rPr>
         <w:t xml:space="preserve">This means </w:t>
@@ -1415,12 +2798,16 @@
         <w:rPr>
           <w:b/>
           <w:bCs/>
+          <w:sz w:val="22"/>
+          <w:szCs w:val="20"/>
           <w:lang w:val="en-GB"/>
         </w:rPr>
         <w:t>human laws</w:t>
       </w:r>
       <w:r>
         <w:rPr>
+          <w:sz w:val="22"/>
+          <w:szCs w:val="20"/>
           <w:lang w:val="en-GB"/>
         </w:rPr>
         <w:t>.</w:t>
@@ -1432,6 +2819,8 @@
         <w:rPr>
           <w:i/>
           <w:iCs/>
+          <w:sz w:val="22"/>
+          <w:szCs w:val="20"/>
           <w:lang w:val="en-GB"/>
         </w:rPr>
       </w:pPr>
@@ -1439,6 +2828,8 @@
         <w:rPr>
           <w:i/>
           <w:iCs/>
+          <w:sz w:val="22"/>
+          <w:szCs w:val="20"/>
           <w:lang w:val="en-GB"/>
         </w:rPr>
         <w:t>Scope of the laws?</w:t>
@@ -1452,6 +2843,8 @@
           <w:numId w:val="1"/>
         </w:numPr>
         <w:rPr>
+          <w:sz w:val="22"/>
+          <w:szCs w:val="20"/>
           <w:lang w:val="en-GB"/>
         </w:rPr>
       </w:pPr>
@@ -1459,66 +2852,72 @@
         <w:rPr>
           <w:b/>
           <w:bCs/>
+          <w:sz w:val="22"/>
+          <w:szCs w:val="20"/>
           <w:lang w:val="en-GB"/>
         </w:rPr>
         <w:t>Natural laws</w:t>
       </w:r>
       <w:r>
         <w:rPr>
+          <w:sz w:val="22"/>
+          <w:szCs w:val="20"/>
           <w:lang w:val="en-GB"/>
         </w:rPr>
         <w:t xml:space="preserve"> are </w:t>
       </w:r>
       <w:r>
         <w:rPr>
+          <w:sz w:val="22"/>
+          <w:szCs w:val="20"/>
           <w:lang w:val="en-GB"/>
         </w:rPr>
         <w:t xml:space="preserve">to be assumed, as the </w:t>
       </w:r>
       <w:r>
         <w:rPr>
+          <w:sz w:val="22"/>
+          <w:szCs w:val="20"/>
           <w:lang w:val="en-GB"/>
         </w:rPr>
         <w:t>relevance</w:t>
       </w:r>
       <w:r>
         <w:rPr>
+          <w:sz w:val="22"/>
+          <w:szCs w:val="20"/>
           <w:lang w:val="en-GB"/>
         </w:rPr>
         <w:t xml:space="preserve"> of the </w:t>
       </w:r>
       <w:r>
         <w:rPr>
-          <w:lang w:val="en-GB"/>
-        </w:rPr>
-        <w:t xml:space="preserve">solutions </w:t>
-      </w:r>
-      <w:r>
-        <w:rPr>
-          <w:lang w:val="en-GB"/>
-        </w:rPr>
-        <w:t>provided</w:t>
-      </w:r>
-      <w:r>
-        <w:rPr>
-          <w:lang w:val="en-GB"/>
-        </w:rPr>
-        <w:t xml:space="preserve"> by the model hinge on them being executable in the world.</w:t>
-      </w:r>
-      <w:r>
-        <w:rPr>
+          <w:sz w:val="22"/>
+          <w:szCs w:val="20"/>
+          <w:lang w:val="en-GB"/>
+        </w:rPr>
+        <w:t>solutions provided by the model hinge on them being executable in the world.</w:t>
+      </w:r>
+      <w:r>
+        <w:rPr>
+          <w:sz w:val="22"/>
+          <w:szCs w:val="20"/>
           <w:lang w:val="en-GB"/>
         </w:rPr>
         <w:t xml:space="preserve"> Ethics is a field of study </w:t>
       </w:r>
       <w:r>
         <w:rPr>
+          <w:sz w:val="22"/>
+          <w:szCs w:val="20"/>
           <w:lang w:val="en-GB"/>
         </w:rPr>
         <w:t>prominently focused on its practical application, rather than theoretical elucubration</w:t>
       </w:r>
       <w:r>
         <w:rPr>
+          <w:sz w:val="22"/>
+          <w:szCs w:val="20"/>
           <w:lang w:val="en-GB"/>
         </w:rPr>
         <w:t>. The quotidian focus of the present project reinforces this direction.</w:t>
@@ -1532,6 +2931,8 @@
           <w:numId w:val="1"/>
         </w:numPr>
         <w:rPr>
+          <w:sz w:val="22"/>
+          <w:szCs w:val="20"/>
           <w:lang w:val="en-GB"/>
         </w:rPr>
       </w:pPr>
@@ -1539,36 +2940,48 @@
         <w:rPr>
           <w:b/>
           <w:bCs/>
+          <w:sz w:val="22"/>
+          <w:szCs w:val="20"/>
           <w:lang w:val="en-GB"/>
         </w:rPr>
         <w:t>Positive laws</w:t>
       </w:r>
       <w:r>
         <w:rPr>
+          <w:sz w:val="22"/>
+          <w:szCs w:val="20"/>
           <w:lang w:val="en-GB"/>
         </w:rPr>
         <w:t xml:space="preserve"> are to be enforced. It is unknown what use might the imagined model have in the long run, but </w:t>
       </w:r>
       <w:r>
         <w:rPr>
+          <w:sz w:val="22"/>
+          <w:szCs w:val="20"/>
           <w:lang w:val="en-GB"/>
         </w:rPr>
         <w:t xml:space="preserve">it is unlikely that it would be </w:t>
       </w:r>
       <w:r>
         <w:rPr>
+          <w:sz w:val="22"/>
+          <w:szCs w:val="20"/>
           <w:lang w:val="en-GB"/>
         </w:rPr>
         <w:t xml:space="preserve">beneficial </w:t>
       </w:r>
       <w:r>
         <w:rPr>
+          <w:sz w:val="22"/>
+          <w:szCs w:val="20"/>
           <w:lang w:val="en-GB"/>
         </w:rPr>
         <w:t xml:space="preserve">that it would be prone or even allowed to offer solutions that </w:t>
       </w:r>
       <w:r>
         <w:rPr>
+          <w:sz w:val="22"/>
+          <w:szCs w:val="20"/>
           <w:lang w:val="en-GB"/>
         </w:rPr>
         <w:t>could lead to the user breaking the law to accommodate them.</w:t>
@@ -1582,6 +2995,8 @@
           <w:numId w:val="1"/>
         </w:numPr>
         <w:rPr>
+          <w:sz w:val="22"/>
+          <w:szCs w:val="20"/>
           <w:lang w:val="en-GB"/>
         </w:rPr>
       </w:pPr>
@@ -1589,18 +3004,24 @@
         <w:rPr>
           <w:b/>
           <w:bCs/>
+          <w:sz w:val="22"/>
+          <w:szCs w:val="20"/>
           <w:lang w:val="en-GB"/>
         </w:rPr>
         <w:t>Moral laws</w:t>
       </w:r>
       <w:r>
         <w:rPr>
+          <w:sz w:val="22"/>
+          <w:szCs w:val="20"/>
           <w:lang w:val="en-GB"/>
         </w:rPr>
         <w:t xml:space="preserve"> are a given, considering the </w:t>
       </w:r>
       <w:r>
         <w:rPr>
+          <w:sz w:val="22"/>
+          <w:szCs w:val="20"/>
           <w:lang w:val="en-GB"/>
         </w:rPr>
         <w:t>objective of this project.</w:t>
@@ -1612,6 +3033,8 @@
         <w:rPr>
           <w:i/>
           <w:iCs/>
+          <w:sz w:val="22"/>
+          <w:szCs w:val="20"/>
           <w:lang w:val="en-GB"/>
         </w:rPr>
       </w:pPr>
@@ -1619,6 +3042,8 @@
         <w:rPr>
           <w:i/>
           <w:iCs/>
+          <w:sz w:val="22"/>
+          <w:szCs w:val="20"/>
           <w:lang w:val="en-GB"/>
         </w:rPr>
         <w:t xml:space="preserve">Is it relevant that a </w:t>
@@ -1627,6 +3052,8 @@
         <w:rPr>
           <w:i/>
           <w:iCs/>
+          <w:sz w:val="22"/>
+          <w:szCs w:val="20"/>
           <w:lang w:val="en-GB"/>
         </w:rPr>
         <w:t>law may be imperative in the model’s training?</w:t>
@@ -1640,6 +3067,8 @@
           <w:numId w:val="1"/>
         </w:numPr>
         <w:rPr>
+          <w:sz w:val="22"/>
+          <w:szCs w:val="20"/>
           <w:lang w:val="en-GB"/>
         </w:rPr>
       </w:pPr>
@@ -1647,24 +3076,32 @@
         <w:rPr>
           <w:b/>
           <w:bCs/>
+          <w:sz w:val="22"/>
+          <w:szCs w:val="20"/>
           <w:lang w:val="en-GB"/>
         </w:rPr>
         <w:t>Yes</w:t>
       </w:r>
       <w:r>
         <w:rPr>
+          <w:sz w:val="22"/>
+          <w:szCs w:val="20"/>
           <w:lang w:val="en-GB"/>
         </w:rPr>
         <w:t xml:space="preserve">. It may be possible to train the model so that it shows a modicum of nuance in evaluating </w:t>
       </w:r>
       <w:r>
         <w:rPr>
+          <w:sz w:val="22"/>
+          <w:szCs w:val="20"/>
           <w:lang w:val="en-GB"/>
         </w:rPr>
         <w:t>whether</w:t>
       </w:r>
       <w:r>
         <w:rPr>
+          <w:sz w:val="22"/>
+          <w:szCs w:val="20"/>
           <w:lang w:val="en-GB"/>
         </w:rPr>
         <w:t xml:space="preserve"> to </w:t>
@@ -1673,24 +3110,32 @@
         <w:rPr>
           <w:b/>
           <w:bCs/>
+          <w:sz w:val="22"/>
+          <w:szCs w:val="20"/>
           <w:lang w:val="en-GB"/>
         </w:rPr>
         <w:t>break an imperative law</w:t>
       </w:r>
       <w:r>
         <w:rPr>
+          <w:sz w:val="22"/>
+          <w:szCs w:val="20"/>
           <w:lang w:val="en-GB"/>
         </w:rPr>
         <w:t xml:space="preserve">. </w:t>
       </w:r>
       <w:r>
         <w:rPr>
+          <w:sz w:val="22"/>
+          <w:szCs w:val="20"/>
           <w:lang w:val="en-GB"/>
         </w:rPr>
         <w:t xml:space="preserve">As previously stated, </w:t>
       </w:r>
       <w:r>
         <w:rPr>
+          <w:sz w:val="22"/>
+          <w:szCs w:val="20"/>
           <w:lang w:val="en-GB"/>
         </w:rPr>
         <w:t xml:space="preserve">the model should not incentivise breaking a positive law, but it might be asked to </w:t>
@@ -1699,18 +3144,24 @@
         <w:rPr>
           <w:b/>
           <w:bCs/>
+          <w:sz w:val="22"/>
+          <w:szCs w:val="20"/>
           <w:lang w:val="en-GB"/>
         </w:rPr>
         <w:t>prioritise a moral law</w:t>
       </w:r>
       <w:r>
         <w:rPr>
+          <w:sz w:val="22"/>
+          <w:szCs w:val="20"/>
           <w:lang w:val="en-GB"/>
         </w:rPr>
         <w:t xml:space="preserve"> above another, thus breaking or overlooking the </w:t>
       </w:r>
       <w:r>
         <w:rPr>
+          <w:sz w:val="22"/>
+          <w:szCs w:val="20"/>
           <w:lang w:val="en-GB"/>
         </w:rPr>
         <w:t>one that it deems less relevant. Conflicts such as this one can happen, for example, in moral objectivism.</w:t>
@@ -1722,6 +3173,8 @@
         <w:rPr>
           <w:i/>
           <w:iCs/>
+          <w:sz w:val="22"/>
+          <w:szCs w:val="20"/>
           <w:lang w:val="en-GB"/>
         </w:rPr>
       </w:pPr>
@@ -1729,6 +3182,8 @@
         <w:rPr>
           <w:i/>
           <w:iCs/>
+          <w:sz w:val="22"/>
+          <w:szCs w:val="20"/>
           <w:lang w:val="en-GB"/>
         </w:rPr>
         <w:t>Are all external sanctions relevant?</w:t>
@@ -1742,6 +3197,8 @@
           <w:numId w:val="1"/>
         </w:numPr>
         <w:rPr>
+          <w:sz w:val="22"/>
+          <w:szCs w:val="20"/>
           <w:lang w:val="en-GB"/>
         </w:rPr>
       </w:pPr>
@@ -1749,12 +3206,16 @@
         <w:rPr>
           <w:b/>
           <w:bCs/>
+          <w:sz w:val="22"/>
+          <w:szCs w:val="20"/>
           <w:lang w:val="en-GB"/>
         </w:rPr>
         <w:t>Yes</w:t>
       </w:r>
       <w:r>
         <w:rPr>
+          <w:sz w:val="22"/>
+          <w:szCs w:val="20"/>
           <w:lang w:val="en-GB"/>
         </w:rPr>
         <w:t xml:space="preserve">. </w:t>
@@ -1763,49 +3224,56 @@
         <w:rPr>
           <w:b/>
           <w:bCs/>
+          <w:sz w:val="22"/>
+          <w:szCs w:val="20"/>
           <w:lang w:val="en-GB"/>
         </w:rPr>
         <w:t>Natural sanctions</w:t>
       </w:r>
       <w:r>
         <w:rPr>
+          <w:sz w:val="22"/>
+          <w:szCs w:val="20"/>
           <w:lang w:val="en-GB"/>
         </w:rPr>
         <w:t xml:space="preserve"> are, as with natural laws, to be assumed. </w:t>
       </w:r>
       <w:r>
         <w:rPr>
+          <w:sz w:val="22"/>
+          <w:szCs w:val="20"/>
           <w:lang w:val="en-GB"/>
         </w:rPr>
         <w:t xml:space="preserve">Those consequences are axiomatic and </w:t>
       </w:r>
       <w:r>
         <w:rPr>
+          <w:sz w:val="22"/>
+          <w:szCs w:val="20"/>
           <w:lang w:val="en-GB"/>
         </w:rPr>
         <w:t>ought to</w:t>
       </w:r>
       <w:r>
         <w:rPr>
-          <w:lang w:val="en-GB"/>
-        </w:rPr>
-        <w:t xml:space="preserve"> never be overlooked when </w:t>
-      </w:r>
-      <w:r>
-        <w:rPr>
-          <w:lang w:val="en-GB"/>
-        </w:rPr>
-        <w:lastRenderedPageBreak/>
-        <w:t xml:space="preserve">providing a solution to a dilemma, as </w:t>
-      </w:r>
-      <w:r>
-        <w:rPr>
+          <w:sz w:val="22"/>
+          <w:szCs w:val="20"/>
+          <w:lang w:val="en-GB"/>
+        </w:rPr>
+        <w:t xml:space="preserve"> never be overlooked when providing a solution to a dilemma, as </w:t>
+      </w:r>
+      <w:r>
+        <w:rPr>
+          <w:sz w:val="22"/>
+          <w:szCs w:val="20"/>
           <w:lang w:val="en-GB"/>
         </w:rPr>
         <w:t xml:space="preserve">physical safety could be hindered, both the individual’s (moral agent) or </w:t>
       </w:r>
       <w:r>
         <w:rPr>
+          <w:sz w:val="22"/>
+          <w:szCs w:val="20"/>
           <w:lang w:val="en-GB"/>
         </w:rPr>
         <w:t>anyone else involved.</w:t>
@@ -1819,6 +3287,8 @@
           <w:numId w:val="1"/>
         </w:numPr>
         <w:rPr>
+          <w:sz w:val="22"/>
+          <w:szCs w:val="20"/>
           <w:lang w:val="en-GB"/>
         </w:rPr>
       </w:pPr>
@@ -1826,36 +3296,49 @@
         <w:rPr>
           <w:b/>
           <w:bCs/>
-          <w:lang w:val="en-GB"/>
-        </w:rPr>
+          <w:sz w:val="22"/>
+          <w:szCs w:val="20"/>
+          <w:lang w:val="en-GB"/>
+        </w:rPr>
+        <w:lastRenderedPageBreak/>
         <w:t>Legal sanctions</w:t>
       </w:r>
       <w:r>
         <w:rPr>
+          <w:sz w:val="22"/>
+          <w:szCs w:val="20"/>
           <w:lang w:val="en-GB"/>
         </w:rPr>
         <w:t xml:space="preserve"> are the reason why </w:t>
       </w:r>
       <w:r>
         <w:rPr>
+          <w:sz w:val="22"/>
+          <w:szCs w:val="20"/>
           <w:lang w:val="en-GB"/>
         </w:rPr>
         <w:t xml:space="preserve">positive laws should not be broken nor </w:t>
       </w:r>
       <w:r>
         <w:rPr>
+          <w:sz w:val="22"/>
+          <w:szCs w:val="20"/>
           <w:lang w:val="en-GB"/>
         </w:rPr>
         <w:t xml:space="preserve">should illegal </w:t>
       </w:r>
       <w:r>
         <w:rPr>
+          <w:sz w:val="22"/>
+          <w:szCs w:val="20"/>
           <w:lang w:val="en-GB"/>
         </w:rPr>
         <w:t xml:space="preserve">actions be incentivised. They must be considered before providing the final </w:t>
       </w:r>
       <w:r>
         <w:rPr>
+          <w:sz w:val="22"/>
+          <w:szCs w:val="20"/>
           <w:lang w:val="en-GB"/>
         </w:rPr>
         <w:t>solution to the dilemma.</w:t>
@@ -1869,6 +3352,8 @@
           <w:numId w:val="1"/>
         </w:numPr>
         <w:rPr>
+          <w:sz w:val="22"/>
+          <w:szCs w:val="20"/>
           <w:lang w:val="en-GB"/>
         </w:rPr>
       </w:pPr>
@@ -1876,30 +3361,40 @@
         <w:rPr>
           <w:b/>
           <w:bCs/>
+          <w:sz w:val="22"/>
+          <w:szCs w:val="20"/>
           <w:lang w:val="en-GB"/>
         </w:rPr>
         <w:t>Social sanctions</w:t>
       </w:r>
       <w:r>
         <w:rPr>
+          <w:sz w:val="22"/>
+          <w:szCs w:val="20"/>
           <w:lang w:val="en-GB"/>
         </w:rPr>
         <w:t xml:space="preserve"> are important both to pre</w:t>
       </w:r>
       <w:r>
         <w:rPr>
+          <w:sz w:val="22"/>
+          <w:szCs w:val="20"/>
           <w:lang w:val="en-GB"/>
         </w:rPr>
         <w:t xml:space="preserve">vent social unrest within the community the user will likely be a part of and considering </w:t>
       </w:r>
       <w:r>
         <w:rPr>
+          <w:sz w:val="22"/>
+          <w:szCs w:val="20"/>
           <w:lang w:val="en-GB"/>
         </w:rPr>
         <w:t xml:space="preserve">the dilemmas will be quotidian </w:t>
       </w:r>
       <w:r>
         <w:rPr>
+          <w:sz w:val="22"/>
+          <w:szCs w:val="20"/>
           <w:lang w:val="en-GB"/>
         </w:rPr>
         <w:t>scenes a person might encounter and solve organically.</w:t>
@@ -1911,6 +3406,8 @@
         <w:rPr>
           <w:i/>
           <w:iCs/>
+          <w:sz w:val="22"/>
+          <w:szCs w:val="20"/>
           <w:lang w:val="en-GB"/>
         </w:rPr>
       </w:pPr>
@@ -1918,6 +3415,8 @@
         <w:rPr>
           <w:i/>
           <w:iCs/>
+          <w:sz w:val="22"/>
+          <w:szCs w:val="20"/>
           <w:lang w:val="en-GB"/>
         </w:rPr>
         <w:t>What schools of thought ar</w:t>
@@ -1926,6 +3425,8 @@
         <w:rPr>
           <w:i/>
           <w:iCs/>
+          <w:sz w:val="22"/>
+          <w:szCs w:val="20"/>
           <w:lang w:val="en-GB"/>
         </w:rPr>
         <w:t xml:space="preserve">e most </w:t>
@@ -1934,6 +3435,8 @@
         <w:rPr>
           <w:i/>
           <w:iCs/>
+          <w:sz w:val="22"/>
+          <w:szCs w:val="20"/>
           <w:lang w:val="en-GB"/>
         </w:rPr>
         <w:t>promising?</w:t>
@@ -1947,17 +3450,23 @@
           <w:numId w:val="1"/>
         </w:numPr>
         <w:rPr>
+          <w:sz w:val="22"/>
+          <w:szCs w:val="20"/>
           <w:lang w:val="en-GB"/>
         </w:rPr>
       </w:pPr>
       <w:r>
         <w:rPr>
+          <w:sz w:val="22"/>
+          <w:szCs w:val="20"/>
           <w:lang w:val="en-GB"/>
         </w:rPr>
         <w:t xml:space="preserve">Moral objectivism and its ten </w:t>
       </w:r>
       <w:r>
         <w:rPr>
+          <w:sz w:val="22"/>
+          <w:szCs w:val="20"/>
           <w:lang w:val="en-GB"/>
         </w:rPr>
         <w:t>laws.</w:t>
@@ -1969,6 +3478,8 @@
         <w:rPr>
           <w:i/>
           <w:iCs/>
+          <w:sz w:val="22"/>
+          <w:szCs w:val="20"/>
           <w:lang w:val="en-GB"/>
         </w:rPr>
       </w:pPr>
@@ -1976,6 +3487,8 @@
         <w:rPr>
           <w:i/>
           <w:iCs/>
+          <w:sz w:val="22"/>
+          <w:szCs w:val="20"/>
           <w:lang w:val="en-GB"/>
         </w:rPr>
         <w:t>What schools of thought are least promising?</w:t>
@@ -1989,17 +3502,23 @@
           <w:numId w:val="1"/>
         </w:numPr>
         <w:rPr>
+          <w:sz w:val="22"/>
+          <w:szCs w:val="20"/>
           <w:lang w:val="en-GB"/>
         </w:rPr>
       </w:pPr>
       <w:r>
         <w:rPr>
+          <w:sz w:val="22"/>
+          <w:szCs w:val="20"/>
           <w:lang w:val="en-GB"/>
         </w:rPr>
         <w:t>Moral subjectivism</w:t>
       </w:r>
       <w:r>
         <w:rPr>
+          <w:sz w:val="22"/>
+          <w:szCs w:val="20"/>
           <w:lang w:val="en-GB"/>
         </w:rPr>
         <w:t>, as it is based on the individual’s moral judgement.</w:t>
@@ -2013,26 +3532,42 @@
           <w:numId w:val="1"/>
         </w:numPr>
         <w:rPr>
+          <w:sz w:val="22"/>
+          <w:szCs w:val="20"/>
           <w:lang w:val="en-GB"/>
         </w:rPr>
       </w:pPr>
       <w:r>
         <w:rPr>
+          <w:sz w:val="22"/>
+          <w:szCs w:val="20"/>
           <w:lang w:val="en-GB"/>
         </w:rPr>
         <w:t xml:space="preserve">Maybe moral realism, </w:t>
       </w:r>
       <w:r>
         <w:rPr>
+          <w:sz w:val="22"/>
+          <w:szCs w:val="20"/>
           <w:lang w:val="en-GB"/>
         </w:rPr>
         <w:t xml:space="preserve">considering its emphasis on </w:t>
       </w:r>
       <w:r>
         <w:rPr>
-          <w:lang w:val="en-GB"/>
-        </w:rPr>
-        <w:t>values?</w:t>
+          <w:sz w:val="22"/>
+          <w:szCs w:val="20"/>
+          <w:lang w:val="en-GB"/>
+        </w:rPr>
+        <w:t>values</w:t>
+      </w:r>
+      <w:r>
+        <w:rPr>
+          <w:sz w:val="22"/>
+          <w:szCs w:val="20"/>
+          <w:lang w:val="en-GB"/>
+        </w:rPr>
+        <w:t>.</w:t>
       </w:r>
     </w:p>
     <w:sectPr>
@@ -2045,9 +3580,215 @@
 </w:document>
 </file>
 
+<file path=word/endnotes.xml><?xml version="1.0" encoding="utf-8"?>
+<w:endnotes xmlns:wpc="http://schemas.microsoft.com/office/word/2010/wordprocessingCanvas" xmlns:cx="http://schemas.microsoft.com/office/drawing/2014/chartex" xmlns:cx1="http://schemas.microsoft.com/office/drawing/2015/9/8/chartex" xmlns:cx2="http://schemas.microsoft.com/office/drawing/2015/10/21/chartex" xmlns:cx3="http://schemas.microsoft.com/office/drawing/2016/5/9/chartex" xmlns:cx4="http://schemas.microsoft.com/office/drawing/2016/5/10/chartex" xmlns:cx5="http://schemas.microsoft.com/office/drawing/2016/5/11/chartex" xmlns:cx6="http://schemas.microsoft.com/office/drawing/2016/5/12/chartex" xmlns:cx7="http://schemas.microsoft.com/office/drawing/2016/5/13/chartex" xmlns:cx8="http://schemas.microsoft.com/office/drawing/2016/5/14/chartex" xmlns:mc="http://schemas.openxmlformats.org/markup-compatibility/2006" xmlns:aink="http://schemas.microsoft.com/office/drawing/2016/ink" xmlns:am3d="http://schemas.microsoft.com/office/drawing/2017/model3d" xmlns:o="urn:schemas-microsoft-com:office:office" xmlns:oel="http://schemas.microsoft.com/office/2019/extlst" xmlns:r="http://schemas.openxmlformats.org/officeDocument/2006/relationships" xmlns:m="http://schemas.openxmlformats.org/officeDocument/2006/math" xmlns:v="urn:schemas-microsoft-com:vml" xmlns:wp14="http://schemas.microsoft.com/office/word/2010/wordprocessingDrawing" xmlns:wp="http://schemas.openxmlformats.org/drawingml/2006/wordprocessingDrawing" xmlns:w10="urn:schemas-microsoft-com:office:word" xmlns:w="http://schemas.openxmlformats.org/wordprocessingml/2006/main" xmlns:w14="http://schemas.microsoft.com/office/word/2010/wordml" xmlns:w15="http://schemas.microsoft.com/office/word/2012/wordml" xmlns:w16cex="http://schemas.microsoft.com/office/word/2018/wordml/cex" xmlns:w16cid="http://schemas.microsoft.com/office/word/2016/wordml/cid" xmlns:w16="http://schemas.microsoft.com/office/word/2018/wordml" xmlns:w16du="http://schemas.microsoft.com/office/word/2023/wordml/word16du" xmlns:w16sdtdh="http://schemas.microsoft.com/office/word/2020/wordml/sdtdatahash" xmlns:w16sdtfl="http://schemas.microsoft.com/office/word/2024/wordml/sdtformatlock" xmlns:w16se="http://schemas.microsoft.com/office/word/2015/wordml/symex" xmlns:wpg="http://schemas.microsoft.com/office/word/2010/wordprocessingGroup" xmlns:wpi="http://schemas.microsoft.com/office/word/2010/wordprocessingInk" xmlns:wne="http://schemas.microsoft.com/office/word/2006/wordml" xmlns:wps="http://schemas.microsoft.com/office/word/2010/wordprocessingShape" mc:Ignorable="w14 w15 w16se w16cid w16 w16cex w16sdtdh w16sdtfl w16du wp14">
+  <w:endnote w:type="separator" w:id="-1">
+    <w:p>
+      <w:pPr>
+        <w:spacing w:after="0" w:line="240" w:lineRule="auto"/>
+      </w:pPr>
+      <w:r>
+        <w:separator/>
+      </w:r>
+    </w:p>
+  </w:endnote>
+  <w:endnote w:type="continuationSeparator" w:id="0">
+    <w:p>
+      <w:pPr>
+        <w:spacing w:after="0" w:line="240" w:lineRule="auto"/>
+      </w:pPr>
+      <w:r>
+        <w:continuationSeparator/>
+      </w:r>
+    </w:p>
+  </w:endnote>
+</w:endnotes>
+</file>
+
+<file path=word/footnotes.xml><?xml version="1.0" encoding="utf-8"?>
+<w:footnotes xmlns:wpc="http://schemas.microsoft.com/office/word/2010/wordprocessingCanvas" xmlns:cx="http://schemas.microsoft.com/office/drawing/2014/chartex" xmlns:cx1="http://schemas.microsoft.com/office/drawing/2015/9/8/chartex" xmlns:cx2="http://schemas.microsoft.com/office/drawing/2015/10/21/chartex" xmlns:cx3="http://schemas.microsoft.com/office/drawing/2016/5/9/chartex" xmlns:cx4="http://schemas.microsoft.com/office/drawing/2016/5/10/chartex" xmlns:cx5="http://schemas.microsoft.com/office/drawing/2016/5/11/chartex" xmlns:cx6="http://schemas.microsoft.com/office/drawing/2016/5/12/chartex" xmlns:cx7="http://schemas.microsoft.com/office/drawing/2016/5/13/chartex" xmlns:cx8="http://schemas.microsoft.com/office/drawing/2016/5/14/chartex" xmlns:mc="http://schemas.openxmlformats.org/markup-compatibility/2006" xmlns:aink="http://schemas.microsoft.com/office/drawing/2016/ink" xmlns:am3d="http://schemas.microsoft.com/office/drawing/2017/model3d" xmlns:o="urn:schemas-microsoft-com:office:office" xmlns:oel="http://schemas.microsoft.com/office/2019/extlst" xmlns:r="http://schemas.openxmlformats.org/officeDocument/2006/relationships" xmlns:m="http://schemas.openxmlformats.org/officeDocument/2006/math" xmlns:v="urn:schemas-microsoft-com:vml" xmlns:wp14="http://schemas.microsoft.com/office/word/2010/wordprocessingDrawing" xmlns:wp="http://schemas.openxmlformats.org/drawingml/2006/wordprocessingDrawing" xmlns:w10="urn:schemas-microsoft-com:office:word" xmlns:w="http://schemas.openxmlformats.org/wordprocessingml/2006/main" xmlns:w14="http://schemas.microsoft.com/office/word/2010/wordml" xmlns:w15="http://schemas.microsoft.com/office/word/2012/wordml" xmlns:w16cex="http://schemas.microsoft.com/office/word/2018/wordml/cex" xmlns:w16cid="http://schemas.microsoft.com/office/word/2016/wordml/cid" xmlns:w16="http://schemas.microsoft.com/office/word/2018/wordml" xmlns:w16du="http://schemas.microsoft.com/office/word/2023/wordml/word16du" xmlns:w16sdtdh="http://schemas.microsoft.com/office/word/2020/wordml/sdtdatahash" xmlns:w16sdtfl="http://schemas.microsoft.com/office/word/2024/wordml/sdtformatlock" xmlns:w16se="http://schemas.microsoft.com/office/word/2015/wordml/symex" xmlns:wpg="http://schemas.microsoft.com/office/word/2010/wordprocessingGroup" xmlns:wpi="http://schemas.microsoft.com/office/word/2010/wordprocessingInk" xmlns:wne="http://schemas.microsoft.com/office/word/2006/wordml" xmlns:wps="http://schemas.microsoft.com/office/word/2010/wordprocessingShape" mc:Ignorable="w14 w15 w16se w16cid w16 w16cex w16sdtdh w16sdtfl w16du wp14">
+  <w:footnote w:type="separator" w:id="-1">
+    <w:p>
+      <w:pPr>
+        <w:spacing w:after="0" w:line="240" w:lineRule="auto"/>
+      </w:pPr>
+      <w:r>
+        <w:separator/>
+      </w:r>
+    </w:p>
+  </w:footnote>
+  <w:footnote w:type="continuationSeparator" w:id="0">
+    <w:p>
+      <w:pPr>
+        <w:spacing w:after="0" w:line="240" w:lineRule="auto"/>
+      </w:pPr>
+      <w:r>
+        <w:continuationSeparator/>
+      </w:r>
+    </w:p>
+  </w:footnote>
+  <w:footnote w:id="1">
+    <w:p>
+      <w:pPr>
+        <w:pStyle w:val="FootnoteText"/>
+        <w:rPr>
+          <w:rFonts w:ascii="Arial" w:hAnsi="Arial" w:cs="Arial"/>
+          <w:lang w:val="en-GB"/>
+        </w:rPr>
+      </w:pPr>
+      <w:r>
+        <w:rPr>
+          <w:rStyle w:val="FootnoteReference"/>
+          <w:rFonts w:ascii="Arial" w:hAnsi="Arial" w:cs="Arial"/>
+          <w:lang w:val="en-GB"/>
+        </w:rPr>
+        <w:footnoteRef/>
+      </w:r>
+      <w:r>
+        <w:rPr>
+          <w:rFonts w:ascii="Arial" w:hAnsi="Arial" w:cs="Arial"/>
+          <w:lang w:val="en-GB"/>
+        </w:rPr>
+        <w:t xml:space="preserve"> Meaning </w:t>
+      </w:r>
+      <w:r>
+        <w:rPr>
+          <w:rFonts w:ascii="Arial" w:hAnsi="Arial" w:cs="Arial"/>
+          <w:i/>
+          <w:iCs/>
+          <w:lang w:val="en-GB"/>
+        </w:rPr>
+        <w:t>at first glance</w:t>
+      </w:r>
+      <w:r>
+        <w:rPr>
+          <w:rFonts w:ascii="Arial" w:hAnsi="Arial" w:cs="Arial"/>
+          <w:lang w:val="en-GB"/>
+        </w:rPr>
+        <w:t>.</w:t>
+      </w:r>
+    </w:p>
+  </w:footnote>
+</w:footnotes>
+</file>
+
 <file path=word/numbering.xml><?xml version="1.0" encoding="utf-8"?>
 <w:numbering xmlns:wpc="http://schemas.microsoft.com/office/word/2010/wordprocessingCanvas" xmlns:cx="http://schemas.microsoft.com/office/drawing/2014/chartex" xmlns:cx1="http://schemas.microsoft.com/office/drawing/2015/9/8/chartex" xmlns:cx2="http://schemas.microsoft.com/office/drawing/2015/10/21/chartex" xmlns:cx3="http://schemas.microsoft.com/office/drawing/2016/5/9/chartex" xmlns:cx4="http://schemas.microsoft.com/office/drawing/2016/5/10/chartex" xmlns:cx5="http://schemas.microsoft.com/office/drawing/2016/5/11/chartex" xmlns:cx6="http://schemas.microsoft.com/office/drawing/2016/5/12/chartex" xmlns:cx7="http://schemas.microsoft.com/office/drawing/2016/5/13/chartex" xmlns:cx8="http://schemas.microsoft.com/office/drawing/2016/5/14/chartex" xmlns:mc="http://schemas.openxmlformats.org/markup-compatibility/2006" xmlns:aink="http://schemas.microsoft.com/office/drawing/2016/ink" xmlns:am3d="http://schemas.microsoft.com/office/drawing/2017/model3d" xmlns:o="urn:schemas-microsoft-com:office:office" xmlns:oel="http://schemas.microsoft.com/office/2019/extlst" xmlns:r="http://schemas.openxmlformats.org/officeDocument/2006/relationships" xmlns:m="http://schemas.openxmlformats.org/officeDocument/2006/math" xmlns:v="urn:schemas-microsoft-com:vml" xmlns:wp14="http://schemas.microsoft.com/office/word/2010/wordprocessingDrawing" xmlns:wp="http://schemas.openxmlformats.org/drawingml/2006/wordprocessingDrawing" xmlns:w10="urn:schemas-microsoft-com:office:word" xmlns:w="http://schemas.openxmlformats.org/wordprocessingml/2006/main" xmlns:w14="http://schemas.microsoft.com/office/word/2010/wordml" xmlns:w15="http://schemas.microsoft.com/office/word/2012/wordml" xmlns:w16cex="http://schemas.microsoft.com/office/word/2018/wordml/cex" xmlns:w16cid="http://schemas.microsoft.com/office/word/2016/wordml/cid" xmlns:w16="http://schemas.microsoft.com/office/word/2018/wordml" xmlns:w16du="http://schemas.microsoft.com/office/word/2023/wordml/word16du" xmlns:w16sdtdh="http://schemas.microsoft.com/office/word/2020/wordml/sdtdatahash" xmlns:w16sdtfl="http://schemas.microsoft.com/office/word/2024/wordml/sdtformatlock" xmlns:w16se="http://schemas.microsoft.com/office/word/2015/wordml/symex" xmlns:wpg="http://schemas.microsoft.com/office/word/2010/wordprocessingGroup" xmlns:wpi="http://schemas.microsoft.com/office/word/2010/wordprocessingInk" xmlns:wne="http://schemas.microsoft.com/office/word/2006/wordml" xmlns:wps="http://schemas.microsoft.com/office/word/2010/wordprocessingShape" mc:Ignorable="w14 w15 w16se w16cid w16 w16cex w16sdtdh w16sdtfl w16du wp14">
   <w:abstractNum w:abstractNumId="0" w15:restartNumberingAfterBreak="0">
+    <w:nsid w:val="06B16568"/>
+    <w:multiLevelType w:val="hybridMultilevel"/>
+    <w:tmpl w:val="CB0E6B10"/>
+    <w:lvl w:ilvl="0" w:tplc="16CCEC66">
+      <w:start w:val="1"/>
+      <w:numFmt w:val="bullet"/>
+      <w:lvlText w:val="-"/>
+      <w:lvlJc w:val="left"/>
+      <w:pPr>
+        <w:ind w:left="720" w:hanging="360"/>
+      </w:pPr>
+      <w:rPr>
+        <w:rFonts w:ascii="Arial" w:eastAsiaTheme="minorHAnsi" w:hAnsi="Arial" w:cs="Arial" w:hint="default"/>
+        <w:b/>
+      </w:rPr>
+    </w:lvl>
+    <w:lvl w:ilvl="1" w:tplc="04030003" w:tentative="1">
+      <w:start w:val="1"/>
+      <w:numFmt w:val="bullet"/>
+      <w:lvlText w:val="o"/>
+      <w:lvlJc w:val="left"/>
+      <w:pPr>
+        <w:ind w:left="1440" w:hanging="360"/>
+      </w:pPr>
+      <w:rPr>
+        <w:rFonts w:ascii="Courier New" w:hAnsi="Courier New" w:cs="Courier New" w:hint="default"/>
+      </w:rPr>
+    </w:lvl>
+    <w:lvl w:ilvl="2" w:tplc="04030005" w:tentative="1">
+      <w:start w:val="1"/>
+      <w:numFmt w:val="bullet"/>
+      <w:lvlText w:val=""/>
+      <w:lvlJc w:val="left"/>
+      <w:pPr>
+        <w:ind w:left="2160" w:hanging="360"/>
+      </w:pPr>
+      <w:rPr>
+        <w:rFonts w:ascii="Wingdings" w:hAnsi="Wingdings" w:hint="default"/>
+      </w:rPr>
+    </w:lvl>
+    <w:lvl w:ilvl="3" w:tplc="04030001" w:tentative="1">
+      <w:start w:val="1"/>
+      <w:numFmt w:val="bullet"/>
+      <w:lvlText w:val=""/>
+      <w:lvlJc w:val="left"/>
+      <w:pPr>
+        <w:ind w:left="2880" w:hanging="360"/>
+      </w:pPr>
+      <w:rPr>
+        <w:rFonts w:ascii="Symbol" w:hAnsi="Symbol" w:hint="default"/>
+      </w:rPr>
+    </w:lvl>
+    <w:lvl w:ilvl="4" w:tplc="04030003" w:tentative="1">
+      <w:start w:val="1"/>
+      <w:numFmt w:val="bullet"/>
+      <w:lvlText w:val="o"/>
+      <w:lvlJc w:val="left"/>
+      <w:pPr>
+        <w:ind w:left="3600" w:hanging="360"/>
+      </w:pPr>
+      <w:rPr>
+        <w:rFonts w:ascii="Courier New" w:hAnsi="Courier New" w:cs="Courier New" w:hint="default"/>
+      </w:rPr>
+    </w:lvl>
+    <w:lvl w:ilvl="5" w:tplc="04030005" w:tentative="1">
+      <w:start w:val="1"/>
+      <w:numFmt w:val="bullet"/>
+      <w:lvlText w:val=""/>
+      <w:lvlJc w:val="left"/>
+      <w:pPr>
+        <w:ind w:left="4320" w:hanging="360"/>
+      </w:pPr>
+      <w:rPr>
+        <w:rFonts w:ascii="Wingdings" w:hAnsi="Wingdings" w:hint="default"/>
+      </w:rPr>
+    </w:lvl>
+    <w:lvl w:ilvl="6" w:tplc="04030001" w:tentative="1">
+      <w:start w:val="1"/>
+      <w:numFmt w:val="bullet"/>
+      <w:lvlText w:val=""/>
+      <w:lvlJc w:val="left"/>
+      <w:pPr>
+        <w:ind w:left="5040" w:hanging="360"/>
+      </w:pPr>
+      <w:rPr>
+        <w:rFonts w:ascii="Symbol" w:hAnsi="Symbol" w:hint="default"/>
+      </w:rPr>
+    </w:lvl>
+    <w:lvl w:ilvl="7" w:tplc="04030003" w:tentative="1">
+      <w:start w:val="1"/>
+      <w:numFmt w:val="bullet"/>
+      <w:lvlText w:val="o"/>
+      <w:lvlJc w:val="left"/>
+      <w:pPr>
+        <w:ind w:left="5760" w:hanging="360"/>
+      </w:pPr>
+      <w:rPr>
+        <w:rFonts w:ascii="Courier New" w:hAnsi="Courier New" w:cs="Courier New" w:hint="default"/>
+      </w:rPr>
+    </w:lvl>
+    <w:lvl w:ilvl="8" w:tplc="04030005" w:tentative="1">
+      <w:start w:val="1"/>
+      <w:numFmt w:val="bullet"/>
+      <w:lvlText w:val=""/>
+      <w:lvlJc w:val="left"/>
+      <w:pPr>
+        <w:ind w:left="6480" w:hanging="360"/>
+      </w:pPr>
+      <w:rPr>
+        <w:rFonts w:ascii="Wingdings" w:hAnsi="Wingdings" w:hint="default"/>
+      </w:rPr>
+    </w:lvl>
+  </w:abstractNum>
+  <w:abstractNum w:abstractNumId="1" w15:restartNumberingAfterBreak="0">
     <w:nsid w:val="10E42C23"/>
     <w:multiLevelType w:val="hybridMultilevel"/>
     <w:tmpl w:val="3C60A026"/>
@@ -2160,8 +3901,105 @@
       </w:rPr>
     </w:lvl>
   </w:abstractNum>
+  <w:abstractNum w:abstractNumId="2" w15:restartNumberingAfterBreak="0">
+    <w:nsid w:val="366E487A"/>
+    <w:multiLevelType w:val="hybridMultilevel"/>
+    <w:tmpl w:val="F492153E"/>
+    <w:lvl w:ilvl="0" w:tplc="5128E5E4">
+      <w:start w:val="1"/>
+      <w:numFmt w:val="decimal"/>
+      <w:lvlText w:val="%1."/>
+      <w:lvlJc w:val="left"/>
+      <w:pPr>
+        <w:ind w:left="1776" w:hanging="360"/>
+      </w:pPr>
+      <w:rPr>
+        <w:rFonts w:hint="default"/>
+        <w:b/>
+        <w:bCs/>
+      </w:rPr>
+    </w:lvl>
+    <w:lvl w:ilvl="1" w:tplc="04030019" w:tentative="1">
+      <w:start w:val="1"/>
+      <w:numFmt w:val="lowerLetter"/>
+      <w:lvlText w:val="%2."/>
+      <w:lvlJc w:val="left"/>
+      <w:pPr>
+        <w:ind w:left="2496" w:hanging="360"/>
+      </w:pPr>
+    </w:lvl>
+    <w:lvl w:ilvl="2" w:tplc="0403001B" w:tentative="1">
+      <w:start w:val="1"/>
+      <w:numFmt w:val="lowerRoman"/>
+      <w:lvlText w:val="%3."/>
+      <w:lvlJc w:val="right"/>
+      <w:pPr>
+        <w:ind w:left="3216" w:hanging="180"/>
+      </w:pPr>
+    </w:lvl>
+    <w:lvl w:ilvl="3" w:tplc="0403000F" w:tentative="1">
+      <w:start w:val="1"/>
+      <w:numFmt w:val="decimal"/>
+      <w:lvlText w:val="%4."/>
+      <w:lvlJc w:val="left"/>
+      <w:pPr>
+        <w:ind w:left="3936" w:hanging="360"/>
+      </w:pPr>
+    </w:lvl>
+    <w:lvl w:ilvl="4" w:tplc="04030019" w:tentative="1">
+      <w:start w:val="1"/>
+      <w:numFmt w:val="lowerLetter"/>
+      <w:lvlText w:val="%5."/>
+      <w:lvlJc w:val="left"/>
+      <w:pPr>
+        <w:ind w:left="4656" w:hanging="360"/>
+      </w:pPr>
+    </w:lvl>
+    <w:lvl w:ilvl="5" w:tplc="0403001B" w:tentative="1">
+      <w:start w:val="1"/>
+      <w:numFmt w:val="lowerRoman"/>
+      <w:lvlText w:val="%6."/>
+      <w:lvlJc w:val="right"/>
+      <w:pPr>
+        <w:ind w:left="5376" w:hanging="180"/>
+      </w:pPr>
+    </w:lvl>
+    <w:lvl w:ilvl="6" w:tplc="0403000F" w:tentative="1">
+      <w:start w:val="1"/>
+      <w:numFmt w:val="decimal"/>
+      <w:lvlText w:val="%7."/>
+      <w:lvlJc w:val="left"/>
+      <w:pPr>
+        <w:ind w:left="6096" w:hanging="360"/>
+      </w:pPr>
+    </w:lvl>
+    <w:lvl w:ilvl="7" w:tplc="04030019" w:tentative="1">
+      <w:start w:val="1"/>
+      <w:numFmt w:val="lowerLetter"/>
+      <w:lvlText w:val="%8."/>
+      <w:lvlJc w:val="left"/>
+      <w:pPr>
+        <w:ind w:left="6816" w:hanging="360"/>
+      </w:pPr>
+    </w:lvl>
+    <w:lvl w:ilvl="8" w:tplc="0403001B" w:tentative="1">
+      <w:start w:val="1"/>
+      <w:numFmt w:val="lowerRoman"/>
+      <w:lvlText w:val="%9."/>
+      <w:lvlJc w:val="right"/>
+      <w:pPr>
+        <w:ind w:left="7536" w:hanging="180"/>
+      </w:pPr>
+    </w:lvl>
+  </w:abstractNum>
   <w:num w:numId="1" w16cid:durableId="2121221172">
+    <w:abstractNumId w:val="1"/>
+  </w:num>
+  <w:num w:numId="2" w16cid:durableId="257369870">
     <w:abstractNumId w:val="0"/>
+  </w:num>
+  <w:num w:numId="3" w16cid:durableId="2138445626">
+    <w:abstractNumId w:val="2"/>
   </w:num>
 </w:numbering>
 </file>
@@ -3150,6 +4988,45 @@
       <w:szCs w:val="18"/>
     </w:rPr>
   </w:style>
+  <w:style w:type="paragraph" w:styleId="FootnoteText">
+    <w:name w:val="footnote text"/>
+    <w:basedOn w:val="Normal"/>
+    <w:link w:val="FootnoteTextChar"/>
+    <w:uiPriority w:val="99"/>
+    <w:semiHidden/>
+    <w:unhideWhenUsed/>
+    <w:rsid w:val="00970092"/>
+    <w:pPr>
+      <w:spacing w:after="0" w:line="240" w:lineRule="auto"/>
+    </w:pPr>
+    <w:rPr>
+      <w:sz w:val="20"/>
+      <w:szCs w:val="20"/>
+    </w:rPr>
+  </w:style>
+  <w:style w:type="character" w:customStyle="1" w:styleId="FootnoteTextChar">
+    <w:name w:val="Footnote Text Char"/>
+    <w:basedOn w:val="DefaultParagraphFont"/>
+    <w:link w:val="FootnoteText"/>
+    <w:uiPriority w:val="99"/>
+    <w:semiHidden/>
+    <w:rsid w:val="00970092"/>
+    <w:rPr>
+      <w:sz w:val="20"/>
+      <w:szCs w:val="20"/>
+    </w:rPr>
+  </w:style>
+  <w:style w:type="character" w:styleId="FootnoteReference">
+    <w:name w:val="footnote reference"/>
+    <w:basedOn w:val="DefaultParagraphFont"/>
+    <w:uiPriority w:val="99"/>
+    <w:semiHidden/>
+    <w:unhideWhenUsed/>
+    <w:rsid w:val="00970092"/>
+    <w:rPr>
+      <w:vertAlign w:val="superscript"/>
+    </w:rPr>
+  </w:style>
 </w:styles>
 </file>
 
@@ -4925,7 +6802,7 @@
         <a:lstStyle/>
         <a:p>
           <a:r>
-            <a:rPr lang="ca-ES" sz="1000">
+            <a:rPr lang="ca-ES" sz="900">
               <a:latin typeface="Arial" panose="020B0604020202020204" pitchFamily="34" charset="0"/>
               <a:cs typeface="Arial" panose="020B0604020202020204" pitchFamily="34" charset="0"/>
             </a:rPr>
@@ -4941,7 +6818,7 @@
         <a:bodyPr/>
         <a:lstStyle/>
         <a:p>
-          <a:endParaRPr lang="ca-ES" sz="1000">
+          <a:endParaRPr lang="ca-ES" sz="900">
             <a:latin typeface="Arial" panose="020B0604020202020204" pitchFamily="34" charset="0"/>
             <a:cs typeface="Arial" panose="020B0604020202020204" pitchFamily="34" charset="0"/>
           </a:endParaRPr>
@@ -4955,7 +6832,7 @@
         <a:bodyPr/>
         <a:lstStyle/>
         <a:p>
-          <a:endParaRPr lang="ca-ES" sz="1000">
+          <a:endParaRPr lang="ca-ES" sz="900">
             <a:latin typeface="Arial" panose="020B0604020202020204" pitchFamily="34" charset="0"/>
             <a:cs typeface="Arial" panose="020B0604020202020204" pitchFamily="34" charset="0"/>
           </a:endParaRPr>
@@ -4970,7 +6847,7 @@
         <a:lstStyle/>
         <a:p>
           <a:r>
-            <a:rPr lang="ca-ES" sz="1000" b="1">
+            <a:rPr lang="ca-ES" sz="900" b="1">
               <a:latin typeface="Arial" panose="020B0604020202020204" pitchFamily="34" charset="0"/>
               <a:cs typeface="Arial" panose="020B0604020202020204" pitchFamily="34" charset="0"/>
             </a:rPr>
@@ -4986,7 +6863,7 @@
         <a:bodyPr/>
         <a:lstStyle/>
         <a:p>
-          <a:endParaRPr lang="ca-ES" sz="1000">
+          <a:endParaRPr lang="ca-ES" sz="900">
             <a:latin typeface="Arial" panose="020B0604020202020204" pitchFamily="34" charset="0"/>
             <a:cs typeface="Arial" panose="020B0604020202020204" pitchFamily="34" charset="0"/>
           </a:endParaRPr>
@@ -5000,7 +6877,7 @@
         <a:bodyPr/>
         <a:lstStyle/>
         <a:p>
-          <a:endParaRPr lang="ca-ES" sz="1000">
+          <a:endParaRPr lang="ca-ES" sz="900">
             <a:latin typeface="Arial" panose="020B0604020202020204" pitchFamily="34" charset="0"/>
             <a:cs typeface="Arial" panose="020B0604020202020204" pitchFamily="34" charset="0"/>
           </a:endParaRPr>
@@ -5015,7 +6892,7 @@
         <a:lstStyle/>
         <a:p>
           <a:r>
-            <a:rPr lang="ca-ES" sz="1000" i="1">
+            <a:rPr lang="ca-ES" sz="900" i="1">
               <a:latin typeface="Arial" panose="020B0604020202020204" pitchFamily="34" charset="0"/>
               <a:cs typeface="Arial" panose="020B0604020202020204" pitchFamily="34" charset="0"/>
             </a:rPr>
@@ -5031,7 +6908,7 @@
         <a:bodyPr/>
         <a:lstStyle/>
         <a:p>
-          <a:endParaRPr lang="ca-ES" sz="1000">
+          <a:endParaRPr lang="ca-ES" sz="900">
             <a:latin typeface="Arial" panose="020B0604020202020204" pitchFamily="34" charset="0"/>
             <a:cs typeface="Arial" panose="020B0604020202020204" pitchFamily="34" charset="0"/>
           </a:endParaRPr>
@@ -5045,7 +6922,7 @@
         <a:bodyPr/>
         <a:lstStyle/>
         <a:p>
-          <a:endParaRPr lang="ca-ES" sz="1000">
+          <a:endParaRPr lang="ca-ES" sz="900">
             <a:latin typeface="Arial" panose="020B0604020202020204" pitchFamily="34" charset="0"/>
             <a:cs typeface="Arial" panose="020B0604020202020204" pitchFamily="34" charset="0"/>
           </a:endParaRPr>
@@ -5060,7 +6937,7 @@
         <a:lstStyle/>
         <a:p>
           <a:r>
-            <a:rPr lang="ca-ES" sz="1000" i="1">
+            <a:rPr lang="ca-ES" sz="900" i="1">
               <a:latin typeface="Arial" panose="020B0604020202020204" pitchFamily="34" charset="0"/>
               <a:cs typeface="Arial" panose="020B0604020202020204" pitchFamily="34" charset="0"/>
             </a:rPr>
@@ -5076,7 +6953,7 @@
         <a:bodyPr/>
         <a:lstStyle/>
         <a:p>
-          <a:endParaRPr lang="ca-ES" sz="1000">
+          <a:endParaRPr lang="ca-ES" sz="900">
             <a:latin typeface="Arial" panose="020B0604020202020204" pitchFamily="34" charset="0"/>
             <a:cs typeface="Arial" panose="020B0604020202020204" pitchFamily="34" charset="0"/>
           </a:endParaRPr>
@@ -5090,7 +6967,7 @@
         <a:bodyPr/>
         <a:lstStyle/>
         <a:p>
-          <a:endParaRPr lang="ca-ES" sz="1000">
+          <a:endParaRPr lang="ca-ES" sz="900">
             <a:latin typeface="Arial" panose="020B0604020202020204" pitchFamily="34" charset="0"/>
             <a:cs typeface="Arial" panose="020B0604020202020204" pitchFamily="34" charset="0"/>
           </a:endParaRPr>
@@ -5105,7 +6982,7 @@
         <a:lstStyle/>
         <a:p>
           <a:r>
-            <a:rPr lang="ca-ES" sz="1000" b="1">
+            <a:rPr lang="ca-ES" sz="900" b="1">
               <a:latin typeface="Arial" panose="020B0604020202020204" pitchFamily="34" charset="0"/>
               <a:cs typeface="Arial" panose="020B0604020202020204" pitchFamily="34" charset="0"/>
             </a:rPr>
@@ -5121,7 +6998,7 @@
         <a:bodyPr/>
         <a:lstStyle/>
         <a:p>
-          <a:endParaRPr lang="ca-ES" sz="1000">
+          <a:endParaRPr lang="ca-ES" sz="900">
             <a:latin typeface="Arial" panose="020B0604020202020204" pitchFamily="34" charset="0"/>
             <a:cs typeface="Arial" panose="020B0604020202020204" pitchFamily="34" charset="0"/>
           </a:endParaRPr>
@@ -5135,7 +7012,7 @@
         <a:bodyPr/>
         <a:lstStyle/>
         <a:p>
-          <a:endParaRPr lang="ca-ES" sz="1000">
+          <a:endParaRPr lang="ca-ES" sz="900">
             <a:latin typeface="Arial" panose="020B0604020202020204" pitchFamily="34" charset="0"/>
             <a:cs typeface="Arial" panose="020B0604020202020204" pitchFamily="34" charset="0"/>
           </a:endParaRPr>
@@ -5150,7 +7027,7 @@
         <a:lstStyle/>
         <a:p>
           <a:r>
-            <a:rPr lang="ca-ES" sz="1000" i="1">
+            <a:rPr lang="ca-ES" sz="900" i="1">
               <a:latin typeface="Arial" panose="020B0604020202020204" pitchFamily="34" charset="0"/>
               <a:cs typeface="Arial" panose="020B0604020202020204" pitchFamily="34" charset="0"/>
             </a:rPr>
@@ -5166,7 +7043,7 @@
         <a:bodyPr/>
         <a:lstStyle/>
         <a:p>
-          <a:endParaRPr lang="ca-ES" sz="1000">
+          <a:endParaRPr lang="ca-ES" sz="900">
             <a:latin typeface="Arial" panose="020B0604020202020204" pitchFamily="34" charset="0"/>
             <a:cs typeface="Arial" panose="020B0604020202020204" pitchFamily="34" charset="0"/>
           </a:endParaRPr>
@@ -5180,7 +7057,7 @@
         <a:bodyPr/>
         <a:lstStyle/>
         <a:p>
-          <a:endParaRPr lang="ca-ES" sz="1000">
+          <a:endParaRPr lang="ca-ES" sz="900">
             <a:latin typeface="Arial" panose="020B0604020202020204" pitchFamily="34" charset="0"/>
             <a:cs typeface="Arial" panose="020B0604020202020204" pitchFamily="34" charset="0"/>
           </a:endParaRPr>
@@ -5195,7 +7072,7 @@
         <a:lstStyle/>
         <a:p>
           <a:r>
-            <a:rPr lang="ca-ES" sz="1000" i="1">
+            <a:rPr lang="ca-ES" sz="900" i="1">
               <a:latin typeface="Arial" panose="020B0604020202020204" pitchFamily="34" charset="0"/>
               <a:cs typeface="Arial" panose="020B0604020202020204" pitchFamily="34" charset="0"/>
             </a:rPr>
@@ -5211,7 +7088,7 @@
         <a:bodyPr/>
         <a:lstStyle/>
         <a:p>
-          <a:endParaRPr lang="ca-ES" sz="1000">
+          <a:endParaRPr lang="ca-ES" sz="900">
             <a:latin typeface="Arial" panose="020B0604020202020204" pitchFamily="34" charset="0"/>
             <a:cs typeface="Arial" panose="020B0604020202020204" pitchFamily="34" charset="0"/>
           </a:endParaRPr>
@@ -5225,7 +7102,7 @@
         <a:bodyPr/>
         <a:lstStyle/>
         <a:p>
-          <a:endParaRPr lang="ca-ES" sz="1000">
+          <a:endParaRPr lang="ca-ES" sz="900">
             <a:latin typeface="Arial" panose="020B0604020202020204" pitchFamily="34" charset="0"/>
             <a:cs typeface="Arial" panose="020B0604020202020204" pitchFamily="34" charset="0"/>
           </a:endParaRPr>
@@ -5240,7 +7117,7 @@
         <a:lstStyle/>
         <a:p>
           <a:r>
-            <a:rPr lang="ca-ES" sz="1000" i="1">
+            <a:rPr lang="ca-ES" sz="900" i="1">
               <a:latin typeface="Arial" panose="020B0604020202020204" pitchFamily="34" charset="0"/>
               <a:cs typeface="Arial" panose="020B0604020202020204" pitchFamily="34" charset="0"/>
             </a:rPr>
@@ -5256,7 +7133,7 @@
         <a:bodyPr/>
         <a:lstStyle/>
         <a:p>
-          <a:endParaRPr lang="ca-ES" sz="1000">
+          <a:endParaRPr lang="ca-ES" sz="900">
             <a:latin typeface="Arial" panose="020B0604020202020204" pitchFamily="34" charset="0"/>
             <a:cs typeface="Arial" panose="020B0604020202020204" pitchFamily="34" charset="0"/>
           </a:endParaRPr>
@@ -5270,7 +7147,7 @@
         <a:bodyPr/>
         <a:lstStyle/>
         <a:p>
-          <a:endParaRPr lang="ca-ES" sz="1000">
+          <a:endParaRPr lang="ca-ES" sz="900">
             <a:latin typeface="Arial" panose="020B0604020202020204" pitchFamily="34" charset="0"/>
             <a:cs typeface="Arial" panose="020B0604020202020204" pitchFamily="34" charset="0"/>
           </a:endParaRPr>
@@ -5285,7 +7162,7 @@
         <a:lstStyle/>
         <a:p>
           <a:r>
-            <a:rPr lang="ca-ES" sz="1000" b="1">
+            <a:rPr lang="ca-ES" sz="900" b="1">
               <a:latin typeface="Arial" panose="020B0604020202020204" pitchFamily="34" charset="0"/>
               <a:cs typeface="Arial" panose="020B0604020202020204" pitchFamily="34" charset="0"/>
             </a:rPr>
@@ -5301,7 +7178,7 @@
         <a:bodyPr/>
         <a:lstStyle/>
         <a:p>
-          <a:endParaRPr lang="ca-ES" sz="1000">
+          <a:endParaRPr lang="ca-ES" sz="900">
             <a:latin typeface="Arial" panose="020B0604020202020204" pitchFamily="34" charset="0"/>
             <a:cs typeface="Arial" panose="020B0604020202020204" pitchFamily="34" charset="0"/>
           </a:endParaRPr>
@@ -5315,7 +7192,7 @@
         <a:bodyPr/>
         <a:lstStyle/>
         <a:p>
-          <a:endParaRPr lang="ca-ES" sz="1000">
+          <a:endParaRPr lang="ca-ES" sz="900">
             <a:latin typeface="Arial" panose="020B0604020202020204" pitchFamily="34" charset="0"/>
             <a:cs typeface="Arial" panose="020B0604020202020204" pitchFamily="34" charset="0"/>
           </a:endParaRPr>
@@ -5330,7 +7207,7 @@
         <a:lstStyle/>
         <a:p>
           <a:r>
-            <a:rPr lang="ca-ES" sz="1000" i="1">
+            <a:rPr lang="ca-ES" sz="900" i="1">
               <a:latin typeface="Arial" panose="020B0604020202020204" pitchFamily="34" charset="0"/>
               <a:cs typeface="Arial" panose="020B0604020202020204" pitchFamily="34" charset="0"/>
             </a:rPr>
@@ -5346,7 +7223,7 @@
         <a:bodyPr/>
         <a:lstStyle/>
         <a:p>
-          <a:endParaRPr lang="ca-ES" sz="1000">
+          <a:endParaRPr lang="ca-ES" sz="900">
             <a:latin typeface="Arial" panose="020B0604020202020204" pitchFamily="34" charset="0"/>
             <a:cs typeface="Arial" panose="020B0604020202020204" pitchFamily="34" charset="0"/>
           </a:endParaRPr>
@@ -5360,7 +7237,7 @@
         <a:bodyPr/>
         <a:lstStyle/>
         <a:p>
-          <a:endParaRPr lang="ca-ES" sz="1000">
+          <a:endParaRPr lang="ca-ES" sz="900">
             <a:latin typeface="Arial" panose="020B0604020202020204" pitchFamily="34" charset="0"/>
             <a:cs typeface="Arial" panose="020B0604020202020204" pitchFamily="34" charset="0"/>
           </a:endParaRPr>
@@ -5375,7 +7252,7 @@
         <a:lstStyle/>
         <a:p>
           <a:r>
-            <a:rPr lang="ca-ES" sz="1000" i="1">
+            <a:rPr lang="ca-ES" sz="900" i="1">
               <a:latin typeface="Arial" panose="020B0604020202020204" pitchFamily="34" charset="0"/>
               <a:cs typeface="Arial" panose="020B0604020202020204" pitchFamily="34" charset="0"/>
             </a:rPr>
@@ -5391,7 +7268,7 @@
         <a:bodyPr/>
         <a:lstStyle/>
         <a:p>
-          <a:endParaRPr lang="ca-ES" sz="1000">
+          <a:endParaRPr lang="ca-ES" sz="900">
             <a:latin typeface="Arial" panose="020B0604020202020204" pitchFamily="34" charset="0"/>
             <a:cs typeface="Arial" panose="020B0604020202020204" pitchFamily="34" charset="0"/>
           </a:endParaRPr>
@@ -5405,7 +7282,7 @@
         <a:bodyPr/>
         <a:lstStyle/>
         <a:p>
-          <a:endParaRPr lang="ca-ES" sz="1000">
+          <a:endParaRPr lang="ca-ES" sz="900">
             <a:latin typeface="Arial" panose="020B0604020202020204" pitchFamily="34" charset="0"/>
             <a:cs typeface="Arial" panose="020B0604020202020204" pitchFamily="34" charset="0"/>
           </a:endParaRPr>
@@ -5783,7 +7660,7 @@
   <dgm:whole/>
   <dgm:extLst>
     <a:ext uri="http://schemas.microsoft.com/office/drawing/2008/diagram">
-      <dsp:dataModelExt xmlns:dsp="http://schemas.microsoft.com/office/drawing/2008/diagram" relId="rId10" minVer="http://schemas.openxmlformats.org/drawingml/2006/diagram"/>
+      <dsp:dataModelExt xmlns:dsp="http://schemas.microsoft.com/office/drawing/2008/diagram" relId="rId12" minVer="http://schemas.openxmlformats.org/drawingml/2006/diagram"/>
     </a:ext>
   </dgm:extLst>
 </dgm:dataModel>
@@ -5811,7 +7688,7 @@
         <a:lstStyle/>
         <a:p>
           <a:r>
-            <a:rPr lang="ca-ES" sz="1000">
+            <a:rPr lang="ca-ES" sz="900">
               <a:latin typeface="Arial" panose="020B0604020202020204" pitchFamily="34" charset="0"/>
               <a:cs typeface="Arial" panose="020B0604020202020204" pitchFamily="34" charset="0"/>
             </a:rPr>
@@ -5827,7 +7704,7 @@
         <a:bodyPr/>
         <a:lstStyle/>
         <a:p>
-          <a:endParaRPr lang="ca-ES" sz="1000">
+          <a:endParaRPr lang="ca-ES" sz="900">
             <a:latin typeface="Arial" panose="020B0604020202020204" pitchFamily="34" charset="0"/>
             <a:cs typeface="Arial" panose="020B0604020202020204" pitchFamily="34" charset="0"/>
           </a:endParaRPr>
@@ -5841,7 +7718,7 @@
         <a:bodyPr/>
         <a:lstStyle/>
         <a:p>
-          <a:endParaRPr lang="ca-ES" sz="1000">
+          <a:endParaRPr lang="ca-ES" sz="900">
             <a:latin typeface="Arial" panose="020B0604020202020204" pitchFamily="34" charset="0"/>
             <a:cs typeface="Arial" panose="020B0604020202020204" pitchFamily="34" charset="0"/>
           </a:endParaRPr>
@@ -5856,7 +7733,7 @@
         <a:lstStyle/>
         <a:p>
           <a:r>
-            <a:rPr lang="ca-ES" sz="1000" b="1">
+            <a:rPr lang="ca-ES" sz="900" b="1">
               <a:latin typeface="Arial" panose="020B0604020202020204" pitchFamily="34" charset="0"/>
               <a:cs typeface="Arial" panose="020B0604020202020204" pitchFamily="34" charset="0"/>
             </a:rPr>
@@ -5872,7 +7749,7 @@
         <a:bodyPr/>
         <a:lstStyle/>
         <a:p>
-          <a:endParaRPr lang="ca-ES" sz="1000">
+          <a:endParaRPr lang="ca-ES" sz="900">
             <a:latin typeface="Arial" panose="020B0604020202020204" pitchFamily="34" charset="0"/>
             <a:cs typeface="Arial" panose="020B0604020202020204" pitchFamily="34" charset="0"/>
           </a:endParaRPr>
@@ -5886,7 +7763,7 @@
         <a:bodyPr/>
         <a:lstStyle/>
         <a:p>
-          <a:endParaRPr lang="ca-ES" sz="1000">
+          <a:endParaRPr lang="ca-ES" sz="900">
             <a:latin typeface="Arial" panose="020B0604020202020204" pitchFamily="34" charset="0"/>
             <a:cs typeface="Arial" panose="020B0604020202020204" pitchFamily="34" charset="0"/>
           </a:endParaRPr>
@@ -5901,7 +7778,7 @@
         <a:lstStyle/>
         <a:p>
           <a:r>
-            <a:rPr lang="ca-ES" sz="1000" i="1">
+            <a:rPr lang="ca-ES" sz="900" i="1">
               <a:latin typeface="Arial" panose="020B0604020202020204" pitchFamily="34" charset="0"/>
               <a:cs typeface="Arial" panose="020B0604020202020204" pitchFamily="34" charset="0"/>
             </a:rPr>
@@ -5917,7 +7794,7 @@
         <a:bodyPr/>
         <a:lstStyle/>
         <a:p>
-          <a:endParaRPr lang="ca-ES" sz="1000">
+          <a:endParaRPr lang="ca-ES" sz="900">
             <a:latin typeface="Arial" panose="020B0604020202020204" pitchFamily="34" charset="0"/>
             <a:cs typeface="Arial" panose="020B0604020202020204" pitchFamily="34" charset="0"/>
           </a:endParaRPr>
@@ -5931,7 +7808,7 @@
         <a:bodyPr/>
         <a:lstStyle/>
         <a:p>
-          <a:endParaRPr lang="ca-ES" sz="1000">
+          <a:endParaRPr lang="ca-ES" sz="900">
             <a:latin typeface="Arial" panose="020B0604020202020204" pitchFamily="34" charset="0"/>
             <a:cs typeface="Arial" panose="020B0604020202020204" pitchFamily="34" charset="0"/>
           </a:endParaRPr>
@@ -5946,7 +7823,7 @@
         <a:lstStyle/>
         <a:p>
           <a:r>
-            <a:rPr lang="ca-ES" sz="1000" i="1">
+            <a:rPr lang="ca-ES" sz="900" i="1">
               <a:latin typeface="Arial" panose="020B0604020202020204" pitchFamily="34" charset="0"/>
               <a:cs typeface="Arial" panose="020B0604020202020204" pitchFamily="34" charset="0"/>
             </a:rPr>
@@ -5962,7 +7839,7 @@
         <a:bodyPr/>
         <a:lstStyle/>
         <a:p>
-          <a:endParaRPr lang="ca-ES" sz="1000">
+          <a:endParaRPr lang="ca-ES" sz="900">
             <a:latin typeface="Arial" panose="020B0604020202020204" pitchFamily="34" charset="0"/>
             <a:cs typeface="Arial" panose="020B0604020202020204" pitchFamily="34" charset="0"/>
           </a:endParaRPr>
@@ -5976,7 +7853,7 @@
         <a:bodyPr/>
         <a:lstStyle/>
         <a:p>
-          <a:endParaRPr lang="ca-ES" sz="1000">
+          <a:endParaRPr lang="ca-ES" sz="900">
             <a:latin typeface="Arial" panose="020B0604020202020204" pitchFamily="34" charset="0"/>
             <a:cs typeface="Arial" panose="020B0604020202020204" pitchFamily="34" charset="0"/>
           </a:endParaRPr>
@@ -5991,7 +7868,7 @@
         <a:lstStyle/>
         <a:p>
           <a:r>
-            <a:rPr lang="ca-ES" sz="1000" b="1">
+            <a:rPr lang="ca-ES" sz="900" b="1">
               <a:latin typeface="Arial" panose="020B0604020202020204" pitchFamily="34" charset="0"/>
               <a:cs typeface="Arial" panose="020B0604020202020204" pitchFamily="34" charset="0"/>
             </a:rPr>
@@ -6007,7 +7884,7 @@
         <a:bodyPr/>
         <a:lstStyle/>
         <a:p>
-          <a:endParaRPr lang="ca-ES" sz="1000">
+          <a:endParaRPr lang="ca-ES" sz="900">
             <a:latin typeface="Arial" panose="020B0604020202020204" pitchFamily="34" charset="0"/>
             <a:cs typeface="Arial" panose="020B0604020202020204" pitchFamily="34" charset="0"/>
           </a:endParaRPr>
@@ -6021,7 +7898,7 @@
         <a:bodyPr/>
         <a:lstStyle/>
         <a:p>
-          <a:endParaRPr lang="ca-ES" sz="1000">
+          <a:endParaRPr lang="ca-ES" sz="900">
             <a:latin typeface="Arial" panose="020B0604020202020204" pitchFamily="34" charset="0"/>
             <a:cs typeface="Arial" panose="020B0604020202020204" pitchFamily="34" charset="0"/>
           </a:endParaRPr>
@@ -6036,7 +7913,7 @@
         <a:lstStyle/>
         <a:p>
           <a:r>
-            <a:rPr lang="ca-ES" sz="1000" i="1">
+            <a:rPr lang="ca-ES" sz="900" i="1">
               <a:latin typeface="Arial" panose="020B0604020202020204" pitchFamily="34" charset="0"/>
               <a:cs typeface="Arial" panose="020B0604020202020204" pitchFamily="34" charset="0"/>
             </a:rPr>
@@ -6052,7 +7929,7 @@
         <a:bodyPr/>
         <a:lstStyle/>
         <a:p>
-          <a:endParaRPr lang="ca-ES" sz="1000">
+          <a:endParaRPr lang="ca-ES" sz="900">
             <a:latin typeface="Arial" panose="020B0604020202020204" pitchFamily="34" charset="0"/>
             <a:cs typeface="Arial" panose="020B0604020202020204" pitchFamily="34" charset="0"/>
           </a:endParaRPr>
@@ -6066,7 +7943,7 @@
         <a:bodyPr/>
         <a:lstStyle/>
         <a:p>
-          <a:endParaRPr lang="ca-ES" sz="1000">
+          <a:endParaRPr lang="ca-ES" sz="900">
             <a:latin typeface="Arial" panose="020B0604020202020204" pitchFamily="34" charset="0"/>
             <a:cs typeface="Arial" panose="020B0604020202020204" pitchFamily="34" charset="0"/>
           </a:endParaRPr>
@@ -6081,7 +7958,7 @@
         <a:lstStyle/>
         <a:p>
           <a:r>
-            <a:rPr lang="ca-ES" sz="1000" i="1">
+            <a:rPr lang="ca-ES" sz="900" i="1">
               <a:latin typeface="Arial" panose="020B0604020202020204" pitchFamily="34" charset="0"/>
               <a:cs typeface="Arial" panose="020B0604020202020204" pitchFamily="34" charset="0"/>
             </a:rPr>
@@ -6097,7 +7974,7 @@
         <a:bodyPr/>
         <a:lstStyle/>
         <a:p>
-          <a:endParaRPr lang="ca-ES" sz="1000">
+          <a:endParaRPr lang="ca-ES" sz="900">
             <a:latin typeface="Arial" panose="020B0604020202020204" pitchFamily="34" charset="0"/>
             <a:cs typeface="Arial" panose="020B0604020202020204" pitchFamily="34" charset="0"/>
           </a:endParaRPr>
@@ -6111,7 +7988,7 @@
         <a:bodyPr/>
         <a:lstStyle/>
         <a:p>
-          <a:endParaRPr lang="ca-ES" sz="1000">
+          <a:endParaRPr lang="ca-ES" sz="900">
             <a:latin typeface="Arial" panose="020B0604020202020204" pitchFamily="34" charset="0"/>
             <a:cs typeface="Arial" panose="020B0604020202020204" pitchFamily="34" charset="0"/>
           </a:endParaRPr>
@@ -6126,7 +8003,7 @@
         <a:lstStyle/>
         <a:p>
           <a:r>
-            <a:rPr lang="ca-ES" sz="1000" i="1">
+            <a:rPr lang="ca-ES" sz="900" i="1">
               <a:latin typeface="Arial" panose="020B0604020202020204" pitchFamily="34" charset="0"/>
               <a:cs typeface="Arial" panose="020B0604020202020204" pitchFamily="34" charset="0"/>
             </a:rPr>
@@ -6136,13 +8013,13 @@
       </dgm:t>
     </dgm:pt>
     <dgm:pt modelId="{C95E321A-D260-4DD5-B5CE-2078878AFEF9}" type="parTrans" cxnId="{CE613F3A-3E13-452C-ABE5-7FE434FB750C}">
-      <dgm:prSet/>
+      <dgm:prSet custT="1"/>
       <dgm:spPr/>
       <dgm:t>
         <a:bodyPr/>
         <a:lstStyle/>
         <a:p>
-          <a:endParaRPr lang="ca-ES"/>
+          <a:endParaRPr lang="ca-ES" sz="900"/>
         </a:p>
       </dgm:t>
     </dgm:pt>
@@ -6153,7 +8030,7 @@
         <a:bodyPr/>
         <a:lstStyle/>
         <a:p>
-          <a:endParaRPr lang="ca-ES"/>
+          <a:endParaRPr lang="ca-ES" sz="900"/>
         </a:p>
       </dgm:t>
     </dgm:pt>
@@ -6429,7 +8306,7 @@
   <dgm:whole/>
   <dgm:extLst>
     <a:ext uri="http://schemas.microsoft.com/office/drawing/2008/diagram">
-      <dsp:dataModelExt xmlns:dsp="http://schemas.microsoft.com/office/drawing/2008/diagram" relId="rId15" minVer="http://schemas.openxmlformats.org/drawingml/2006/diagram"/>
+      <dsp:dataModelExt xmlns:dsp="http://schemas.microsoft.com/office/drawing/2008/diagram" relId="rId17" minVer="http://schemas.openxmlformats.org/drawingml/2006/diagram"/>
     </a:ext>
   </dgm:extLst>
 </dgm:dataModel>
@@ -6450,8 +8327,8 @@
       </dsp:nvSpPr>
       <dsp:spPr>
         <a:xfrm>
-          <a:off x="1308491" y="1264704"/>
-          <a:ext cx="732383" cy="366191"/>
+          <a:off x="1402328" y="1179420"/>
+          <a:ext cx="682995" cy="341497"/>
         </a:xfrm>
         <a:prstGeom prst="roundRect">
           <a:avLst>
@@ -6496,12 +8373,12 @@
         </a:fontRef>
       </dsp:style>
       <dsp:txBody>
-        <a:bodyPr spcFirstLastPara="0" vert="horz" wrap="square" lIns="6350" tIns="6350" rIns="6350" bIns="6350" numCol="1" spcCol="1270" anchor="ctr" anchorCtr="0">
+        <a:bodyPr spcFirstLastPara="0" vert="horz" wrap="square" lIns="5715" tIns="5715" rIns="5715" bIns="5715" numCol="1" spcCol="1270" anchor="ctr" anchorCtr="0">
           <a:noAutofit/>
         </a:bodyPr>
         <a:lstStyle/>
         <a:p>
-          <a:pPr marL="0" lvl="0" indent="0" algn="ctr" defTabSz="444500">
+          <a:pPr marL="0" lvl="0" indent="0" algn="ctr" defTabSz="400050">
             <a:lnSpc>
               <a:spcPct val="90000"/>
             </a:lnSpc>
@@ -6514,7 +8391,7 @@
             <a:buNone/>
           </a:pPr>
           <a:r>
-            <a:rPr lang="ca-ES" sz="1000" kern="1200">
+            <a:rPr lang="ca-ES" sz="900" kern="1200">
               <a:latin typeface="Arial" panose="020B0604020202020204" pitchFamily="34" charset="0"/>
               <a:cs typeface="Arial" panose="020B0604020202020204" pitchFamily="34" charset="0"/>
             </a:rPr>
@@ -6523,8 +8400,8 @@
         </a:p>
       </dsp:txBody>
       <dsp:txXfrm>
-        <a:off x="1319216" y="1275429"/>
-        <a:ext cx="710933" cy="344741"/>
+        <a:off x="1412330" y="1189422"/>
+        <a:ext cx="662991" cy="321493"/>
       </dsp:txXfrm>
     </dsp:sp>
     <dsp:sp modelId="{9ADAE6F7-73B2-42F8-A96E-E1F80C77383C}">
@@ -6534,8 +8411,8 @@
       </dsp:nvSpPr>
       <dsp:spPr>
         <a:xfrm rot="17132988">
-          <a:off x="1640951" y="910017"/>
-          <a:ext cx="1092799" cy="22763"/>
+          <a:off x="1712369" y="847884"/>
+          <a:ext cx="1019107" cy="22763"/>
         </a:xfrm>
         <a:custGeom>
           <a:avLst/>
@@ -6549,7 +8426,7 @@
                 <a:pt x="0" y="11381"/>
               </a:moveTo>
               <a:lnTo>
-                <a:pt x="1092799" y="11381"/>
+                <a:pt x="1019107" y="11381"/>
               </a:lnTo>
             </a:path>
           </a:pathLst>
@@ -6588,7 +8465,7 @@
         </a:bodyPr>
         <a:lstStyle/>
         <a:p>
-          <a:pPr marL="0" lvl="0" indent="0" algn="ctr" defTabSz="444500">
+          <a:pPr marL="0" lvl="0" indent="0" algn="ctr" defTabSz="400050">
             <a:lnSpc>
               <a:spcPct val="90000"/>
             </a:lnSpc>
@@ -6600,15 +8477,15 @@
             </a:spcAft>
             <a:buNone/>
           </a:pPr>
-          <a:endParaRPr lang="ca-ES" sz="1000" kern="1200">
+          <a:endParaRPr lang="ca-ES" sz="900" kern="1200">
             <a:latin typeface="Arial" panose="020B0604020202020204" pitchFamily="34" charset="0"/>
             <a:cs typeface="Arial" panose="020B0604020202020204" pitchFamily="34" charset="0"/>
           </a:endParaRPr>
         </a:p>
       </dsp:txBody>
       <dsp:txXfrm>
-        <a:off x="2160031" y="894079"/>
-        <a:ext cx="54639" cy="54639"/>
+        <a:off x="2196445" y="833788"/>
+        <a:ext cx="50955" cy="50955"/>
       </dsp:txXfrm>
     </dsp:sp>
     <dsp:sp modelId="{45509185-BA4C-4A37-88B5-87231776F6FE}">
@@ -6618,8 +8495,8 @@
       </dsp:nvSpPr>
       <dsp:spPr>
         <a:xfrm>
-          <a:off x="2333828" y="211903"/>
-          <a:ext cx="732383" cy="366191"/>
+          <a:off x="2358522" y="197613"/>
+          <a:ext cx="682995" cy="341497"/>
         </a:xfrm>
         <a:prstGeom prst="roundRect">
           <a:avLst>
@@ -6664,12 +8541,12 @@
         </a:fontRef>
       </dsp:style>
       <dsp:txBody>
-        <a:bodyPr spcFirstLastPara="0" vert="horz" wrap="square" lIns="6350" tIns="6350" rIns="6350" bIns="6350" numCol="1" spcCol="1270" anchor="ctr" anchorCtr="0">
+        <a:bodyPr spcFirstLastPara="0" vert="horz" wrap="square" lIns="5715" tIns="5715" rIns="5715" bIns="5715" numCol="1" spcCol="1270" anchor="ctr" anchorCtr="0">
           <a:noAutofit/>
         </a:bodyPr>
         <a:lstStyle/>
         <a:p>
-          <a:pPr marL="0" lvl="0" indent="0" algn="ctr" defTabSz="444500">
+          <a:pPr marL="0" lvl="0" indent="0" algn="ctr" defTabSz="400050">
             <a:lnSpc>
               <a:spcPct val="90000"/>
             </a:lnSpc>
@@ -6682,7 +8559,7 @@
             <a:buNone/>
           </a:pPr>
           <a:r>
-            <a:rPr lang="ca-ES" sz="1000" b="1" kern="1200">
+            <a:rPr lang="ca-ES" sz="900" b="1" kern="1200">
               <a:latin typeface="Arial" panose="020B0604020202020204" pitchFamily="34" charset="0"/>
               <a:cs typeface="Arial" panose="020B0604020202020204" pitchFamily="34" charset="0"/>
             </a:rPr>
@@ -6691,8 +8568,8 @@
         </a:p>
       </dsp:txBody>
       <dsp:txXfrm>
-        <a:off x="2344553" y="222628"/>
-        <a:ext cx="710933" cy="344741"/>
+        <a:off x="2368524" y="207615"/>
+        <a:ext cx="662991" cy="321493"/>
       </dsp:txXfrm>
     </dsp:sp>
     <dsp:sp modelId="{195393BC-AC61-4A1E-AACF-FDE7EADA6655}">
@@ -6702,8 +8579,8 @@
       </dsp:nvSpPr>
       <dsp:spPr>
         <a:xfrm rot="19457599">
-          <a:off x="3032301" y="278337"/>
-          <a:ext cx="360773" cy="22763"/>
+          <a:off x="3009894" y="258800"/>
+          <a:ext cx="336444" cy="22763"/>
         </a:xfrm>
         <a:custGeom>
           <a:avLst/>
@@ -6717,7 +8594,7 @@
                 <a:pt x="0" y="11381"/>
               </a:moveTo>
               <a:lnTo>
-                <a:pt x="360773" y="11381"/>
+                <a:pt x="336444" y="11381"/>
               </a:lnTo>
             </a:path>
           </a:pathLst>
@@ -6756,7 +8633,7 @@
         </a:bodyPr>
         <a:lstStyle/>
         <a:p>
-          <a:pPr marL="0" lvl="0" indent="0" algn="ctr" defTabSz="444500">
+          <a:pPr marL="0" lvl="0" indent="0" algn="ctr" defTabSz="400050">
             <a:lnSpc>
               <a:spcPct val="90000"/>
             </a:lnSpc>
@@ -6768,15 +8645,15 @@
             </a:spcAft>
             <a:buNone/>
           </a:pPr>
-          <a:endParaRPr lang="ca-ES" sz="1000" kern="1200">
+          <a:endParaRPr lang="ca-ES" sz="900" kern="1200">
             <a:latin typeface="Arial" panose="020B0604020202020204" pitchFamily="34" charset="0"/>
             <a:cs typeface="Arial" panose="020B0604020202020204" pitchFamily="34" charset="0"/>
           </a:endParaRPr>
         </a:p>
       </dsp:txBody>
       <dsp:txXfrm>
-        <a:off x="3203668" y="280699"/>
-        <a:ext cx="18038" cy="18038"/>
+        <a:off x="3169705" y="261771"/>
+        <a:ext cx="16822" cy="16822"/>
       </dsp:txXfrm>
     </dsp:sp>
     <dsp:sp modelId="{C4A4371B-AD90-449E-8E08-6A7C02C85FE0}">
@@ -6786,8 +8663,8 @@
       </dsp:nvSpPr>
       <dsp:spPr>
         <a:xfrm>
-          <a:off x="3359164" y="1343"/>
-          <a:ext cx="732383" cy="366191"/>
+          <a:off x="3314716" y="1252"/>
+          <a:ext cx="682995" cy="341497"/>
         </a:xfrm>
         <a:prstGeom prst="roundRect">
           <a:avLst>
@@ -6832,12 +8709,12 @@
         </a:fontRef>
       </dsp:style>
       <dsp:txBody>
-        <a:bodyPr spcFirstLastPara="0" vert="horz" wrap="square" lIns="6350" tIns="6350" rIns="6350" bIns="6350" numCol="1" spcCol="1270" anchor="ctr" anchorCtr="0">
+        <a:bodyPr spcFirstLastPara="0" vert="horz" wrap="square" lIns="5715" tIns="5715" rIns="5715" bIns="5715" numCol="1" spcCol="1270" anchor="ctr" anchorCtr="0">
           <a:noAutofit/>
         </a:bodyPr>
         <a:lstStyle/>
         <a:p>
-          <a:pPr marL="0" lvl="0" indent="0" algn="ctr" defTabSz="444500">
+          <a:pPr marL="0" lvl="0" indent="0" algn="ctr" defTabSz="400050">
             <a:lnSpc>
               <a:spcPct val="90000"/>
             </a:lnSpc>
@@ -6850,7 +8727,7 @@
             <a:buNone/>
           </a:pPr>
           <a:r>
-            <a:rPr lang="ca-ES" sz="1000" i="1" kern="1200">
+            <a:rPr lang="ca-ES" sz="900" i="1" kern="1200">
               <a:latin typeface="Arial" panose="020B0604020202020204" pitchFamily="34" charset="0"/>
               <a:cs typeface="Arial" panose="020B0604020202020204" pitchFamily="34" charset="0"/>
             </a:rPr>
@@ -6859,8 +8736,8 @@
         </a:p>
       </dsp:txBody>
       <dsp:txXfrm>
-        <a:off x="3369889" y="12068"/>
-        <a:ext cx="710933" cy="344741"/>
+        <a:off x="3324718" y="11254"/>
+        <a:ext cx="662991" cy="321493"/>
       </dsp:txXfrm>
     </dsp:sp>
     <dsp:sp modelId="{383BE6A2-F502-4ABA-A990-4FF55B954264}">
@@ -6870,8 +8747,8 @@
       </dsp:nvSpPr>
       <dsp:spPr>
         <a:xfrm rot="2142401">
-          <a:off x="3032301" y="488897"/>
-          <a:ext cx="360773" cy="22763"/>
+          <a:off x="3009894" y="455161"/>
+          <a:ext cx="336444" cy="22763"/>
         </a:xfrm>
         <a:custGeom>
           <a:avLst/>
@@ -6885,7 +8762,7 @@
                 <a:pt x="0" y="11381"/>
               </a:moveTo>
               <a:lnTo>
-                <a:pt x="360773" y="11381"/>
+                <a:pt x="336444" y="11381"/>
               </a:lnTo>
             </a:path>
           </a:pathLst>
@@ -6924,7 +8801,7 @@
         </a:bodyPr>
         <a:lstStyle/>
         <a:p>
-          <a:pPr marL="0" lvl="0" indent="0" algn="ctr" defTabSz="444500">
+          <a:pPr marL="0" lvl="0" indent="0" algn="ctr" defTabSz="400050">
             <a:lnSpc>
               <a:spcPct val="90000"/>
             </a:lnSpc>
@@ -6936,15 +8813,15 @@
             </a:spcAft>
             <a:buNone/>
           </a:pPr>
-          <a:endParaRPr lang="ca-ES" sz="1000" kern="1200">
+          <a:endParaRPr lang="ca-ES" sz="900" kern="1200">
             <a:latin typeface="Arial" panose="020B0604020202020204" pitchFamily="34" charset="0"/>
             <a:cs typeface="Arial" panose="020B0604020202020204" pitchFamily="34" charset="0"/>
           </a:endParaRPr>
         </a:p>
       </dsp:txBody>
       <dsp:txXfrm>
-        <a:off x="3203668" y="491259"/>
-        <a:ext cx="18038" cy="18038"/>
+        <a:off x="3169705" y="458132"/>
+        <a:ext cx="16822" cy="16822"/>
       </dsp:txXfrm>
     </dsp:sp>
     <dsp:sp modelId="{97B2BC58-FFB2-4C39-91A4-C0A8BCE56857}">
@@ -6954,8 +8831,8 @@
       </dsp:nvSpPr>
       <dsp:spPr>
         <a:xfrm>
-          <a:off x="3359164" y="422463"/>
-          <a:ext cx="732383" cy="366191"/>
+          <a:off x="3314716" y="393975"/>
+          <a:ext cx="682995" cy="341497"/>
         </a:xfrm>
         <a:prstGeom prst="roundRect">
           <a:avLst>
@@ -7000,12 +8877,12 @@
         </a:fontRef>
       </dsp:style>
       <dsp:txBody>
-        <a:bodyPr spcFirstLastPara="0" vert="horz" wrap="square" lIns="6350" tIns="6350" rIns="6350" bIns="6350" numCol="1" spcCol="1270" anchor="ctr" anchorCtr="0">
+        <a:bodyPr spcFirstLastPara="0" vert="horz" wrap="square" lIns="5715" tIns="5715" rIns="5715" bIns="5715" numCol="1" spcCol="1270" anchor="ctr" anchorCtr="0">
           <a:noAutofit/>
         </a:bodyPr>
         <a:lstStyle/>
         <a:p>
-          <a:pPr marL="0" lvl="0" indent="0" algn="ctr" defTabSz="444500">
+          <a:pPr marL="0" lvl="0" indent="0" algn="ctr" defTabSz="400050">
             <a:lnSpc>
               <a:spcPct val="90000"/>
             </a:lnSpc>
@@ -7018,7 +8895,7 @@
             <a:buNone/>
           </a:pPr>
           <a:r>
-            <a:rPr lang="ca-ES" sz="1000" i="1" kern="1200">
+            <a:rPr lang="ca-ES" sz="900" i="1" kern="1200">
               <a:latin typeface="Arial" panose="020B0604020202020204" pitchFamily="34" charset="0"/>
               <a:cs typeface="Arial" panose="020B0604020202020204" pitchFamily="34" charset="0"/>
             </a:rPr>
@@ -7027,8 +8904,8 @@
         </a:p>
       </dsp:txBody>
       <dsp:txXfrm>
-        <a:off x="3369889" y="433188"/>
-        <a:ext cx="710933" cy="344741"/>
+        <a:off x="3324718" y="403977"/>
+        <a:ext cx="662991" cy="321493"/>
       </dsp:txXfrm>
     </dsp:sp>
     <dsp:sp modelId="{633B457A-68F3-49B6-9685-344C281213F0}">
@@ -7038,8 +8915,8 @@
       </dsp:nvSpPr>
       <dsp:spPr>
         <a:xfrm>
-          <a:off x="2040875" y="1436418"/>
-          <a:ext cx="292953" cy="22763"/>
+          <a:off x="2085323" y="1338787"/>
+          <a:ext cx="273198" cy="22763"/>
         </a:xfrm>
         <a:custGeom>
           <a:avLst/>
@@ -7053,7 +8930,7 @@
                 <a:pt x="0" y="11381"/>
               </a:moveTo>
               <a:lnTo>
-                <a:pt x="292953" y="11381"/>
+                <a:pt x="273198" y="11381"/>
               </a:lnTo>
             </a:path>
           </a:pathLst>
@@ -7092,7 +8969,7 @@
         </a:bodyPr>
         <a:lstStyle/>
         <a:p>
-          <a:pPr marL="0" lvl="0" indent="0" algn="ctr" defTabSz="444500">
+          <a:pPr marL="0" lvl="0" indent="0" algn="ctr" defTabSz="400050">
             <a:lnSpc>
               <a:spcPct val="90000"/>
             </a:lnSpc>
@@ -7104,15 +8981,15 @@
             </a:spcAft>
             <a:buNone/>
           </a:pPr>
-          <a:endParaRPr lang="ca-ES" sz="1000" kern="1200">
+          <a:endParaRPr lang="ca-ES" sz="900" kern="1200">
             <a:latin typeface="Arial" panose="020B0604020202020204" pitchFamily="34" charset="0"/>
             <a:cs typeface="Arial" panose="020B0604020202020204" pitchFamily="34" charset="0"/>
           </a:endParaRPr>
         </a:p>
       </dsp:txBody>
       <dsp:txXfrm>
-        <a:off x="2180027" y="1440476"/>
-        <a:ext cx="14647" cy="14647"/>
+        <a:off x="2215093" y="1343339"/>
+        <a:ext cx="13659" cy="13659"/>
       </dsp:txXfrm>
     </dsp:sp>
     <dsp:sp modelId="{F828F274-3053-4FFD-8219-EFFEB6365160}">
@@ -7122,8 +8999,8 @@
       </dsp:nvSpPr>
       <dsp:spPr>
         <a:xfrm>
-          <a:off x="2333828" y="1264704"/>
-          <a:ext cx="732383" cy="366191"/>
+          <a:off x="2358522" y="1179420"/>
+          <a:ext cx="682995" cy="341497"/>
         </a:xfrm>
         <a:prstGeom prst="roundRect">
           <a:avLst>
@@ -7168,12 +9045,12 @@
         </a:fontRef>
       </dsp:style>
       <dsp:txBody>
-        <a:bodyPr spcFirstLastPara="0" vert="horz" wrap="square" lIns="6350" tIns="6350" rIns="6350" bIns="6350" numCol="1" spcCol="1270" anchor="ctr" anchorCtr="0">
+        <a:bodyPr spcFirstLastPara="0" vert="horz" wrap="square" lIns="5715" tIns="5715" rIns="5715" bIns="5715" numCol="1" spcCol="1270" anchor="ctr" anchorCtr="0">
           <a:noAutofit/>
         </a:bodyPr>
         <a:lstStyle/>
         <a:p>
-          <a:pPr marL="0" lvl="0" indent="0" algn="ctr" defTabSz="444500">
+          <a:pPr marL="0" lvl="0" indent="0" algn="ctr" defTabSz="400050">
             <a:lnSpc>
               <a:spcPct val="90000"/>
             </a:lnSpc>
@@ -7186,7 +9063,7 @@
             <a:buNone/>
           </a:pPr>
           <a:r>
-            <a:rPr lang="ca-ES" sz="1000" b="1" kern="1200">
+            <a:rPr lang="ca-ES" sz="900" b="1" kern="1200">
               <a:latin typeface="Arial" panose="020B0604020202020204" pitchFamily="34" charset="0"/>
               <a:cs typeface="Arial" panose="020B0604020202020204" pitchFamily="34" charset="0"/>
             </a:rPr>
@@ -7195,8 +9072,8 @@
         </a:p>
       </dsp:txBody>
       <dsp:txXfrm>
-        <a:off x="2344553" y="1275429"/>
-        <a:ext cx="710933" cy="344741"/>
+        <a:off x="2368524" y="1189422"/>
+        <a:ext cx="662991" cy="321493"/>
       </dsp:txXfrm>
     </dsp:sp>
     <dsp:sp modelId="{F1B3A084-71BC-4CA7-9528-7B72BC8F76E0}">
@@ -7206,8 +9083,8 @@
       </dsp:nvSpPr>
       <dsp:spPr>
         <a:xfrm rot="18289469">
-          <a:off x="2956190" y="1225857"/>
-          <a:ext cx="512995" cy="22763"/>
+          <a:off x="2938916" y="1142425"/>
+          <a:ext cx="478401" cy="22763"/>
         </a:xfrm>
         <a:custGeom>
           <a:avLst/>
@@ -7221,7 +9098,7 @@
                 <a:pt x="0" y="11381"/>
               </a:moveTo>
               <a:lnTo>
-                <a:pt x="512995" y="11381"/>
+                <a:pt x="478401" y="11381"/>
               </a:lnTo>
             </a:path>
           </a:pathLst>
@@ -7260,7 +9137,7 @@
         </a:bodyPr>
         <a:lstStyle/>
         <a:p>
-          <a:pPr marL="0" lvl="0" indent="0" algn="ctr" defTabSz="444500">
+          <a:pPr marL="0" lvl="0" indent="0" algn="ctr" defTabSz="400050">
             <a:lnSpc>
               <a:spcPct val="90000"/>
             </a:lnSpc>
@@ -7272,15 +9149,15 @@
             </a:spcAft>
             <a:buNone/>
           </a:pPr>
-          <a:endParaRPr lang="ca-ES" sz="1000" kern="1200">
+          <a:endParaRPr lang="ca-ES" sz="900" kern="1200">
             <a:latin typeface="Arial" panose="020B0604020202020204" pitchFamily="34" charset="0"/>
             <a:cs typeface="Arial" panose="020B0604020202020204" pitchFamily="34" charset="0"/>
           </a:endParaRPr>
         </a:p>
       </dsp:txBody>
       <dsp:txXfrm>
-        <a:off x="3199863" y="1224414"/>
-        <a:ext cx="25649" cy="25649"/>
+        <a:off x="3166156" y="1141847"/>
+        <a:ext cx="23920" cy="23920"/>
       </dsp:txXfrm>
     </dsp:sp>
     <dsp:sp modelId="{16FC6255-5D8B-4999-806B-6726BE3F1A7C}">
@@ -7290,8 +9167,8 @@
       </dsp:nvSpPr>
       <dsp:spPr>
         <a:xfrm>
-          <a:off x="3359164" y="843583"/>
-          <a:ext cx="732383" cy="366191"/>
+          <a:off x="3314716" y="786697"/>
+          <a:ext cx="682995" cy="341497"/>
         </a:xfrm>
         <a:prstGeom prst="roundRect">
           <a:avLst>
@@ -7336,12 +9213,12 @@
         </a:fontRef>
       </dsp:style>
       <dsp:txBody>
-        <a:bodyPr spcFirstLastPara="0" vert="horz" wrap="square" lIns="6350" tIns="6350" rIns="6350" bIns="6350" numCol="1" spcCol="1270" anchor="ctr" anchorCtr="0">
+        <a:bodyPr spcFirstLastPara="0" vert="horz" wrap="square" lIns="5715" tIns="5715" rIns="5715" bIns="5715" numCol="1" spcCol="1270" anchor="ctr" anchorCtr="0">
           <a:noAutofit/>
         </a:bodyPr>
         <a:lstStyle/>
         <a:p>
-          <a:pPr marL="0" lvl="0" indent="0" algn="ctr" defTabSz="444500">
+          <a:pPr marL="0" lvl="0" indent="0" algn="ctr" defTabSz="400050">
             <a:lnSpc>
               <a:spcPct val="90000"/>
             </a:lnSpc>
@@ -7354,7 +9231,7 @@
             <a:buNone/>
           </a:pPr>
           <a:r>
-            <a:rPr lang="ca-ES" sz="1000" i="1" kern="1200">
+            <a:rPr lang="ca-ES" sz="900" i="1" kern="1200">
               <a:latin typeface="Arial" panose="020B0604020202020204" pitchFamily="34" charset="0"/>
               <a:cs typeface="Arial" panose="020B0604020202020204" pitchFamily="34" charset="0"/>
             </a:rPr>
@@ -7363,8 +9240,8 @@
         </a:p>
       </dsp:txBody>
       <dsp:txXfrm>
-        <a:off x="3369889" y="854308"/>
-        <a:ext cx="710933" cy="344741"/>
+        <a:off x="3324718" y="796699"/>
+        <a:ext cx="662991" cy="321493"/>
       </dsp:txXfrm>
     </dsp:sp>
     <dsp:sp modelId="{4C7F760C-03FD-441B-B069-2C9199ADCF95}">
@@ -7374,8 +9251,8 @@
       </dsp:nvSpPr>
       <dsp:spPr>
         <a:xfrm>
-          <a:off x="3066211" y="1436418"/>
-          <a:ext cx="292953" cy="22763"/>
+          <a:off x="3041517" y="1338787"/>
+          <a:ext cx="273198" cy="22763"/>
         </a:xfrm>
         <a:custGeom>
           <a:avLst/>
@@ -7389,7 +9266,7 @@
                 <a:pt x="0" y="11381"/>
               </a:moveTo>
               <a:lnTo>
-                <a:pt x="292953" y="11381"/>
+                <a:pt x="273198" y="11381"/>
               </a:lnTo>
             </a:path>
           </a:pathLst>
@@ -7428,7 +9305,7 @@
         </a:bodyPr>
         <a:lstStyle/>
         <a:p>
-          <a:pPr marL="0" lvl="0" indent="0" algn="ctr" defTabSz="444500">
+          <a:pPr marL="0" lvl="0" indent="0" algn="ctr" defTabSz="400050">
             <a:lnSpc>
               <a:spcPct val="90000"/>
             </a:lnSpc>
@@ -7440,15 +9317,15 @@
             </a:spcAft>
             <a:buNone/>
           </a:pPr>
-          <a:endParaRPr lang="ca-ES" sz="1000" kern="1200">
+          <a:endParaRPr lang="ca-ES" sz="900" kern="1200">
             <a:latin typeface="Arial" panose="020B0604020202020204" pitchFamily="34" charset="0"/>
             <a:cs typeface="Arial" panose="020B0604020202020204" pitchFamily="34" charset="0"/>
           </a:endParaRPr>
         </a:p>
       </dsp:txBody>
       <dsp:txXfrm>
-        <a:off x="3205364" y="1440476"/>
-        <a:ext cx="14647" cy="14647"/>
+        <a:off x="3171286" y="1343339"/>
+        <a:ext cx="13659" cy="13659"/>
       </dsp:txXfrm>
     </dsp:sp>
     <dsp:sp modelId="{B476BFE3-8289-42E4-AF7A-E77D6CBFE61F}">
@@ -7458,8 +9335,8 @@
       </dsp:nvSpPr>
       <dsp:spPr>
         <a:xfrm>
-          <a:off x="3359164" y="1264704"/>
-          <a:ext cx="732383" cy="366191"/>
+          <a:off x="3314716" y="1179420"/>
+          <a:ext cx="682995" cy="341497"/>
         </a:xfrm>
         <a:prstGeom prst="roundRect">
           <a:avLst>
@@ -7504,12 +9381,12 @@
         </a:fontRef>
       </dsp:style>
       <dsp:txBody>
-        <a:bodyPr spcFirstLastPara="0" vert="horz" wrap="square" lIns="6350" tIns="6350" rIns="6350" bIns="6350" numCol="1" spcCol="1270" anchor="ctr" anchorCtr="0">
+        <a:bodyPr spcFirstLastPara="0" vert="horz" wrap="square" lIns="5715" tIns="5715" rIns="5715" bIns="5715" numCol="1" spcCol="1270" anchor="ctr" anchorCtr="0">
           <a:noAutofit/>
         </a:bodyPr>
         <a:lstStyle/>
         <a:p>
-          <a:pPr marL="0" lvl="0" indent="0" algn="ctr" defTabSz="444500">
+          <a:pPr marL="0" lvl="0" indent="0" algn="ctr" defTabSz="400050">
             <a:lnSpc>
               <a:spcPct val="90000"/>
             </a:lnSpc>
@@ -7522,7 +9399,7 @@
             <a:buNone/>
           </a:pPr>
           <a:r>
-            <a:rPr lang="ca-ES" sz="1000" i="1" kern="1200">
+            <a:rPr lang="ca-ES" sz="900" i="1" kern="1200">
               <a:latin typeface="Arial" panose="020B0604020202020204" pitchFamily="34" charset="0"/>
               <a:cs typeface="Arial" panose="020B0604020202020204" pitchFamily="34" charset="0"/>
             </a:rPr>
@@ -7531,8 +9408,8 @@
         </a:p>
       </dsp:txBody>
       <dsp:txXfrm>
-        <a:off x="3369889" y="1275429"/>
-        <a:ext cx="710933" cy="344741"/>
+        <a:off x="3324718" y="1189422"/>
+        <a:ext cx="662991" cy="321493"/>
       </dsp:txXfrm>
     </dsp:sp>
     <dsp:sp modelId="{7AEC0CD8-402A-4BCB-AC65-9AAC3551C73E}">
@@ -7542,8 +9419,8 @@
       </dsp:nvSpPr>
       <dsp:spPr>
         <a:xfrm rot="3310531">
-          <a:off x="2956190" y="1646978"/>
-          <a:ext cx="512995" cy="22763"/>
+          <a:off x="2938916" y="1535148"/>
+          <a:ext cx="478401" cy="22763"/>
         </a:xfrm>
         <a:custGeom>
           <a:avLst/>
@@ -7557,7 +9434,7 @@
                 <a:pt x="0" y="11381"/>
               </a:moveTo>
               <a:lnTo>
-                <a:pt x="512995" y="11381"/>
+                <a:pt x="478401" y="11381"/>
               </a:lnTo>
             </a:path>
           </a:pathLst>
@@ -7596,7 +9473,7 @@
         </a:bodyPr>
         <a:lstStyle/>
         <a:p>
-          <a:pPr marL="0" lvl="0" indent="0" algn="ctr" defTabSz="444500">
+          <a:pPr marL="0" lvl="0" indent="0" algn="ctr" defTabSz="400050">
             <a:lnSpc>
               <a:spcPct val="90000"/>
             </a:lnSpc>
@@ -7608,15 +9485,15 @@
             </a:spcAft>
             <a:buNone/>
           </a:pPr>
-          <a:endParaRPr lang="ca-ES" sz="1000" kern="1200">
+          <a:endParaRPr lang="ca-ES" sz="900" kern="1200">
             <a:latin typeface="Arial" panose="020B0604020202020204" pitchFamily="34" charset="0"/>
             <a:cs typeface="Arial" panose="020B0604020202020204" pitchFamily="34" charset="0"/>
           </a:endParaRPr>
         </a:p>
       </dsp:txBody>
       <dsp:txXfrm>
-        <a:off x="3199863" y="1645535"/>
-        <a:ext cx="25649" cy="25649"/>
+        <a:off x="3166156" y="1534570"/>
+        <a:ext cx="23920" cy="23920"/>
       </dsp:txXfrm>
     </dsp:sp>
     <dsp:sp modelId="{8849C5B3-8C80-4D7C-BBFE-693ECE291731}">
@@ -7626,8 +9503,8 @@
       </dsp:nvSpPr>
       <dsp:spPr>
         <a:xfrm>
-          <a:off x="3359164" y="1685824"/>
-          <a:ext cx="732383" cy="366191"/>
+          <a:off x="3314716" y="1572142"/>
+          <a:ext cx="682995" cy="341497"/>
         </a:xfrm>
         <a:prstGeom prst="roundRect">
           <a:avLst>
@@ -7672,12 +9549,12 @@
         </a:fontRef>
       </dsp:style>
       <dsp:txBody>
-        <a:bodyPr spcFirstLastPara="0" vert="horz" wrap="square" lIns="6350" tIns="6350" rIns="6350" bIns="6350" numCol="1" spcCol="1270" anchor="ctr" anchorCtr="0">
+        <a:bodyPr spcFirstLastPara="0" vert="horz" wrap="square" lIns="5715" tIns="5715" rIns="5715" bIns="5715" numCol="1" spcCol="1270" anchor="ctr" anchorCtr="0">
           <a:noAutofit/>
         </a:bodyPr>
         <a:lstStyle/>
         <a:p>
-          <a:pPr marL="0" lvl="0" indent="0" algn="ctr" defTabSz="444500">
+          <a:pPr marL="0" lvl="0" indent="0" algn="ctr" defTabSz="400050">
             <a:lnSpc>
               <a:spcPct val="90000"/>
             </a:lnSpc>
@@ -7690,7 +9567,7 @@
             <a:buNone/>
           </a:pPr>
           <a:r>
-            <a:rPr lang="ca-ES" sz="1000" i="1" kern="1200">
+            <a:rPr lang="ca-ES" sz="900" i="1" kern="1200">
               <a:latin typeface="Arial" panose="020B0604020202020204" pitchFamily="34" charset="0"/>
               <a:cs typeface="Arial" panose="020B0604020202020204" pitchFamily="34" charset="0"/>
             </a:rPr>
@@ -7699,8 +9576,8 @@
         </a:p>
       </dsp:txBody>
       <dsp:txXfrm>
-        <a:off x="3369889" y="1696549"/>
-        <a:ext cx="710933" cy="344741"/>
+        <a:off x="3324718" y="1582144"/>
+        <a:ext cx="662991" cy="321493"/>
       </dsp:txXfrm>
     </dsp:sp>
     <dsp:sp modelId="{7A1274D5-737B-4631-8564-DCE96A43F79E}">
@@ -7710,8 +9587,8 @@
       </dsp:nvSpPr>
       <dsp:spPr>
         <a:xfrm rot="4467012">
-          <a:off x="1640951" y="1962818"/>
-          <a:ext cx="1092799" cy="22763"/>
+          <a:off x="1712369" y="1829690"/>
+          <a:ext cx="1019107" cy="22763"/>
         </a:xfrm>
         <a:custGeom>
           <a:avLst/>
@@ -7725,7 +9602,7 @@
                 <a:pt x="0" y="11381"/>
               </a:moveTo>
               <a:lnTo>
-                <a:pt x="1092799" y="11381"/>
+                <a:pt x="1019107" y="11381"/>
               </a:lnTo>
             </a:path>
           </a:pathLst>
@@ -7764,7 +9641,7 @@
         </a:bodyPr>
         <a:lstStyle/>
         <a:p>
-          <a:pPr marL="0" lvl="0" indent="0" algn="ctr" defTabSz="444500">
+          <a:pPr marL="0" lvl="0" indent="0" algn="ctr" defTabSz="400050">
             <a:lnSpc>
               <a:spcPct val="90000"/>
             </a:lnSpc>
@@ -7776,15 +9653,15 @@
             </a:spcAft>
             <a:buNone/>
           </a:pPr>
-          <a:endParaRPr lang="ca-ES" sz="1000" kern="1200">
+          <a:endParaRPr lang="ca-ES" sz="900" kern="1200">
             <a:latin typeface="Arial" panose="020B0604020202020204" pitchFamily="34" charset="0"/>
             <a:cs typeface="Arial" panose="020B0604020202020204" pitchFamily="34" charset="0"/>
           </a:endParaRPr>
         </a:p>
       </dsp:txBody>
       <dsp:txXfrm>
-        <a:off x="2160031" y="1946880"/>
-        <a:ext cx="54639" cy="54639"/>
+        <a:off x="2196445" y="1815594"/>
+        <a:ext cx="50955" cy="50955"/>
       </dsp:txXfrm>
     </dsp:sp>
     <dsp:sp modelId="{5EDE96E4-8A68-4C6A-931F-859046357683}">
@@ -7794,8 +9671,8 @@
       </dsp:nvSpPr>
       <dsp:spPr>
         <a:xfrm>
-          <a:off x="2333828" y="2317505"/>
-          <a:ext cx="732383" cy="366191"/>
+          <a:off x="2358522" y="2161226"/>
+          <a:ext cx="682995" cy="341497"/>
         </a:xfrm>
         <a:prstGeom prst="roundRect">
           <a:avLst>
@@ -7840,12 +9717,12 @@
         </a:fontRef>
       </dsp:style>
       <dsp:txBody>
-        <a:bodyPr spcFirstLastPara="0" vert="horz" wrap="square" lIns="6350" tIns="6350" rIns="6350" bIns="6350" numCol="1" spcCol="1270" anchor="ctr" anchorCtr="0">
+        <a:bodyPr spcFirstLastPara="0" vert="horz" wrap="square" lIns="5715" tIns="5715" rIns="5715" bIns="5715" numCol="1" spcCol="1270" anchor="ctr" anchorCtr="0">
           <a:noAutofit/>
         </a:bodyPr>
         <a:lstStyle/>
         <a:p>
-          <a:pPr marL="0" lvl="0" indent="0" algn="ctr" defTabSz="444500">
+          <a:pPr marL="0" lvl="0" indent="0" algn="ctr" defTabSz="400050">
             <a:lnSpc>
               <a:spcPct val="90000"/>
             </a:lnSpc>
@@ -7858,7 +9735,7 @@
             <a:buNone/>
           </a:pPr>
           <a:r>
-            <a:rPr lang="ca-ES" sz="1000" b="1" kern="1200">
+            <a:rPr lang="ca-ES" sz="900" b="1" kern="1200">
               <a:latin typeface="Arial" panose="020B0604020202020204" pitchFamily="34" charset="0"/>
               <a:cs typeface="Arial" panose="020B0604020202020204" pitchFamily="34" charset="0"/>
             </a:rPr>
@@ -7867,8 +9744,8 @@
         </a:p>
       </dsp:txBody>
       <dsp:txXfrm>
-        <a:off x="2344553" y="2328230"/>
-        <a:ext cx="710933" cy="344741"/>
+        <a:off x="2368524" y="2171228"/>
+        <a:ext cx="662991" cy="321493"/>
       </dsp:txXfrm>
     </dsp:sp>
     <dsp:sp modelId="{22091D90-C495-4EB0-B333-CEE0C4F07446}">
@@ -7878,8 +9755,8 @@
       </dsp:nvSpPr>
       <dsp:spPr>
         <a:xfrm rot="19457599">
-          <a:off x="3032301" y="2383938"/>
-          <a:ext cx="360773" cy="22763"/>
+          <a:off x="3009894" y="2222412"/>
+          <a:ext cx="336444" cy="22763"/>
         </a:xfrm>
         <a:custGeom>
           <a:avLst/>
@@ -7893,7 +9770,7 @@
                 <a:pt x="0" y="11381"/>
               </a:moveTo>
               <a:lnTo>
-                <a:pt x="360773" y="11381"/>
+                <a:pt x="336444" y="11381"/>
               </a:lnTo>
             </a:path>
           </a:pathLst>
@@ -7932,7 +9809,7 @@
         </a:bodyPr>
         <a:lstStyle/>
         <a:p>
-          <a:pPr marL="0" lvl="0" indent="0" algn="ctr" defTabSz="444500">
+          <a:pPr marL="0" lvl="0" indent="0" algn="ctr" defTabSz="400050">
             <a:lnSpc>
               <a:spcPct val="90000"/>
             </a:lnSpc>
@@ -7944,15 +9821,15 @@
             </a:spcAft>
             <a:buNone/>
           </a:pPr>
-          <a:endParaRPr lang="ca-ES" sz="1000" kern="1200">
+          <a:endParaRPr lang="ca-ES" sz="900" kern="1200">
             <a:latin typeface="Arial" panose="020B0604020202020204" pitchFamily="34" charset="0"/>
             <a:cs typeface="Arial" panose="020B0604020202020204" pitchFamily="34" charset="0"/>
           </a:endParaRPr>
         </a:p>
       </dsp:txBody>
       <dsp:txXfrm>
-        <a:off x="3203668" y="2386301"/>
-        <a:ext cx="18038" cy="18038"/>
+        <a:off x="3169705" y="2225383"/>
+        <a:ext cx="16822" cy="16822"/>
       </dsp:txXfrm>
     </dsp:sp>
     <dsp:sp modelId="{96CAB6A3-2959-42DB-824E-F784F1F766F2}">
@@ -7962,8 +9839,8 @@
       </dsp:nvSpPr>
       <dsp:spPr>
         <a:xfrm>
-          <a:off x="3359164" y="2106944"/>
-          <a:ext cx="732383" cy="366191"/>
+          <a:off x="3314716" y="1964865"/>
+          <a:ext cx="682995" cy="341497"/>
         </a:xfrm>
         <a:prstGeom prst="roundRect">
           <a:avLst>
@@ -8008,12 +9885,12 @@
         </a:fontRef>
       </dsp:style>
       <dsp:txBody>
-        <a:bodyPr spcFirstLastPara="0" vert="horz" wrap="square" lIns="6350" tIns="6350" rIns="6350" bIns="6350" numCol="1" spcCol="1270" anchor="ctr" anchorCtr="0">
+        <a:bodyPr spcFirstLastPara="0" vert="horz" wrap="square" lIns="5715" tIns="5715" rIns="5715" bIns="5715" numCol="1" spcCol="1270" anchor="ctr" anchorCtr="0">
           <a:noAutofit/>
         </a:bodyPr>
         <a:lstStyle/>
         <a:p>
-          <a:pPr marL="0" lvl="0" indent="0" algn="ctr" defTabSz="444500">
+          <a:pPr marL="0" lvl="0" indent="0" algn="ctr" defTabSz="400050">
             <a:lnSpc>
               <a:spcPct val="90000"/>
             </a:lnSpc>
@@ -8026,7 +9903,7 @@
             <a:buNone/>
           </a:pPr>
           <a:r>
-            <a:rPr lang="ca-ES" sz="1000" i="1" kern="1200">
+            <a:rPr lang="ca-ES" sz="900" i="1" kern="1200">
               <a:latin typeface="Arial" panose="020B0604020202020204" pitchFamily="34" charset="0"/>
               <a:cs typeface="Arial" panose="020B0604020202020204" pitchFamily="34" charset="0"/>
             </a:rPr>
@@ -8035,8 +9912,8 @@
         </a:p>
       </dsp:txBody>
       <dsp:txXfrm>
-        <a:off x="3369889" y="2117669"/>
-        <a:ext cx="710933" cy="344741"/>
+        <a:off x="3324718" y="1974867"/>
+        <a:ext cx="662991" cy="321493"/>
       </dsp:txXfrm>
     </dsp:sp>
     <dsp:sp modelId="{F0E69718-80A9-42E6-AABF-D7A15FC1B27B}">
@@ -8046,8 +9923,8 @@
       </dsp:nvSpPr>
       <dsp:spPr>
         <a:xfrm rot="2142401">
-          <a:off x="3032301" y="2594499"/>
-          <a:ext cx="360773" cy="22763"/>
+          <a:off x="3009894" y="2418774"/>
+          <a:ext cx="336444" cy="22763"/>
         </a:xfrm>
         <a:custGeom>
           <a:avLst/>
@@ -8061,7 +9938,7 @@
                 <a:pt x="0" y="11381"/>
               </a:moveTo>
               <a:lnTo>
-                <a:pt x="360773" y="11381"/>
+                <a:pt x="336444" y="11381"/>
               </a:lnTo>
             </a:path>
           </a:pathLst>
@@ -8100,7 +9977,7 @@
         </a:bodyPr>
         <a:lstStyle/>
         <a:p>
-          <a:pPr marL="0" lvl="0" indent="0" algn="ctr" defTabSz="444500">
+          <a:pPr marL="0" lvl="0" indent="0" algn="ctr" defTabSz="400050">
             <a:lnSpc>
               <a:spcPct val="90000"/>
             </a:lnSpc>
@@ -8112,15 +9989,15 @@
             </a:spcAft>
             <a:buNone/>
           </a:pPr>
-          <a:endParaRPr lang="ca-ES" sz="1000" kern="1200">
+          <a:endParaRPr lang="ca-ES" sz="900" kern="1200">
             <a:latin typeface="Arial" panose="020B0604020202020204" pitchFamily="34" charset="0"/>
             <a:cs typeface="Arial" panose="020B0604020202020204" pitchFamily="34" charset="0"/>
           </a:endParaRPr>
         </a:p>
       </dsp:txBody>
       <dsp:txXfrm>
-        <a:off x="3203668" y="2596861"/>
-        <a:ext cx="18038" cy="18038"/>
+        <a:off x="3169705" y="2421744"/>
+        <a:ext cx="16822" cy="16822"/>
       </dsp:txXfrm>
     </dsp:sp>
     <dsp:sp modelId="{AC2A7FC9-1F45-4A4A-B424-E092EFC24E0B}">
@@ -8130,8 +10007,8 @@
       </dsp:nvSpPr>
       <dsp:spPr>
         <a:xfrm>
-          <a:off x="3359164" y="2528065"/>
-          <a:ext cx="732383" cy="366191"/>
+          <a:off x="3314716" y="2357587"/>
+          <a:ext cx="682995" cy="341497"/>
         </a:xfrm>
         <a:prstGeom prst="roundRect">
           <a:avLst>
@@ -8176,12 +10053,12 @@
         </a:fontRef>
       </dsp:style>
       <dsp:txBody>
-        <a:bodyPr spcFirstLastPara="0" vert="horz" wrap="square" lIns="6350" tIns="6350" rIns="6350" bIns="6350" numCol="1" spcCol="1270" anchor="ctr" anchorCtr="0">
+        <a:bodyPr spcFirstLastPara="0" vert="horz" wrap="square" lIns="5715" tIns="5715" rIns="5715" bIns="5715" numCol="1" spcCol="1270" anchor="ctr" anchorCtr="0">
           <a:noAutofit/>
         </a:bodyPr>
         <a:lstStyle/>
         <a:p>
-          <a:pPr marL="0" lvl="0" indent="0" algn="ctr" defTabSz="444500">
+          <a:pPr marL="0" lvl="0" indent="0" algn="ctr" defTabSz="400050">
             <a:lnSpc>
               <a:spcPct val="90000"/>
             </a:lnSpc>
@@ -8194,7 +10071,7 @@
             <a:buNone/>
           </a:pPr>
           <a:r>
-            <a:rPr lang="ca-ES" sz="1000" i="1" kern="1200">
+            <a:rPr lang="ca-ES" sz="900" i="1" kern="1200">
               <a:latin typeface="Arial" panose="020B0604020202020204" pitchFamily="34" charset="0"/>
               <a:cs typeface="Arial" panose="020B0604020202020204" pitchFamily="34" charset="0"/>
             </a:rPr>
@@ -8203,8 +10080,8 @@
         </a:p>
       </dsp:txBody>
       <dsp:txXfrm>
-        <a:off x="3369889" y="2538790"/>
-        <a:ext cx="710933" cy="344741"/>
+        <a:off x="3324718" y="2367589"/>
+        <a:ext cx="662991" cy="321493"/>
       </dsp:txXfrm>
     </dsp:sp>
   </dsp:spTree>
@@ -8226,8 +10103,8 @@
       </dsp:nvSpPr>
       <dsp:spPr>
         <a:xfrm>
-          <a:off x="1298285" y="955076"/>
-          <a:ext cx="737754" cy="368877"/>
+          <a:off x="1433937" y="862649"/>
+          <a:ext cx="666359" cy="333179"/>
         </a:xfrm>
         <a:prstGeom prst="roundRect">
           <a:avLst>
@@ -8272,12 +10149,12 @@
         </a:fontRef>
       </dsp:style>
       <dsp:txBody>
-        <a:bodyPr spcFirstLastPara="0" vert="horz" wrap="square" lIns="6350" tIns="6350" rIns="6350" bIns="6350" numCol="1" spcCol="1270" anchor="ctr" anchorCtr="0">
+        <a:bodyPr spcFirstLastPara="0" vert="horz" wrap="square" lIns="5715" tIns="5715" rIns="5715" bIns="5715" numCol="1" spcCol="1270" anchor="ctr" anchorCtr="0">
           <a:noAutofit/>
         </a:bodyPr>
         <a:lstStyle/>
         <a:p>
-          <a:pPr marL="0" lvl="0" indent="0" algn="ctr" defTabSz="444500">
+          <a:pPr marL="0" lvl="0" indent="0" algn="ctr" defTabSz="400050">
             <a:lnSpc>
               <a:spcPct val="90000"/>
             </a:lnSpc>
@@ -8290,7 +10167,7 @@
             <a:buNone/>
           </a:pPr>
           <a:r>
-            <a:rPr lang="ca-ES" sz="1000" kern="1200">
+            <a:rPr lang="ca-ES" sz="900" kern="1200">
               <a:latin typeface="Arial" panose="020B0604020202020204" pitchFamily="34" charset="0"/>
               <a:cs typeface="Arial" panose="020B0604020202020204" pitchFamily="34" charset="0"/>
             </a:rPr>
@@ -8299,8 +10176,8 @@
         </a:p>
       </dsp:txBody>
       <dsp:txXfrm>
-        <a:off x="1309089" y="965880"/>
-        <a:ext cx="716146" cy="347269"/>
+        <a:off x="1443695" y="872407"/>
+        <a:ext cx="646843" cy="313663"/>
       </dsp:txXfrm>
     </dsp:sp>
     <dsp:sp modelId="{9ADAE6F7-73B2-42F8-A96E-E1F80C77383C}">
@@ -8310,8 +10187,8 @@
       </dsp:nvSpPr>
       <dsp:spPr>
         <a:xfrm rot="17945813">
-          <a:off x="1880168" y="858322"/>
-          <a:ext cx="606846" cy="32124"/>
+          <a:off x="1959508" y="773704"/>
+          <a:ext cx="548119" cy="32124"/>
         </a:xfrm>
         <a:custGeom>
           <a:avLst/>
@@ -8325,7 +10202,7 @@
                 <a:pt x="0" y="16062"/>
               </a:moveTo>
               <a:lnTo>
-                <a:pt x="606846" y="16062"/>
+                <a:pt x="548119" y="16062"/>
               </a:lnTo>
             </a:path>
           </a:pathLst>
@@ -8364,7 +10241,7 @@
         </a:bodyPr>
         <a:lstStyle/>
         <a:p>
-          <a:pPr marL="0" lvl="0" indent="0" algn="ctr" defTabSz="444500">
+          <a:pPr marL="0" lvl="0" indent="0" algn="ctr" defTabSz="400050">
             <a:lnSpc>
               <a:spcPct val="90000"/>
             </a:lnSpc>
@@ -8376,15 +10253,15 @@
             </a:spcAft>
             <a:buNone/>
           </a:pPr>
-          <a:endParaRPr lang="ca-ES" sz="1000" kern="1200">
+          <a:endParaRPr lang="ca-ES" sz="900" kern="1200">
             <a:latin typeface="Arial" panose="020B0604020202020204" pitchFamily="34" charset="0"/>
             <a:cs typeface="Arial" panose="020B0604020202020204" pitchFamily="34" charset="0"/>
           </a:endParaRPr>
         </a:p>
       </dsp:txBody>
       <dsp:txXfrm>
-        <a:off x="2168420" y="859212"/>
-        <a:ext cx="30342" cy="30342"/>
+        <a:off x="2219865" y="776063"/>
+        <a:ext cx="27405" cy="27405"/>
       </dsp:txXfrm>
     </dsp:sp>
     <dsp:sp modelId="{45509185-BA4C-4A37-88B5-87231776F6FE}">
@@ -8394,8 +10271,8 @@
       </dsp:nvSpPr>
       <dsp:spPr>
         <a:xfrm>
-          <a:off x="2331142" y="424814"/>
-          <a:ext cx="737754" cy="368877"/>
+          <a:off x="2366840" y="383703"/>
+          <a:ext cx="666359" cy="333179"/>
         </a:xfrm>
         <a:prstGeom prst="roundRect">
           <a:avLst>
@@ -8440,12 +10317,12 @@
         </a:fontRef>
       </dsp:style>
       <dsp:txBody>
-        <a:bodyPr spcFirstLastPara="0" vert="horz" wrap="square" lIns="6350" tIns="6350" rIns="6350" bIns="6350" numCol="1" spcCol="1270" anchor="ctr" anchorCtr="0">
+        <a:bodyPr spcFirstLastPara="0" vert="horz" wrap="square" lIns="5715" tIns="5715" rIns="5715" bIns="5715" numCol="1" spcCol="1270" anchor="ctr" anchorCtr="0">
           <a:noAutofit/>
         </a:bodyPr>
         <a:lstStyle/>
         <a:p>
-          <a:pPr marL="0" lvl="0" indent="0" algn="ctr" defTabSz="444500">
+          <a:pPr marL="0" lvl="0" indent="0" algn="ctr" defTabSz="400050">
             <a:lnSpc>
               <a:spcPct val="90000"/>
             </a:lnSpc>
@@ -8458,7 +10335,7 @@
             <a:buNone/>
           </a:pPr>
           <a:r>
-            <a:rPr lang="ca-ES" sz="1000" b="1" kern="1200">
+            <a:rPr lang="ca-ES" sz="900" b="1" kern="1200">
               <a:latin typeface="Arial" panose="020B0604020202020204" pitchFamily="34" charset="0"/>
               <a:cs typeface="Arial" panose="020B0604020202020204" pitchFamily="34" charset="0"/>
             </a:rPr>
@@ -8467,8 +10344,8 @@
         </a:p>
       </dsp:txBody>
       <dsp:txXfrm>
-        <a:off x="2341946" y="435618"/>
-        <a:ext cx="716146" cy="347269"/>
+        <a:off x="2376598" y="393461"/>
+        <a:ext cx="646843" cy="313663"/>
       </dsp:txXfrm>
     </dsp:sp>
     <dsp:sp modelId="{195393BC-AC61-4A1E-AACF-FDE7EADA6655}">
@@ -8478,8 +10355,8 @@
       </dsp:nvSpPr>
       <dsp:spPr>
         <a:xfrm rot="18289469">
-          <a:off x="2958069" y="381086"/>
-          <a:ext cx="516757" cy="32124"/>
+          <a:off x="2933097" y="342653"/>
+          <a:ext cx="466748" cy="32124"/>
         </a:xfrm>
         <a:custGeom>
           <a:avLst/>
@@ -8493,7 +10370,7 @@
                 <a:pt x="0" y="16062"/>
               </a:moveTo>
               <a:lnTo>
-                <a:pt x="516757" y="16062"/>
+                <a:pt x="466748" y="16062"/>
               </a:lnTo>
             </a:path>
           </a:pathLst>
@@ -8532,7 +10409,7 @@
         </a:bodyPr>
         <a:lstStyle/>
         <a:p>
-          <a:pPr marL="0" lvl="0" indent="0" algn="ctr" defTabSz="444500">
+          <a:pPr marL="0" lvl="0" indent="0" algn="ctr" defTabSz="400050">
             <a:lnSpc>
               <a:spcPct val="90000"/>
             </a:lnSpc>
@@ -8544,15 +10421,15 @@
             </a:spcAft>
             <a:buNone/>
           </a:pPr>
-          <a:endParaRPr lang="ca-ES" sz="1000" kern="1200">
+          <a:endParaRPr lang="ca-ES" sz="900" kern="1200">
             <a:latin typeface="Arial" panose="020B0604020202020204" pitchFamily="34" charset="0"/>
             <a:cs typeface="Arial" panose="020B0604020202020204" pitchFamily="34" charset="0"/>
           </a:endParaRPr>
         </a:p>
       </dsp:txBody>
       <dsp:txXfrm>
-        <a:off x="3203529" y="384229"/>
-        <a:ext cx="25837" cy="25837"/>
+        <a:off x="3154802" y="347046"/>
+        <a:ext cx="23337" cy="23337"/>
       </dsp:txXfrm>
     </dsp:sp>
     <dsp:sp modelId="{C4A4371B-AD90-449E-8E08-6A7C02C85FE0}">
@@ -8562,8 +10439,8 @@
       </dsp:nvSpPr>
       <dsp:spPr>
         <a:xfrm>
-          <a:off x="3363999" y="605"/>
-          <a:ext cx="737754" cy="368877"/>
+          <a:off x="3299743" y="546"/>
+          <a:ext cx="666359" cy="333179"/>
         </a:xfrm>
         <a:prstGeom prst="roundRect">
           <a:avLst>
@@ -8608,12 +10485,12 @@
         </a:fontRef>
       </dsp:style>
       <dsp:txBody>
-        <a:bodyPr spcFirstLastPara="0" vert="horz" wrap="square" lIns="6350" tIns="6350" rIns="6350" bIns="6350" numCol="1" spcCol="1270" anchor="ctr" anchorCtr="0">
+        <a:bodyPr spcFirstLastPara="0" vert="horz" wrap="square" lIns="5715" tIns="5715" rIns="5715" bIns="5715" numCol="1" spcCol="1270" anchor="ctr" anchorCtr="0">
           <a:noAutofit/>
         </a:bodyPr>
         <a:lstStyle/>
         <a:p>
-          <a:pPr marL="0" lvl="0" indent="0" algn="ctr" defTabSz="444500">
+          <a:pPr marL="0" lvl="0" indent="0" algn="ctr" defTabSz="400050">
             <a:lnSpc>
               <a:spcPct val="90000"/>
             </a:lnSpc>
@@ -8626,7 +10503,7 @@
             <a:buNone/>
           </a:pPr>
           <a:r>
-            <a:rPr lang="ca-ES" sz="1000" i="1" kern="1200">
+            <a:rPr lang="ca-ES" sz="900" i="1" kern="1200">
               <a:latin typeface="Arial" panose="020B0604020202020204" pitchFamily="34" charset="0"/>
               <a:cs typeface="Arial" panose="020B0604020202020204" pitchFamily="34" charset="0"/>
             </a:rPr>
@@ -8635,8 +10512,8 @@
         </a:p>
       </dsp:txBody>
       <dsp:txXfrm>
-        <a:off x="3374803" y="11409"/>
-        <a:ext cx="716146" cy="347269"/>
+        <a:off x="3309501" y="10304"/>
+        <a:ext cx="646843" cy="313663"/>
       </dsp:txXfrm>
     </dsp:sp>
     <dsp:sp modelId="{383BE6A2-F502-4ABA-A990-4FF55B954264}">
@@ -8646,8 +10523,8 @@
       </dsp:nvSpPr>
       <dsp:spPr>
         <a:xfrm>
-          <a:off x="3068897" y="593191"/>
-          <a:ext cx="295101" cy="32124"/>
+          <a:off x="3033199" y="534231"/>
+          <a:ext cx="266543" cy="32124"/>
         </a:xfrm>
         <a:custGeom>
           <a:avLst/>
@@ -8661,7 +10538,7 @@
                 <a:pt x="0" y="16062"/>
               </a:moveTo>
               <a:lnTo>
-                <a:pt x="295101" y="16062"/>
+                <a:pt x="266543" y="16062"/>
               </a:lnTo>
             </a:path>
           </a:pathLst>
@@ -8700,7 +10577,7 @@
         </a:bodyPr>
         <a:lstStyle/>
         <a:p>
-          <a:pPr marL="0" lvl="0" indent="0" algn="ctr" defTabSz="444500">
+          <a:pPr marL="0" lvl="0" indent="0" algn="ctr" defTabSz="400050">
             <a:lnSpc>
               <a:spcPct val="90000"/>
             </a:lnSpc>
@@ -8712,15 +10589,15 @@
             </a:spcAft>
             <a:buNone/>
           </a:pPr>
-          <a:endParaRPr lang="ca-ES" sz="1000" kern="1200">
+          <a:endParaRPr lang="ca-ES" sz="900" kern="1200">
             <a:latin typeface="Arial" panose="020B0604020202020204" pitchFamily="34" charset="0"/>
             <a:cs typeface="Arial" panose="020B0604020202020204" pitchFamily="34" charset="0"/>
           </a:endParaRPr>
         </a:p>
       </dsp:txBody>
       <dsp:txXfrm>
-        <a:off x="3209070" y="601875"/>
-        <a:ext cx="14755" cy="14755"/>
+        <a:off x="3159807" y="543629"/>
+        <a:ext cx="13327" cy="13327"/>
       </dsp:txXfrm>
     </dsp:sp>
     <dsp:sp modelId="{97B2BC58-FFB2-4C39-91A4-C0A8BCE56857}">
@@ -8730,8 +10607,8 @@
       </dsp:nvSpPr>
       <dsp:spPr>
         <a:xfrm>
-          <a:off x="3363999" y="424814"/>
-          <a:ext cx="737754" cy="368877"/>
+          <a:off x="3299743" y="383703"/>
+          <a:ext cx="666359" cy="333179"/>
         </a:xfrm>
         <a:prstGeom prst="roundRect">
           <a:avLst>
@@ -8776,12 +10653,12 @@
         </a:fontRef>
       </dsp:style>
       <dsp:txBody>
-        <a:bodyPr spcFirstLastPara="0" vert="horz" wrap="square" lIns="6350" tIns="6350" rIns="6350" bIns="6350" numCol="1" spcCol="1270" anchor="ctr" anchorCtr="0">
+        <a:bodyPr spcFirstLastPara="0" vert="horz" wrap="square" lIns="5715" tIns="5715" rIns="5715" bIns="5715" numCol="1" spcCol="1270" anchor="ctr" anchorCtr="0">
           <a:noAutofit/>
         </a:bodyPr>
         <a:lstStyle/>
         <a:p>
-          <a:pPr marL="0" lvl="0" indent="0" algn="ctr" defTabSz="444500">
+          <a:pPr marL="0" lvl="0" indent="0" algn="ctr" defTabSz="400050">
             <a:lnSpc>
               <a:spcPct val="90000"/>
             </a:lnSpc>
@@ -8794,7 +10671,7 @@
             <a:buNone/>
           </a:pPr>
           <a:r>
-            <a:rPr lang="ca-ES" sz="1000" i="1" kern="1200">
+            <a:rPr lang="ca-ES" sz="900" i="1" kern="1200">
               <a:latin typeface="Arial" panose="020B0604020202020204" pitchFamily="34" charset="0"/>
               <a:cs typeface="Arial" panose="020B0604020202020204" pitchFamily="34" charset="0"/>
             </a:rPr>
@@ -8803,8 +10680,8 @@
         </a:p>
       </dsp:txBody>
       <dsp:txXfrm>
-        <a:off x="3374803" y="435618"/>
-        <a:ext cx="716146" cy="347269"/>
+        <a:off x="3309501" y="393461"/>
+        <a:ext cx="646843" cy="313663"/>
       </dsp:txXfrm>
     </dsp:sp>
     <dsp:sp modelId="{C77D376D-AE02-4368-9D44-25F0C49901AD}">
@@ -8814,8 +10691,8 @@
       </dsp:nvSpPr>
       <dsp:spPr>
         <a:xfrm rot="3310531">
-          <a:off x="2958069" y="805295"/>
-          <a:ext cx="516757" cy="32124"/>
+          <a:off x="2933097" y="725809"/>
+          <a:ext cx="466748" cy="32124"/>
         </a:xfrm>
         <a:custGeom>
           <a:avLst/>
@@ -8829,7 +10706,7 @@
                 <a:pt x="0" y="16062"/>
               </a:moveTo>
               <a:lnTo>
-                <a:pt x="516757" y="16062"/>
+                <a:pt x="466748" y="16062"/>
               </a:lnTo>
             </a:path>
           </a:pathLst>
@@ -8868,7 +10745,7 @@
         </a:bodyPr>
         <a:lstStyle/>
         <a:p>
-          <a:pPr marL="0" lvl="0" indent="0" algn="ctr" defTabSz="222250">
+          <a:pPr marL="0" lvl="0" indent="0" algn="ctr" defTabSz="400050">
             <a:lnSpc>
               <a:spcPct val="90000"/>
             </a:lnSpc>
@@ -8880,12 +10757,12 @@
             </a:spcAft>
             <a:buNone/>
           </a:pPr>
-          <a:endParaRPr lang="ca-ES" sz="500" kern="1200"/>
+          <a:endParaRPr lang="ca-ES" sz="900" kern="1200"/>
         </a:p>
       </dsp:txBody>
       <dsp:txXfrm>
-        <a:off x="3203529" y="808439"/>
-        <a:ext cx="25837" cy="25837"/>
+        <a:off x="3154802" y="730202"/>
+        <a:ext cx="23337" cy="23337"/>
       </dsp:txXfrm>
     </dsp:sp>
     <dsp:sp modelId="{1D7CE256-0804-42D9-81B8-60ADFF61E548}">
@@ -8895,8 +10772,8 @@
       </dsp:nvSpPr>
       <dsp:spPr>
         <a:xfrm>
-          <a:off x="3363999" y="849023"/>
-          <a:ext cx="737754" cy="368877"/>
+          <a:off x="3299743" y="766860"/>
+          <a:ext cx="666359" cy="333179"/>
         </a:xfrm>
         <a:prstGeom prst="roundRect">
           <a:avLst>
@@ -8941,12 +10818,12 @@
         </a:fontRef>
       </dsp:style>
       <dsp:txBody>
-        <a:bodyPr spcFirstLastPara="0" vert="horz" wrap="square" lIns="6350" tIns="6350" rIns="6350" bIns="6350" numCol="1" spcCol="1270" anchor="ctr" anchorCtr="0">
+        <a:bodyPr spcFirstLastPara="0" vert="horz" wrap="square" lIns="5715" tIns="5715" rIns="5715" bIns="5715" numCol="1" spcCol="1270" anchor="ctr" anchorCtr="0">
           <a:noAutofit/>
         </a:bodyPr>
         <a:lstStyle/>
         <a:p>
-          <a:pPr marL="0" lvl="0" indent="0" algn="ctr" defTabSz="444500">
+          <a:pPr marL="0" lvl="0" indent="0" algn="ctr" defTabSz="400050">
             <a:lnSpc>
               <a:spcPct val="90000"/>
             </a:lnSpc>
@@ -8959,7 +10836,7 @@
             <a:buNone/>
           </a:pPr>
           <a:r>
-            <a:rPr lang="ca-ES" sz="1000" i="1" kern="1200">
+            <a:rPr lang="ca-ES" sz="900" i="1" kern="1200">
               <a:latin typeface="Arial" panose="020B0604020202020204" pitchFamily="34" charset="0"/>
               <a:cs typeface="Arial" panose="020B0604020202020204" pitchFamily="34" charset="0"/>
             </a:rPr>
@@ -8968,8 +10845,8 @@
         </a:p>
       </dsp:txBody>
       <dsp:txXfrm>
-        <a:off x="3374803" y="859827"/>
-        <a:ext cx="716146" cy="347269"/>
+        <a:off x="3309501" y="776618"/>
+        <a:ext cx="646843" cy="313663"/>
       </dsp:txXfrm>
     </dsp:sp>
     <dsp:sp modelId="{633B457A-68F3-49B6-9685-344C281213F0}">
@@ -8979,8 +10856,8 @@
       </dsp:nvSpPr>
       <dsp:spPr>
         <a:xfrm rot="3654187">
-          <a:off x="1880168" y="1388583"/>
-          <a:ext cx="606846" cy="32124"/>
+          <a:off x="1959508" y="1252650"/>
+          <a:ext cx="548119" cy="32124"/>
         </a:xfrm>
         <a:custGeom>
           <a:avLst/>
@@ -8994,7 +10871,7 @@
                 <a:pt x="0" y="16062"/>
               </a:moveTo>
               <a:lnTo>
-                <a:pt x="606846" y="16062"/>
+                <a:pt x="548119" y="16062"/>
               </a:lnTo>
             </a:path>
           </a:pathLst>
@@ -9033,7 +10910,7 @@
         </a:bodyPr>
         <a:lstStyle/>
         <a:p>
-          <a:pPr marL="0" lvl="0" indent="0" algn="ctr" defTabSz="444500">
+          <a:pPr marL="0" lvl="0" indent="0" algn="ctr" defTabSz="400050">
             <a:lnSpc>
               <a:spcPct val="90000"/>
             </a:lnSpc>
@@ -9045,15 +10922,15 @@
             </a:spcAft>
             <a:buNone/>
           </a:pPr>
-          <a:endParaRPr lang="ca-ES" sz="1000" kern="1200">
+          <a:endParaRPr lang="ca-ES" sz="900" kern="1200">
             <a:latin typeface="Arial" panose="020B0604020202020204" pitchFamily="34" charset="0"/>
             <a:cs typeface="Arial" panose="020B0604020202020204" pitchFamily="34" charset="0"/>
           </a:endParaRPr>
         </a:p>
       </dsp:txBody>
       <dsp:txXfrm>
-        <a:off x="2168420" y="1389474"/>
-        <a:ext cx="30342" cy="30342"/>
+        <a:off x="2219865" y="1255009"/>
+        <a:ext cx="27405" cy="27405"/>
       </dsp:txXfrm>
     </dsp:sp>
     <dsp:sp modelId="{F828F274-3053-4FFD-8219-EFFEB6365160}">
@@ -9063,8 +10940,8 @@
       </dsp:nvSpPr>
       <dsp:spPr>
         <a:xfrm>
-          <a:off x="2331142" y="1485337"/>
-          <a:ext cx="737754" cy="368877"/>
+          <a:off x="2366840" y="1341595"/>
+          <a:ext cx="666359" cy="333179"/>
         </a:xfrm>
         <a:prstGeom prst="roundRect">
           <a:avLst>
@@ -9109,12 +10986,12 @@
         </a:fontRef>
       </dsp:style>
       <dsp:txBody>
-        <a:bodyPr spcFirstLastPara="0" vert="horz" wrap="square" lIns="6350" tIns="6350" rIns="6350" bIns="6350" numCol="1" spcCol="1270" anchor="ctr" anchorCtr="0">
+        <a:bodyPr spcFirstLastPara="0" vert="horz" wrap="square" lIns="5715" tIns="5715" rIns="5715" bIns="5715" numCol="1" spcCol="1270" anchor="ctr" anchorCtr="0">
           <a:noAutofit/>
         </a:bodyPr>
         <a:lstStyle/>
         <a:p>
-          <a:pPr marL="0" lvl="0" indent="0" algn="ctr" defTabSz="444500">
+          <a:pPr marL="0" lvl="0" indent="0" algn="ctr" defTabSz="400050">
             <a:lnSpc>
               <a:spcPct val="90000"/>
             </a:lnSpc>
@@ -9127,7 +11004,7 @@
             <a:buNone/>
           </a:pPr>
           <a:r>
-            <a:rPr lang="ca-ES" sz="1000" b="1" kern="1200">
+            <a:rPr lang="ca-ES" sz="900" b="1" kern="1200">
               <a:latin typeface="Arial" panose="020B0604020202020204" pitchFamily="34" charset="0"/>
               <a:cs typeface="Arial" panose="020B0604020202020204" pitchFamily="34" charset="0"/>
             </a:rPr>
@@ -9136,8 +11013,8 @@
         </a:p>
       </dsp:txBody>
       <dsp:txXfrm>
-        <a:off x="2341946" y="1496141"/>
-        <a:ext cx="716146" cy="347269"/>
+        <a:off x="2376598" y="1351353"/>
+        <a:ext cx="646843" cy="313663"/>
       </dsp:txXfrm>
     </dsp:sp>
     <dsp:sp modelId="{F1B3A084-71BC-4CA7-9528-7B72BC8F76E0}">
@@ -9147,8 +11024,8 @@
       </dsp:nvSpPr>
       <dsp:spPr>
         <a:xfrm rot="19457599">
-          <a:off x="3034738" y="1547661"/>
-          <a:ext cx="363419" cy="32124"/>
+          <a:off x="3002346" y="1396333"/>
+          <a:ext cx="328249" cy="32124"/>
         </a:xfrm>
         <a:custGeom>
           <a:avLst/>
@@ -9162,7 +11039,7 @@
                 <a:pt x="0" y="16062"/>
               </a:moveTo>
               <a:lnTo>
-                <a:pt x="363419" y="16062"/>
+                <a:pt x="328249" y="16062"/>
               </a:lnTo>
             </a:path>
           </a:pathLst>
@@ -9201,7 +11078,7 @@
         </a:bodyPr>
         <a:lstStyle/>
         <a:p>
-          <a:pPr marL="0" lvl="0" indent="0" algn="ctr" defTabSz="444500">
+          <a:pPr marL="0" lvl="0" indent="0" algn="ctr" defTabSz="400050">
             <a:lnSpc>
               <a:spcPct val="90000"/>
             </a:lnSpc>
@@ -9213,15 +11090,15 @@
             </a:spcAft>
             <a:buNone/>
           </a:pPr>
-          <a:endParaRPr lang="ca-ES" sz="1000" kern="1200">
+          <a:endParaRPr lang="ca-ES" sz="900" kern="1200">
             <a:latin typeface="Arial" panose="020B0604020202020204" pitchFamily="34" charset="0"/>
             <a:cs typeface="Arial" panose="020B0604020202020204" pitchFamily="34" charset="0"/>
           </a:endParaRPr>
         </a:p>
       </dsp:txBody>
       <dsp:txXfrm>
-        <a:off x="3207362" y="1554638"/>
-        <a:ext cx="18170" cy="18170"/>
+        <a:off x="3158265" y="1404189"/>
+        <a:ext cx="16412" cy="16412"/>
       </dsp:txXfrm>
     </dsp:sp>
     <dsp:sp modelId="{16FC6255-5D8B-4999-806B-6726BE3F1A7C}">
@@ -9231,8 +11108,8 @@
       </dsp:nvSpPr>
       <dsp:spPr>
         <a:xfrm>
-          <a:off x="3363999" y="1273232"/>
-          <a:ext cx="737754" cy="368877"/>
+          <a:off x="3299743" y="1150016"/>
+          <a:ext cx="666359" cy="333179"/>
         </a:xfrm>
         <a:prstGeom prst="roundRect">
           <a:avLst>
@@ -9277,12 +11154,12 @@
         </a:fontRef>
       </dsp:style>
       <dsp:txBody>
-        <a:bodyPr spcFirstLastPara="0" vert="horz" wrap="square" lIns="6350" tIns="6350" rIns="6350" bIns="6350" numCol="1" spcCol="1270" anchor="ctr" anchorCtr="0">
+        <a:bodyPr spcFirstLastPara="0" vert="horz" wrap="square" lIns="5715" tIns="5715" rIns="5715" bIns="5715" numCol="1" spcCol="1270" anchor="ctr" anchorCtr="0">
           <a:noAutofit/>
         </a:bodyPr>
         <a:lstStyle/>
         <a:p>
-          <a:pPr marL="0" lvl="0" indent="0" algn="ctr" defTabSz="444500">
+          <a:pPr marL="0" lvl="0" indent="0" algn="ctr" defTabSz="400050">
             <a:lnSpc>
               <a:spcPct val="90000"/>
             </a:lnSpc>
@@ -9295,7 +11172,7 @@
             <a:buNone/>
           </a:pPr>
           <a:r>
-            <a:rPr lang="ca-ES" sz="1000" i="1" kern="1200">
+            <a:rPr lang="ca-ES" sz="900" i="1" kern="1200">
               <a:latin typeface="Arial" panose="020B0604020202020204" pitchFamily="34" charset="0"/>
               <a:cs typeface="Arial" panose="020B0604020202020204" pitchFamily="34" charset="0"/>
             </a:rPr>
@@ -9304,8 +11181,8 @@
         </a:p>
       </dsp:txBody>
       <dsp:txXfrm>
-        <a:off x="3374803" y="1284036"/>
-        <a:ext cx="716146" cy="347269"/>
+        <a:off x="3309501" y="1159774"/>
+        <a:ext cx="646843" cy="313663"/>
       </dsp:txXfrm>
     </dsp:sp>
     <dsp:sp modelId="{4C7F760C-03FD-441B-B069-2C9199ADCF95}">
@@ -9315,8 +11192,8 @@
       </dsp:nvSpPr>
       <dsp:spPr>
         <a:xfrm rot="2142401">
-          <a:off x="3034738" y="1759766"/>
-          <a:ext cx="363419" cy="32124"/>
+          <a:off x="3002346" y="1587912"/>
+          <a:ext cx="328249" cy="32124"/>
         </a:xfrm>
         <a:custGeom>
           <a:avLst/>
@@ -9330,7 +11207,7 @@
                 <a:pt x="0" y="16062"/>
               </a:moveTo>
               <a:lnTo>
-                <a:pt x="363419" y="16062"/>
+                <a:pt x="328249" y="16062"/>
               </a:lnTo>
             </a:path>
           </a:pathLst>
@@ -9369,7 +11246,7 @@
         </a:bodyPr>
         <a:lstStyle/>
         <a:p>
-          <a:pPr marL="0" lvl="0" indent="0" algn="ctr" defTabSz="444500">
+          <a:pPr marL="0" lvl="0" indent="0" algn="ctr" defTabSz="400050">
             <a:lnSpc>
               <a:spcPct val="90000"/>
             </a:lnSpc>
@@ -9381,15 +11258,15 @@
             </a:spcAft>
             <a:buNone/>
           </a:pPr>
-          <a:endParaRPr lang="ca-ES" sz="1000" kern="1200">
+          <a:endParaRPr lang="ca-ES" sz="900" kern="1200">
             <a:latin typeface="Arial" panose="020B0604020202020204" pitchFamily="34" charset="0"/>
             <a:cs typeface="Arial" panose="020B0604020202020204" pitchFamily="34" charset="0"/>
           </a:endParaRPr>
         </a:p>
       </dsp:txBody>
       <dsp:txXfrm>
-        <a:off x="3207362" y="1766742"/>
-        <a:ext cx="18170" cy="18170"/>
+        <a:off x="3158265" y="1595767"/>
+        <a:ext cx="16412" cy="16412"/>
       </dsp:txXfrm>
     </dsp:sp>
     <dsp:sp modelId="{B476BFE3-8289-42E4-AF7A-E77D6CBFE61F}">
@@ -9399,8 +11276,8 @@
       </dsp:nvSpPr>
       <dsp:spPr>
         <a:xfrm>
-          <a:off x="3363999" y="1697441"/>
-          <a:ext cx="737754" cy="368877"/>
+          <a:off x="3299743" y="1533173"/>
+          <a:ext cx="666359" cy="333179"/>
         </a:xfrm>
         <a:prstGeom prst="roundRect">
           <a:avLst>
@@ -9445,12 +11322,12 @@
         </a:fontRef>
       </dsp:style>
       <dsp:txBody>
-        <a:bodyPr spcFirstLastPara="0" vert="horz" wrap="square" lIns="6350" tIns="6350" rIns="6350" bIns="6350" numCol="1" spcCol="1270" anchor="ctr" anchorCtr="0">
+        <a:bodyPr spcFirstLastPara="0" vert="horz" wrap="square" lIns="5715" tIns="5715" rIns="5715" bIns="5715" numCol="1" spcCol="1270" anchor="ctr" anchorCtr="0">
           <a:noAutofit/>
         </a:bodyPr>
         <a:lstStyle/>
         <a:p>
-          <a:pPr marL="0" lvl="0" indent="0" algn="ctr" defTabSz="444500">
+          <a:pPr marL="0" lvl="0" indent="0" algn="ctr" defTabSz="400050">
             <a:lnSpc>
               <a:spcPct val="90000"/>
             </a:lnSpc>
@@ -9463,7 +11340,7 @@
             <a:buNone/>
           </a:pPr>
           <a:r>
-            <a:rPr lang="ca-ES" sz="1000" i="1" kern="1200">
+            <a:rPr lang="ca-ES" sz="900" i="1" kern="1200">
               <a:latin typeface="Arial" panose="020B0604020202020204" pitchFamily="34" charset="0"/>
               <a:cs typeface="Arial" panose="020B0604020202020204" pitchFamily="34" charset="0"/>
             </a:rPr>
@@ -9472,8 +11349,8 @@
         </a:p>
       </dsp:txBody>
       <dsp:txXfrm>
-        <a:off x="3374803" y="1708245"/>
-        <a:ext cx="716146" cy="347269"/>
+        <a:off x="3309501" y="1542931"/>
+        <a:ext cx="646843" cy="313663"/>
       </dsp:txXfrm>
     </dsp:sp>
   </dsp:spTree>

--- a/Documentatiion/On the possibility of a morally sound LLM.docx
+++ b/Documentatiion/On the possibility of a morally sound LLM.docx
@@ -569,7 +569,6 @@
         </w:rPr>
         <w:t xml:space="preserve">not to follow its command) or </w:t>
       </w:r>
-      <w:proofErr w:type="spellStart"/>
       <w:r>
         <w:rPr>
           <w:i/>
@@ -580,7 +579,6 @@
         </w:rPr>
         <w:t>impositive</w:t>
       </w:r>
-      <w:proofErr w:type="spellEnd"/>
       <w:r>
         <w:rPr>
           <w:sz w:val="22"/>
@@ -687,23 +685,13 @@
           <w:lang w:val="en-GB"/>
         </w:rPr>
       </w:pPr>
-      <w:proofErr w:type="spellStart"/>
       <w:r>
         <w:rPr>
           <w:rFonts w:ascii="Arial" w:hAnsi="Arial" w:cs="Arial"/>
           <w:sz w:val="16"/>
           <w:szCs w:val="16"/>
         </w:rPr>
-        <w:t>Figure</w:t>
-      </w:r>
-      <w:proofErr w:type="spellEnd"/>
-      <w:r>
-        <w:rPr>
-          <w:rFonts w:ascii="Arial" w:hAnsi="Arial" w:cs="Arial"/>
-          <w:sz w:val="16"/>
-          <w:szCs w:val="16"/>
-        </w:rPr>
-        <w:t xml:space="preserve"> </w:t>
+        <w:t xml:space="preserve">Figure </w:t>
       </w:r>
       <w:r>
         <w:rPr>
@@ -752,36 +740,68 @@
           <w:sz w:val="16"/>
           <w:szCs w:val="16"/>
         </w:rPr>
-        <w:t xml:space="preserve">. </w:t>
-      </w:r>
-      <w:proofErr w:type="spellStart"/>
-      <w:r>
-        <w:rPr>
-          <w:rFonts w:ascii="Arial" w:hAnsi="Arial" w:cs="Arial"/>
-          <w:sz w:val="16"/>
-          <w:szCs w:val="16"/>
-        </w:rPr>
-        <w:t>Classification</w:t>
-      </w:r>
-      <w:proofErr w:type="spellEnd"/>
-      <w:r>
-        <w:rPr>
-          <w:rFonts w:ascii="Arial" w:hAnsi="Arial" w:cs="Arial"/>
-          <w:sz w:val="16"/>
-          <w:szCs w:val="16"/>
-        </w:rPr>
-        <w:t xml:space="preserve"> of </w:t>
-      </w:r>
-      <w:proofErr w:type="spellStart"/>
-      <w:r>
-        <w:rPr>
-          <w:rFonts w:ascii="Arial" w:hAnsi="Arial" w:cs="Arial"/>
-          <w:sz w:val="16"/>
-          <w:szCs w:val="16"/>
-        </w:rPr>
-        <w:t>laws</w:t>
-      </w:r>
-      <w:proofErr w:type="spellEnd"/>
+        <w:t>. Classification of laws</w:t>
+      </w:r>
+    </w:p>
+    <w:p>
+      <w:pPr>
+        <w:pStyle w:val="Narracions"/>
+        <w:rPr>
+          <w:sz w:val="22"/>
+          <w:szCs w:val="20"/>
+          <w:lang w:val="en-GB"/>
+        </w:rPr>
+      </w:pPr>
+      <w:r>
+        <w:rPr>
+          <w:b/>
+          <w:bCs/>
+          <w:sz w:val="22"/>
+          <w:szCs w:val="20"/>
+          <w:lang w:val="en-GB"/>
+        </w:rPr>
+        <w:t>Laws of a divine origin will not be observed</w:t>
+      </w:r>
+      <w:r>
+        <w:rPr>
+          <w:sz w:val="22"/>
+          <w:szCs w:val="20"/>
+          <w:lang w:val="en-GB"/>
+        </w:rPr>
+        <w:t xml:space="preserve">, as it would </w:t>
+      </w:r>
+      <w:r>
+        <w:rPr>
+          <w:sz w:val="22"/>
+          <w:szCs w:val="20"/>
+          <w:lang w:val="en-GB"/>
+        </w:rPr>
+        <w:t>require</w:t>
+      </w:r>
+      <w:r>
+        <w:rPr>
+          <w:sz w:val="22"/>
+          <w:szCs w:val="20"/>
+          <w:lang w:val="en-GB"/>
+        </w:rPr>
+        <w:t xml:space="preserve"> </w:t>
+      </w:r>
+      <w:r>
+        <w:rPr>
+          <w:sz w:val="22"/>
+          <w:szCs w:val="20"/>
+          <w:lang w:val="en-GB"/>
+        </w:rPr>
+        <w:t xml:space="preserve">choosing one religion or finding a set of </w:t>
+      </w:r>
+      <w:r>
+        <w:rPr>
+          <w:sz w:val="22"/>
+          <w:szCs w:val="20"/>
+          <w:lang w:val="en-GB"/>
+        </w:rPr>
+        <w:t>directives common in at least most doctrines.</w:t>
+      </w:r>
     </w:p>
     <w:p>
       <w:pPr>
@@ -803,6 +823,7 @@
           <w:szCs w:val="20"/>
           <w:lang w:val="en-GB"/>
         </w:rPr>
+        <w:lastRenderedPageBreak/>
         <w:t>2</w:t>
       </w:r>
       <w:r>
@@ -832,7 +853,6 @@
           <w:szCs w:val="20"/>
           <w:lang w:val="en-GB"/>
         </w:rPr>
-        <w:lastRenderedPageBreak/>
         <w:t xml:space="preserve">A law entails a sanction, which is </w:t>
       </w:r>
       <w:r>
@@ -937,25 +957,7 @@
           <w:szCs w:val="20"/>
           <w:lang w:val="en-GB"/>
         </w:rPr>
-        <w:t xml:space="preserve"> (a favourable or </w:t>
-      </w:r>
-      <w:proofErr w:type="spellStart"/>
-      <w:r>
-        <w:rPr>
-          <w:sz w:val="22"/>
-          <w:szCs w:val="20"/>
-          <w:lang w:val="en-GB"/>
-        </w:rPr>
-        <w:t>disfavourable</w:t>
-      </w:r>
-      <w:proofErr w:type="spellEnd"/>
-      <w:r>
-        <w:rPr>
-          <w:sz w:val="22"/>
-          <w:szCs w:val="20"/>
-          <w:lang w:val="en-GB"/>
-        </w:rPr>
-        <w:t xml:space="preserve"> </w:t>
+        <w:t xml:space="preserve"> (a favourable or disfavourable </w:t>
       </w:r>
       <w:r>
         <w:rPr>
@@ -1206,23 +1208,13 @@
           <w:szCs w:val="16"/>
         </w:rPr>
       </w:pPr>
-      <w:proofErr w:type="spellStart"/>
       <w:r>
         <w:rPr>
           <w:rFonts w:ascii="Arial" w:hAnsi="Arial" w:cs="Arial"/>
           <w:sz w:val="16"/>
           <w:szCs w:val="16"/>
         </w:rPr>
-        <w:t>Figure</w:t>
-      </w:r>
-      <w:proofErr w:type="spellEnd"/>
-      <w:r>
-        <w:rPr>
-          <w:rFonts w:ascii="Arial" w:hAnsi="Arial" w:cs="Arial"/>
-          <w:sz w:val="16"/>
-          <w:szCs w:val="16"/>
-        </w:rPr>
-        <w:t xml:space="preserve"> </w:t>
+        <w:t xml:space="preserve">Figure </w:t>
       </w:r>
       <w:r>
         <w:rPr>
@@ -1271,25 +1263,7 @@
           <w:sz w:val="16"/>
           <w:szCs w:val="16"/>
         </w:rPr>
-        <w:t xml:space="preserve">. </w:t>
-      </w:r>
-      <w:proofErr w:type="spellStart"/>
-      <w:r>
-        <w:rPr>
-          <w:rFonts w:ascii="Arial" w:hAnsi="Arial" w:cs="Arial"/>
-          <w:sz w:val="16"/>
-          <w:szCs w:val="16"/>
-        </w:rPr>
-        <w:t>Classification</w:t>
-      </w:r>
-      <w:proofErr w:type="spellEnd"/>
-      <w:r>
-        <w:rPr>
-          <w:rFonts w:ascii="Arial" w:hAnsi="Arial" w:cs="Arial"/>
-          <w:sz w:val="16"/>
-          <w:szCs w:val="16"/>
-        </w:rPr>
-        <w:t xml:space="preserve"> of </w:t>
+        <w:t xml:space="preserve">. Classification of </w:t>
       </w:r>
       <w:r>
         <w:rPr>
@@ -1634,25 +1608,7 @@
           <w:szCs w:val="20"/>
           <w:lang w:val="en-GB"/>
         </w:rPr>
-        <w:t xml:space="preserve">defends that moral laws are universal (in that they apply to every human being, everywhere and anytime) and objective (so they are independent from any </w:t>
-      </w:r>
-      <w:proofErr w:type="gramStart"/>
-      <w:r>
-        <w:rPr>
-          <w:sz w:val="22"/>
-          <w:szCs w:val="20"/>
-          <w:lang w:val="en-GB"/>
-        </w:rPr>
-        <w:t>particular consideration</w:t>
-      </w:r>
-      <w:proofErr w:type="gramEnd"/>
-      <w:r>
-        <w:rPr>
-          <w:sz w:val="22"/>
-          <w:szCs w:val="20"/>
-          <w:lang w:val="en-GB"/>
-        </w:rPr>
-        <w:t xml:space="preserve">, </w:t>
+        <w:t xml:space="preserve">defends that moral laws are universal (in that they apply to every human being, everywhere and anytime) and objective (so they are independent from any particular consideration, </w:t>
       </w:r>
       <w:r>
         <w:rPr>
@@ -1740,6 +1696,7 @@
           <w:szCs w:val="20"/>
           <w:lang w:val="en-GB"/>
         </w:rPr>
+        <w:lastRenderedPageBreak/>
         <w:t>Moral objectivism</w:t>
       </w:r>
       <w:r>
@@ -1844,40 +1801,15 @@
           <w:szCs w:val="20"/>
           <w:lang w:val="en-GB"/>
         </w:rPr>
-        <w:t xml:space="preserve">, which leads </w:t>
-      </w:r>
-      <w:r>
-        <w:rPr>
-          <w:sz w:val="22"/>
-          <w:szCs w:val="20"/>
-          <w:lang w:val="en-GB"/>
-        </w:rPr>
-        <w:lastRenderedPageBreak/>
-        <w:t xml:space="preserve">it to apply </w:t>
-      </w:r>
-      <w:r>
-        <w:rPr>
-          <w:sz w:val="22"/>
-          <w:szCs w:val="20"/>
-          <w:lang w:val="en-GB"/>
-        </w:rPr>
-        <w:t xml:space="preserve">a </w:t>
-      </w:r>
-      <w:r>
-        <w:rPr>
-          <w:sz w:val="22"/>
-          <w:szCs w:val="20"/>
-          <w:lang w:val="en-GB"/>
-        </w:rPr>
-        <w:t>hierarchical organization</w:t>
-      </w:r>
-      <w:r>
-        <w:rPr>
-          <w:sz w:val="22"/>
-          <w:szCs w:val="20"/>
-          <w:lang w:val="en-GB"/>
-        </w:rPr>
-        <w:t xml:space="preserve"> to solve these cases</w:t>
+        <w:t xml:space="preserve">, which leads it to apply </w:t>
+      </w:r>
+      <w:r>
+        <w:rPr>
+          <w:sz w:val="22"/>
+          <w:szCs w:val="20"/>
+          <w:lang w:val="en-GB"/>
+        </w:rPr>
+        <w:t>a hierarchical organization to solve these cases</w:t>
       </w:r>
       <w:r>
         <w:rPr>
@@ -2558,6 +2490,7 @@
           <w:szCs w:val="20"/>
           <w:lang w:val="en-GB"/>
         </w:rPr>
+        <w:lastRenderedPageBreak/>
         <w:t xml:space="preserve">a neutral fact, without any intrinsic morality. </w:t>
       </w:r>
       <w:r>
@@ -2626,7 +2559,23 @@
           <w:szCs w:val="20"/>
           <w:lang w:val="en-GB"/>
         </w:rPr>
-        <w:t xml:space="preserve"> is</w:t>
+        <w:t xml:space="preserve"> </w:t>
+      </w:r>
+      <w:r>
+        <w:rPr>
+          <w:sz w:val="22"/>
+          <w:szCs w:val="20"/>
+          <w:lang w:val="en-GB"/>
+        </w:rPr>
+        <w:t xml:space="preserve">acts on the interpretability of a law to lead to different, technically </w:t>
+      </w:r>
+      <w:r>
+        <w:rPr>
+          <w:sz w:val="22"/>
+          <w:szCs w:val="20"/>
+          <w:lang w:val="en-GB"/>
+        </w:rPr>
+        <w:t>correct</w:t>
       </w:r>
     </w:p>
     <w:p>
@@ -2646,7 +2595,6 @@
           <w:szCs w:val="20"/>
           <w:lang w:val="en-GB"/>
         </w:rPr>
-        <w:lastRenderedPageBreak/>
         <w:t>Moral subjectivism</w:t>
       </w:r>
       <w:r>
@@ -2705,6 +2653,550 @@
       <w:pPr>
         <w:pStyle w:val="Narracions"/>
         <w:rPr>
+          <w:sz w:val="22"/>
+          <w:szCs w:val="20"/>
+          <w:lang w:val="en-GB"/>
+        </w:rPr>
+      </w:pPr>
+      <w:r>
+        <w:rPr>
+          <w:sz w:val="22"/>
+          <w:szCs w:val="20"/>
+          <w:lang w:val="en-GB"/>
+        </w:rPr>
+        <w:t xml:space="preserve">In this section, a preliminary plan to develop the model will be </w:t>
+      </w:r>
+      <w:r>
+        <w:rPr>
+          <w:sz w:val="22"/>
+          <w:szCs w:val="20"/>
+          <w:lang w:val="en-GB"/>
+        </w:rPr>
+        <w:t>expande</w:t>
+      </w:r>
+      <w:r>
+        <w:rPr>
+          <w:sz w:val="22"/>
+          <w:szCs w:val="20"/>
+          <w:lang w:val="en-GB"/>
+        </w:rPr>
+        <w:t>d on</w:t>
+      </w:r>
+      <w:r>
+        <w:rPr>
+          <w:sz w:val="22"/>
+          <w:szCs w:val="20"/>
+          <w:lang w:val="en-GB"/>
+        </w:rPr>
+        <w:t>.</w:t>
+      </w:r>
+    </w:p>
+    <w:p>
+      <w:pPr>
+        <w:pStyle w:val="Narracions"/>
+        <w:rPr>
+          <w:sz w:val="22"/>
+          <w:szCs w:val="20"/>
+          <w:lang w:val="en-GB"/>
+        </w:rPr>
+      </w:pPr>
+      <w:r>
+        <w:rPr>
+          <w:sz w:val="22"/>
+          <w:szCs w:val="20"/>
+          <w:lang w:val="en-GB"/>
+        </w:rPr>
+        <w:t xml:space="preserve">Even while avoiding explicitly unique religious stances in </w:t>
+      </w:r>
+      <w:r>
+        <w:rPr>
+          <w:sz w:val="22"/>
+          <w:szCs w:val="20"/>
+          <w:lang w:val="en-GB"/>
+        </w:rPr>
+        <w:t xml:space="preserve">not </w:t>
+      </w:r>
+      <w:r>
+        <w:rPr>
+          <w:sz w:val="22"/>
+          <w:szCs w:val="20"/>
+          <w:lang w:val="en-GB"/>
+        </w:rPr>
+        <w:t>considering</w:t>
+      </w:r>
+      <w:r>
+        <w:rPr>
+          <w:sz w:val="22"/>
+          <w:szCs w:val="20"/>
+          <w:lang w:val="en-GB"/>
+        </w:rPr>
+        <w:t xml:space="preserve"> divine laws, </w:t>
+      </w:r>
+      <w:r>
+        <w:rPr>
+          <w:b/>
+          <w:bCs/>
+          <w:sz w:val="22"/>
+          <w:szCs w:val="20"/>
+          <w:lang w:val="en-GB"/>
+        </w:rPr>
+        <w:t>human-made laws may vary greatly</w:t>
+      </w:r>
+      <w:r>
+        <w:rPr>
+          <w:sz w:val="22"/>
+          <w:szCs w:val="20"/>
+          <w:lang w:val="en-GB"/>
+        </w:rPr>
+        <w:t xml:space="preserve"> </w:t>
+      </w:r>
+      <w:r>
+        <w:rPr>
+          <w:sz w:val="22"/>
+          <w:szCs w:val="20"/>
+          <w:lang w:val="en-GB"/>
+        </w:rPr>
+        <w:t>depending on the time and place one might be</w:t>
+      </w:r>
+      <w:r>
+        <w:rPr>
+          <w:sz w:val="22"/>
+          <w:szCs w:val="20"/>
+          <w:lang w:val="en-GB"/>
+        </w:rPr>
+        <w:t xml:space="preserve"> in</w:t>
+      </w:r>
+      <w:r>
+        <w:rPr>
+          <w:sz w:val="22"/>
+          <w:szCs w:val="20"/>
+          <w:lang w:val="en-GB"/>
+        </w:rPr>
+        <w:t>.</w:t>
+      </w:r>
+      <w:r>
+        <w:rPr>
+          <w:sz w:val="22"/>
+          <w:szCs w:val="20"/>
+          <w:lang w:val="en-GB"/>
+        </w:rPr>
+        <w:t xml:space="preserve"> It is the </w:t>
+      </w:r>
+      <w:r>
+        <w:rPr>
+          <w:sz w:val="22"/>
+          <w:szCs w:val="20"/>
+          <w:lang w:val="en-GB"/>
+        </w:rPr>
+        <w:t xml:space="preserve">aim of this project to provide a schema of beliefs that is </w:t>
+      </w:r>
+      <w:r>
+        <w:rPr>
+          <w:b/>
+          <w:bCs/>
+          <w:sz w:val="22"/>
+          <w:szCs w:val="20"/>
+          <w:lang w:val="en-GB"/>
+        </w:rPr>
+        <w:t>as</w:t>
+      </w:r>
+      <w:r>
+        <w:rPr>
+          <w:sz w:val="22"/>
+          <w:szCs w:val="20"/>
+          <w:lang w:val="en-GB"/>
+        </w:rPr>
+        <w:t xml:space="preserve"> </w:t>
+      </w:r>
+      <w:r>
+        <w:rPr>
+          <w:b/>
+          <w:bCs/>
+          <w:sz w:val="22"/>
+          <w:szCs w:val="20"/>
+          <w:lang w:val="en-GB"/>
+        </w:rPr>
+        <w:t>universal as possible</w:t>
+      </w:r>
+      <w:r>
+        <w:rPr>
+          <w:sz w:val="22"/>
+          <w:szCs w:val="20"/>
+          <w:lang w:val="en-GB"/>
+        </w:rPr>
+        <w:t>, but a very thorough revision would be warranted to make sure any historical o cultural remnant of bias</w:t>
+      </w:r>
+      <w:r>
+        <w:rPr>
+          <w:sz w:val="22"/>
+          <w:szCs w:val="20"/>
+          <w:lang w:val="en-GB"/>
+        </w:rPr>
+        <w:t xml:space="preserve"> from the authors </w:t>
+      </w:r>
+      <w:r>
+        <w:rPr>
+          <w:sz w:val="22"/>
+          <w:szCs w:val="20"/>
+          <w:lang w:val="en-GB"/>
+        </w:rPr>
+        <w:t>is scrubbed out</w:t>
+      </w:r>
+      <w:r>
+        <w:rPr>
+          <w:sz w:val="22"/>
+          <w:szCs w:val="20"/>
+          <w:lang w:val="en-GB"/>
+        </w:rPr>
+        <w:t xml:space="preserve">. The short timeframe allotted to it will not </w:t>
+      </w:r>
+      <w:r>
+        <w:rPr>
+          <w:sz w:val="22"/>
+          <w:szCs w:val="20"/>
+          <w:lang w:val="en-GB"/>
+        </w:rPr>
+        <w:t xml:space="preserve">allow for such </w:t>
+      </w:r>
+      <w:r>
+        <w:rPr>
+          <w:sz w:val="22"/>
+          <w:szCs w:val="20"/>
+          <w:lang w:val="en-GB"/>
+        </w:rPr>
+        <w:t xml:space="preserve">revision, so this shall be considered a very broad, possibly skewed, </w:t>
+      </w:r>
+      <w:r>
+        <w:rPr>
+          <w:sz w:val="22"/>
+          <w:szCs w:val="20"/>
+          <w:lang w:val="en-GB"/>
+        </w:rPr>
+        <w:t>expression of the ultimate objective of this project.</w:t>
+      </w:r>
+    </w:p>
+    <w:p>
+      <w:pPr>
+        <w:pStyle w:val="Narracions"/>
+        <w:rPr>
+          <w:sz w:val="22"/>
+          <w:szCs w:val="20"/>
+          <w:lang w:val="en-GB"/>
+        </w:rPr>
+      </w:pPr>
+      <w:r>
+        <w:rPr>
+          <w:sz w:val="22"/>
+          <w:szCs w:val="20"/>
+          <w:lang w:val="en-GB"/>
+        </w:rPr>
+        <w:t xml:space="preserve">All three categories of laws, according to their </w:t>
+      </w:r>
+      <w:r>
+        <w:rPr>
+          <w:b/>
+          <w:bCs/>
+          <w:sz w:val="22"/>
+          <w:szCs w:val="20"/>
+          <w:lang w:val="en-GB"/>
+        </w:rPr>
+        <w:t>scope</w:t>
+      </w:r>
+      <w:r>
+        <w:rPr>
+          <w:sz w:val="22"/>
+          <w:szCs w:val="20"/>
+          <w:lang w:val="en-GB"/>
+        </w:rPr>
+        <w:t xml:space="preserve">, should be considered. </w:t>
+      </w:r>
+      <w:r>
+        <w:rPr>
+          <w:b/>
+          <w:bCs/>
+          <w:sz w:val="22"/>
+          <w:szCs w:val="20"/>
+          <w:lang w:val="en-GB"/>
+        </w:rPr>
+        <w:t>Natural laws</w:t>
+      </w:r>
+      <w:r>
+        <w:rPr>
+          <w:sz w:val="22"/>
+          <w:szCs w:val="20"/>
+          <w:lang w:val="en-GB"/>
+        </w:rPr>
+        <w:t xml:space="preserve"> </w:t>
+      </w:r>
+      <w:r>
+        <w:rPr>
+          <w:sz w:val="22"/>
+          <w:szCs w:val="20"/>
+          <w:lang w:val="en-GB"/>
+        </w:rPr>
+        <w:t xml:space="preserve">are </w:t>
+      </w:r>
+      <w:r>
+        <w:rPr>
+          <w:sz w:val="22"/>
+          <w:szCs w:val="20"/>
+          <w:lang w:val="en-GB"/>
+        </w:rPr>
+        <w:t xml:space="preserve">to be assumed, as the </w:t>
+      </w:r>
+      <w:r>
+        <w:rPr>
+          <w:sz w:val="22"/>
+          <w:szCs w:val="20"/>
+          <w:lang w:val="en-GB"/>
+        </w:rPr>
+        <w:t>relevance</w:t>
+      </w:r>
+      <w:r>
+        <w:rPr>
+          <w:sz w:val="22"/>
+          <w:szCs w:val="20"/>
+          <w:lang w:val="en-GB"/>
+        </w:rPr>
+        <w:t xml:space="preserve"> of the </w:t>
+      </w:r>
+      <w:r>
+        <w:rPr>
+          <w:sz w:val="22"/>
+          <w:szCs w:val="20"/>
+          <w:lang w:val="en-GB"/>
+        </w:rPr>
+        <w:t>solutions provided by the model hinge on them being executable in the world.</w:t>
+      </w:r>
+      <w:r>
+        <w:rPr>
+          <w:sz w:val="22"/>
+          <w:szCs w:val="20"/>
+          <w:lang w:val="en-GB"/>
+        </w:rPr>
+        <w:t xml:space="preserve"> Ethics is a field of study </w:t>
+      </w:r>
+      <w:r>
+        <w:rPr>
+          <w:sz w:val="22"/>
+          <w:szCs w:val="20"/>
+          <w:lang w:val="en-GB"/>
+        </w:rPr>
+        <w:t>prominently focused on its practical application, rather than theoretical elucubration</w:t>
+      </w:r>
+      <w:r>
+        <w:rPr>
+          <w:sz w:val="22"/>
+          <w:szCs w:val="20"/>
+          <w:lang w:val="en-GB"/>
+        </w:rPr>
+        <w:t>. The quotidian focus of the present project reinforces this direction.</w:t>
+      </w:r>
+      <w:r>
+        <w:rPr>
+          <w:sz w:val="22"/>
+          <w:szCs w:val="20"/>
+          <w:lang w:val="en-GB"/>
+        </w:rPr>
+        <w:t xml:space="preserve"> </w:t>
+      </w:r>
+      <w:r>
+        <w:rPr>
+          <w:b/>
+          <w:bCs/>
+          <w:sz w:val="22"/>
+          <w:szCs w:val="20"/>
+          <w:lang w:val="en-GB"/>
+        </w:rPr>
+        <w:t>Positive laws</w:t>
+      </w:r>
+      <w:r>
+        <w:rPr>
+          <w:sz w:val="22"/>
+          <w:szCs w:val="20"/>
+          <w:lang w:val="en-GB"/>
+        </w:rPr>
+        <w:t xml:space="preserve"> are to be enforced. It is unknown what use might the imagined model have in the long run, but </w:t>
+      </w:r>
+      <w:r>
+        <w:rPr>
+          <w:sz w:val="22"/>
+          <w:szCs w:val="20"/>
+          <w:lang w:val="en-GB"/>
+        </w:rPr>
+        <w:t xml:space="preserve">it is unlikely that it would be </w:t>
+      </w:r>
+      <w:r>
+        <w:rPr>
+          <w:sz w:val="22"/>
+          <w:szCs w:val="20"/>
+          <w:lang w:val="en-GB"/>
+        </w:rPr>
+        <w:t xml:space="preserve">beneficial </w:t>
+      </w:r>
+      <w:r>
+        <w:rPr>
+          <w:sz w:val="22"/>
+          <w:szCs w:val="20"/>
+          <w:lang w:val="en-GB"/>
+        </w:rPr>
+        <w:t xml:space="preserve">that it </w:t>
+      </w:r>
+      <w:r>
+        <w:rPr>
+          <w:sz w:val="22"/>
+          <w:szCs w:val="20"/>
+          <w:lang w:val="en-GB"/>
+        </w:rPr>
+        <w:t>c</w:t>
+      </w:r>
+      <w:r>
+        <w:rPr>
+          <w:sz w:val="22"/>
+          <w:szCs w:val="20"/>
+          <w:lang w:val="en-GB"/>
+        </w:rPr>
+        <w:t xml:space="preserve">ould be prone or even allowed to offer solutions that </w:t>
+      </w:r>
+      <w:r>
+        <w:rPr>
+          <w:sz w:val="22"/>
+          <w:szCs w:val="20"/>
+          <w:lang w:val="en-GB"/>
+        </w:rPr>
+        <w:t>could lead to the user breaking the law to accommodate them.</w:t>
+      </w:r>
+      <w:r>
+        <w:rPr>
+          <w:sz w:val="22"/>
+          <w:szCs w:val="20"/>
+          <w:lang w:val="en-GB"/>
+        </w:rPr>
+        <w:t xml:space="preserve"> Of course, </w:t>
+      </w:r>
+      <w:r>
+        <w:rPr>
+          <w:b/>
+          <w:bCs/>
+          <w:sz w:val="22"/>
+          <w:szCs w:val="20"/>
+          <w:lang w:val="en-GB"/>
+        </w:rPr>
+        <w:t>moral objectivism</w:t>
+      </w:r>
+      <w:r>
+        <w:rPr>
+          <w:sz w:val="22"/>
+          <w:szCs w:val="20"/>
+          <w:lang w:val="en-GB"/>
+        </w:rPr>
+        <w:t xml:space="preserve"> might allow for it as a last resort, but </w:t>
+      </w:r>
+      <w:r>
+        <w:rPr>
+          <w:sz w:val="22"/>
+          <w:szCs w:val="20"/>
+          <w:lang w:val="en-GB"/>
+        </w:rPr>
+        <w:t>this kind of judgement should not be made by the model, rather the user that would receive the best possible solution without resorting to such extremes.</w:t>
+      </w:r>
+      <w:r>
+        <w:rPr>
+          <w:sz w:val="22"/>
+          <w:szCs w:val="20"/>
+          <w:lang w:val="en-GB"/>
+        </w:rPr>
+        <w:t xml:space="preserve"> Liability is a difficult topic in the field of Artificial Intelligence.</w:t>
+      </w:r>
+      <w:r>
+        <w:rPr>
+          <w:sz w:val="22"/>
+          <w:szCs w:val="20"/>
+          <w:lang w:val="en-GB"/>
+        </w:rPr>
+        <w:t xml:space="preserve"> Finally, </w:t>
+      </w:r>
+      <w:r>
+        <w:rPr>
+          <w:b/>
+          <w:bCs/>
+          <w:sz w:val="22"/>
+          <w:szCs w:val="20"/>
+          <w:lang w:val="en-GB"/>
+        </w:rPr>
+        <w:t>m</w:t>
+      </w:r>
+      <w:r>
+        <w:rPr>
+          <w:b/>
+          <w:bCs/>
+          <w:sz w:val="22"/>
+          <w:szCs w:val="20"/>
+          <w:lang w:val="en-GB"/>
+        </w:rPr>
+        <w:t>oral laws</w:t>
+      </w:r>
+      <w:r>
+        <w:rPr>
+          <w:sz w:val="22"/>
+          <w:szCs w:val="20"/>
+          <w:lang w:val="en-GB"/>
+        </w:rPr>
+        <w:t xml:space="preserve"> are a given, considering the </w:t>
+      </w:r>
+      <w:r>
+        <w:rPr>
+          <w:sz w:val="22"/>
+          <w:szCs w:val="20"/>
+          <w:lang w:val="en-GB"/>
+        </w:rPr>
+        <w:t>objective of th</w:t>
+      </w:r>
+      <w:r>
+        <w:rPr>
+          <w:sz w:val="22"/>
+          <w:szCs w:val="20"/>
+          <w:lang w:val="en-GB"/>
+        </w:rPr>
+        <w:t>e</w:t>
+      </w:r>
+      <w:r>
+        <w:rPr>
+          <w:sz w:val="22"/>
+          <w:szCs w:val="20"/>
+          <w:lang w:val="en-GB"/>
+        </w:rPr>
+        <w:t xml:space="preserve"> project</w:t>
+      </w:r>
+      <w:r>
+        <w:rPr>
+          <w:sz w:val="22"/>
+          <w:szCs w:val="20"/>
+          <w:lang w:val="en-GB"/>
+        </w:rPr>
+        <w:t xml:space="preserve"> to train </w:t>
+      </w:r>
+      <w:r>
+        <w:rPr>
+          <w:sz w:val="22"/>
+          <w:szCs w:val="20"/>
+          <w:lang w:val="en-GB"/>
+        </w:rPr>
+        <w:t xml:space="preserve">a </w:t>
+      </w:r>
+      <w:r>
+        <w:rPr>
+          <w:sz w:val="22"/>
+          <w:szCs w:val="20"/>
+          <w:lang w:val="en-GB"/>
+        </w:rPr>
+        <w:t>model to provide solutions for quotidian moral dilemmas.</w:t>
+      </w:r>
+    </w:p>
+    <w:p>
+      <w:pPr>
+        <w:pStyle w:val="Narracions"/>
+        <w:rPr>
           <w:i/>
           <w:iCs/>
           <w:sz w:val="22"/>
@@ -2720,7 +3212,7 @@
           <w:szCs w:val="20"/>
           <w:lang w:val="en-GB"/>
         </w:rPr>
-        <w:t xml:space="preserve">Religious underpinnings or fully secular </w:t>
+        <w:t xml:space="preserve">Is it relevant that a </w:t>
       </w:r>
       <w:r>
         <w:rPr>
@@ -2730,17 +3222,7 @@
           <w:szCs w:val="20"/>
           <w:lang w:val="en-GB"/>
         </w:rPr>
-        <w:t xml:space="preserve">(notwithstanding historical remnants) </w:t>
-      </w:r>
-      <w:r>
-        <w:rPr>
-          <w:i/>
-          <w:iCs/>
-          <w:sz w:val="22"/>
-          <w:szCs w:val="20"/>
-          <w:lang w:val="en-GB"/>
-        </w:rPr>
-        <w:t>schema of beliefs?</w:t>
+        <w:t>law may be imperative in the model’s training?</w:t>
       </w:r>
     </w:p>
     <w:p>
@@ -2758,19 +3240,128 @@
       </w:pPr>
       <w:r>
         <w:rPr>
-          <w:sz w:val="22"/>
-          <w:szCs w:val="20"/>
-          <w:lang w:val="en-GB"/>
-        </w:rPr>
-        <w:t xml:space="preserve">Make it as universal as possible. Avoid explicitly unique </w:t>
-      </w:r>
-      <w:r>
-        <w:rPr>
-          <w:sz w:val="22"/>
-          <w:szCs w:val="20"/>
-          <w:lang w:val="en-GB"/>
-        </w:rPr>
-        <w:t>religious stances and focus on the most broadly accepted ethos.</w:t>
+          <w:b/>
+          <w:bCs/>
+          <w:sz w:val="22"/>
+          <w:szCs w:val="20"/>
+          <w:lang w:val="en-GB"/>
+        </w:rPr>
+        <w:t>Yes</w:t>
+      </w:r>
+      <w:r>
+        <w:rPr>
+          <w:sz w:val="22"/>
+          <w:szCs w:val="20"/>
+          <w:lang w:val="en-GB"/>
+        </w:rPr>
+        <w:t xml:space="preserve">. It may be possible to train the model so that it shows a modicum of nuance in evaluating </w:t>
+      </w:r>
+      <w:r>
+        <w:rPr>
+          <w:sz w:val="22"/>
+          <w:szCs w:val="20"/>
+          <w:lang w:val="en-GB"/>
+        </w:rPr>
+        <w:t>whether</w:t>
+      </w:r>
+      <w:r>
+        <w:rPr>
+          <w:sz w:val="22"/>
+          <w:szCs w:val="20"/>
+          <w:lang w:val="en-GB"/>
+        </w:rPr>
+        <w:t xml:space="preserve"> to </w:t>
+      </w:r>
+      <w:r>
+        <w:rPr>
+          <w:b/>
+          <w:bCs/>
+          <w:sz w:val="22"/>
+          <w:szCs w:val="20"/>
+          <w:lang w:val="en-GB"/>
+        </w:rPr>
+        <w:t>break an imperative law</w:t>
+      </w:r>
+      <w:r>
+        <w:rPr>
+          <w:sz w:val="22"/>
+          <w:szCs w:val="20"/>
+          <w:lang w:val="en-GB"/>
+        </w:rPr>
+        <w:t xml:space="preserve">. </w:t>
+      </w:r>
+      <w:r>
+        <w:rPr>
+          <w:sz w:val="22"/>
+          <w:szCs w:val="20"/>
+          <w:lang w:val="en-GB"/>
+        </w:rPr>
+        <w:t xml:space="preserve">As previously stated, </w:t>
+      </w:r>
+      <w:r>
+        <w:rPr>
+          <w:sz w:val="22"/>
+          <w:szCs w:val="20"/>
+          <w:lang w:val="en-GB"/>
+        </w:rPr>
+        <w:t xml:space="preserve">the model should not incentivise breaking a positive law, but it might be asked to </w:t>
+      </w:r>
+      <w:r>
+        <w:rPr>
+          <w:b/>
+          <w:bCs/>
+          <w:sz w:val="22"/>
+          <w:szCs w:val="20"/>
+          <w:lang w:val="en-GB"/>
+        </w:rPr>
+        <w:t>prioritise a moral law</w:t>
+      </w:r>
+      <w:r>
+        <w:rPr>
+          <w:sz w:val="22"/>
+          <w:szCs w:val="20"/>
+          <w:lang w:val="en-GB"/>
+        </w:rPr>
+        <w:t xml:space="preserve"> above another, thus breaking or overlooking the </w:t>
+      </w:r>
+      <w:r>
+        <w:rPr>
+          <w:sz w:val="22"/>
+          <w:szCs w:val="20"/>
+          <w:lang w:val="en-GB"/>
+        </w:rPr>
+        <w:t xml:space="preserve">one that </w:t>
+      </w:r>
+      <w:r>
+        <w:rPr>
+          <w:sz w:val="22"/>
+          <w:szCs w:val="20"/>
+          <w:lang w:val="en-GB"/>
+        </w:rPr>
+        <w:lastRenderedPageBreak/>
+        <w:t>it deems less relevant. Conflicts such as this one can happen, for example, in moral objectivism.</w:t>
+      </w:r>
+    </w:p>
+    <w:p>
+      <w:pPr>
+        <w:pStyle w:val="Narracions"/>
+        <w:rPr>
+          <w:i/>
+          <w:iCs/>
+          <w:sz w:val="22"/>
+          <w:szCs w:val="20"/>
+          <w:lang w:val="en-GB"/>
+        </w:rPr>
+      </w:pPr>
+      <w:r>
+        <w:rPr>
+          <w:i/>
+          <w:iCs/>
+          <w:sz w:val="22"/>
+          <w:szCs w:val="20"/>
+          <w:lang w:val="en-GB"/>
+        </w:rPr>
+        <w:t>Are all external sanctions relevant?</w:t>
       </w:r>
     </w:p>
     <w:p>
@@ -2788,51 +3379,79 @@
       </w:pPr>
       <w:r>
         <w:rPr>
-          <w:sz w:val="22"/>
-          <w:szCs w:val="20"/>
-          <w:lang w:val="en-GB"/>
-        </w:rPr>
-        <w:t xml:space="preserve">This means </w:t>
-      </w:r>
-      <w:r>
-        <w:rPr>
           <w:b/>
           <w:bCs/>
           <w:sz w:val="22"/>
           <w:szCs w:val="20"/>
           <w:lang w:val="en-GB"/>
         </w:rPr>
-        <w:t>human laws</w:t>
-      </w:r>
-      <w:r>
-        <w:rPr>
-          <w:sz w:val="22"/>
-          <w:szCs w:val="20"/>
-          <w:lang w:val="en-GB"/>
-        </w:rPr>
-        <w:t>.</w:t>
-      </w:r>
-    </w:p>
-    <w:p>
-      <w:pPr>
-        <w:pStyle w:val="Narracions"/>
-        <w:rPr>
-          <w:i/>
-          <w:iCs/>
-          <w:sz w:val="22"/>
-          <w:szCs w:val="20"/>
-          <w:lang w:val="en-GB"/>
-        </w:rPr>
-      </w:pPr>
-      <w:r>
-        <w:rPr>
-          <w:i/>
-          <w:iCs/>
-          <w:sz w:val="22"/>
-          <w:szCs w:val="20"/>
-          <w:lang w:val="en-GB"/>
-        </w:rPr>
-        <w:t>Scope of the laws?</w:t>
+        <w:t>Yes</w:t>
+      </w:r>
+      <w:r>
+        <w:rPr>
+          <w:sz w:val="22"/>
+          <w:szCs w:val="20"/>
+          <w:lang w:val="en-GB"/>
+        </w:rPr>
+        <w:t xml:space="preserve">. </w:t>
+      </w:r>
+      <w:r>
+        <w:rPr>
+          <w:b/>
+          <w:bCs/>
+          <w:sz w:val="22"/>
+          <w:szCs w:val="20"/>
+          <w:lang w:val="en-GB"/>
+        </w:rPr>
+        <w:t>Natural sanctions</w:t>
+      </w:r>
+      <w:r>
+        <w:rPr>
+          <w:sz w:val="22"/>
+          <w:szCs w:val="20"/>
+          <w:lang w:val="en-GB"/>
+        </w:rPr>
+        <w:t xml:space="preserve"> are, as with natural laws, to be assumed. </w:t>
+      </w:r>
+      <w:r>
+        <w:rPr>
+          <w:sz w:val="22"/>
+          <w:szCs w:val="20"/>
+          <w:lang w:val="en-GB"/>
+        </w:rPr>
+        <w:t xml:space="preserve">Those consequences are axiomatic and </w:t>
+      </w:r>
+      <w:r>
+        <w:rPr>
+          <w:sz w:val="22"/>
+          <w:szCs w:val="20"/>
+          <w:lang w:val="en-GB"/>
+        </w:rPr>
+        <w:t>ought to</w:t>
+      </w:r>
+      <w:r>
+        <w:rPr>
+          <w:sz w:val="22"/>
+          <w:szCs w:val="20"/>
+          <w:lang w:val="en-GB"/>
+        </w:rPr>
+        <w:t xml:space="preserve"> never be overlooked when providing a solution to a dilemma, as </w:t>
+      </w:r>
+      <w:r>
+        <w:rPr>
+          <w:sz w:val="22"/>
+          <w:szCs w:val="20"/>
+          <w:lang w:val="en-GB"/>
+        </w:rPr>
+        <w:t xml:space="preserve">physical safety could be hindered, both the individual’s (moral agent) or </w:t>
+      </w:r>
+      <w:r>
+        <w:rPr>
+          <w:sz w:val="22"/>
+          <w:szCs w:val="20"/>
+          <w:lang w:val="en-GB"/>
+        </w:rPr>
+        <w:t>anyone else involved.</w:t>
       </w:r>
     </w:p>
     <w:p>
@@ -2856,71 +3475,47 @@
           <w:szCs w:val="20"/>
           <w:lang w:val="en-GB"/>
         </w:rPr>
-        <w:t>Natural laws</w:t>
-      </w:r>
-      <w:r>
-        <w:rPr>
-          <w:sz w:val="22"/>
-          <w:szCs w:val="20"/>
-          <w:lang w:val="en-GB"/>
-        </w:rPr>
-        <w:t xml:space="preserve"> are </w:t>
-      </w:r>
-      <w:r>
-        <w:rPr>
-          <w:sz w:val="22"/>
-          <w:szCs w:val="20"/>
-          <w:lang w:val="en-GB"/>
-        </w:rPr>
-        <w:t xml:space="preserve">to be assumed, as the </w:t>
-      </w:r>
-      <w:r>
-        <w:rPr>
-          <w:sz w:val="22"/>
-          <w:szCs w:val="20"/>
-          <w:lang w:val="en-GB"/>
-        </w:rPr>
-        <w:t>relevance</w:t>
-      </w:r>
-      <w:r>
-        <w:rPr>
-          <w:sz w:val="22"/>
-          <w:szCs w:val="20"/>
-          <w:lang w:val="en-GB"/>
-        </w:rPr>
-        <w:t xml:space="preserve"> of the </w:t>
-      </w:r>
-      <w:r>
-        <w:rPr>
-          <w:sz w:val="22"/>
-          <w:szCs w:val="20"/>
-          <w:lang w:val="en-GB"/>
-        </w:rPr>
-        <w:t>solutions provided by the model hinge on them being executable in the world.</w:t>
-      </w:r>
-      <w:r>
-        <w:rPr>
-          <w:sz w:val="22"/>
-          <w:szCs w:val="20"/>
-          <w:lang w:val="en-GB"/>
-        </w:rPr>
-        <w:t xml:space="preserve"> Ethics is a field of study </w:t>
-      </w:r>
-      <w:r>
-        <w:rPr>
-          <w:sz w:val="22"/>
-          <w:szCs w:val="20"/>
-          <w:lang w:val="en-GB"/>
-        </w:rPr>
-        <w:t>prominently focused on its practical application, rather than theoretical elucubration</w:t>
-      </w:r>
-      <w:r>
-        <w:rPr>
-          <w:sz w:val="22"/>
-          <w:szCs w:val="20"/>
-          <w:lang w:val="en-GB"/>
-        </w:rPr>
-        <w:t>. The quotidian focus of the present project reinforces this direction.</w:t>
+        <w:t>Legal sanctions</w:t>
+      </w:r>
+      <w:r>
+        <w:rPr>
+          <w:sz w:val="22"/>
+          <w:szCs w:val="20"/>
+          <w:lang w:val="en-GB"/>
+        </w:rPr>
+        <w:t xml:space="preserve"> are the reason why </w:t>
+      </w:r>
+      <w:r>
+        <w:rPr>
+          <w:sz w:val="22"/>
+          <w:szCs w:val="20"/>
+          <w:lang w:val="en-GB"/>
+        </w:rPr>
+        <w:t xml:space="preserve">positive laws should not be broken nor </w:t>
+      </w:r>
+      <w:r>
+        <w:rPr>
+          <w:sz w:val="22"/>
+          <w:szCs w:val="20"/>
+          <w:lang w:val="en-GB"/>
+        </w:rPr>
+        <w:t xml:space="preserve">should illegal </w:t>
+      </w:r>
+      <w:r>
+        <w:rPr>
+          <w:sz w:val="22"/>
+          <w:szCs w:val="20"/>
+          <w:lang w:val="en-GB"/>
+        </w:rPr>
+        <w:t xml:space="preserve">actions be incentivised. They must be considered before providing the final </w:t>
+      </w:r>
+      <w:r>
+        <w:rPr>
+          <w:sz w:val="22"/>
+          <w:szCs w:val="20"/>
+          <w:lang w:val="en-GB"/>
+        </w:rPr>
+        <w:t>solution to the dilemma.</w:t>
       </w:r>
     </w:p>
     <w:p>
@@ -2944,47 +3539,81 @@
           <w:szCs w:val="20"/>
           <w:lang w:val="en-GB"/>
         </w:rPr>
-        <w:t>Positive laws</w:t>
-      </w:r>
-      <w:r>
-        <w:rPr>
-          <w:sz w:val="22"/>
-          <w:szCs w:val="20"/>
-          <w:lang w:val="en-GB"/>
-        </w:rPr>
-        <w:t xml:space="preserve"> are to be enforced. It is unknown what use might the imagined model have in the long run, but </w:t>
-      </w:r>
-      <w:r>
-        <w:rPr>
-          <w:sz w:val="22"/>
-          <w:szCs w:val="20"/>
-          <w:lang w:val="en-GB"/>
-        </w:rPr>
-        <w:t xml:space="preserve">it is unlikely that it would be </w:t>
-      </w:r>
-      <w:r>
-        <w:rPr>
-          <w:sz w:val="22"/>
-          <w:szCs w:val="20"/>
-          <w:lang w:val="en-GB"/>
-        </w:rPr>
-        <w:t xml:space="preserve">beneficial </w:t>
-      </w:r>
-      <w:r>
-        <w:rPr>
-          <w:sz w:val="22"/>
-          <w:szCs w:val="20"/>
-          <w:lang w:val="en-GB"/>
-        </w:rPr>
-        <w:t xml:space="preserve">that it would be prone or even allowed to offer solutions that </w:t>
-      </w:r>
-      <w:r>
-        <w:rPr>
-          <w:sz w:val="22"/>
-          <w:szCs w:val="20"/>
-          <w:lang w:val="en-GB"/>
-        </w:rPr>
-        <w:t>could lead to the user breaking the law to accommodate them.</w:t>
+        <w:t>Social sanctions</w:t>
+      </w:r>
+      <w:r>
+        <w:rPr>
+          <w:sz w:val="22"/>
+          <w:szCs w:val="20"/>
+          <w:lang w:val="en-GB"/>
+        </w:rPr>
+        <w:t xml:space="preserve"> are important both to pre</w:t>
+      </w:r>
+      <w:r>
+        <w:rPr>
+          <w:sz w:val="22"/>
+          <w:szCs w:val="20"/>
+          <w:lang w:val="en-GB"/>
+        </w:rPr>
+        <w:t xml:space="preserve">vent social unrest within the community the user will likely be a part of and considering </w:t>
+      </w:r>
+      <w:r>
+        <w:rPr>
+          <w:sz w:val="22"/>
+          <w:szCs w:val="20"/>
+          <w:lang w:val="en-GB"/>
+        </w:rPr>
+        <w:t xml:space="preserve">the dilemmas will be quotidian </w:t>
+      </w:r>
+      <w:r>
+        <w:rPr>
+          <w:sz w:val="22"/>
+          <w:szCs w:val="20"/>
+          <w:lang w:val="en-GB"/>
+        </w:rPr>
+        <w:t>scenes a person might encounter and solve organically.</w:t>
+      </w:r>
+    </w:p>
+    <w:p>
+      <w:pPr>
+        <w:pStyle w:val="Narracions"/>
+        <w:rPr>
+          <w:i/>
+          <w:iCs/>
+          <w:sz w:val="22"/>
+          <w:szCs w:val="20"/>
+          <w:lang w:val="en-GB"/>
+        </w:rPr>
+      </w:pPr>
+      <w:r>
+        <w:rPr>
+          <w:i/>
+          <w:iCs/>
+          <w:sz w:val="22"/>
+          <w:szCs w:val="20"/>
+          <w:lang w:val="en-GB"/>
+        </w:rPr>
+        <w:t>What schools of thought ar</w:t>
+      </w:r>
+      <w:r>
+        <w:rPr>
+          <w:i/>
+          <w:iCs/>
+          <w:sz w:val="22"/>
+          <w:szCs w:val="20"/>
+          <w:lang w:val="en-GB"/>
+        </w:rPr>
+        <w:t xml:space="preserve">e most </w:t>
+      </w:r>
+      <w:r>
+        <w:rPr>
+          <w:i/>
+          <w:iCs/>
+          <w:sz w:val="22"/>
+          <w:szCs w:val="20"/>
+          <w:lang w:val="en-GB"/>
+        </w:rPr>
+        <w:t>promising?</w:t>
       </w:r>
     </w:p>
     <w:p>
@@ -3002,37 +3631,37 @@
       </w:pPr>
       <w:r>
         <w:rPr>
-          <w:b/>
-          <w:bCs/>
-          <w:sz w:val="22"/>
-          <w:szCs w:val="20"/>
-          <w:lang w:val="en-GB"/>
-        </w:rPr>
-        <w:t>Moral laws</w:t>
-      </w:r>
-      <w:r>
-        <w:rPr>
-          <w:sz w:val="22"/>
-          <w:szCs w:val="20"/>
-          <w:lang w:val="en-GB"/>
-        </w:rPr>
-        <w:t xml:space="preserve"> are a given, considering the </w:t>
-      </w:r>
-      <w:r>
-        <w:rPr>
-          <w:sz w:val="22"/>
-          <w:szCs w:val="20"/>
-          <w:lang w:val="en-GB"/>
-        </w:rPr>
-        <w:t>objective of this project.</w:t>
+          <w:sz w:val="22"/>
+          <w:szCs w:val="20"/>
+          <w:lang w:val="en-GB"/>
+        </w:rPr>
+        <w:t xml:space="preserve">Moral objectivism and its ten </w:t>
+      </w:r>
+      <w:r>
+        <w:rPr>
+          <w:sz w:val="22"/>
+          <w:szCs w:val="20"/>
+          <w:lang w:val="en-GB"/>
+        </w:rPr>
+        <w:t>laws</w:t>
+      </w:r>
+      <w:r>
+        <w:rPr>
+          <w:sz w:val="22"/>
+          <w:szCs w:val="20"/>
+          <w:lang w:val="en-GB"/>
+        </w:rPr>
+        <w:t>, without the tenth.</w:t>
       </w:r>
     </w:p>
     <w:p>
       <w:pPr>
         <w:pStyle w:val="Narracions"/>
-        <w:rPr>
-          <w:i/>
-          <w:iCs/>
+        <w:numPr>
+          <w:ilvl w:val="1"/>
+          <w:numId w:val="1"/>
+        </w:numPr>
+        <w:rPr>
           <w:sz w:val="22"/>
           <w:szCs w:val="20"/>
           <w:lang w:val="en-GB"/>
@@ -3040,23 +3669,11 @@
       </w:pPr>
       <w:r>
         <w:rPr>
-          <w:i/>
-          <w:iCs/>
-          <w:sz w:val="22"/>
-          <w:szCs w:val="20"/>
-          <w:lang w:val="en-GB"/>
-        </w:rPr>
-        <w:t xml:space="preserve">Is it relevant that a </w:t>
-      </w:r>
-      <w:r>
-        <w:rPr>
-          <w:i/>
-          <w:iCs/>
-          <w:sz w:val="22"/>
-          <w:szCs w:val="20"/>
-          <w:lang w:val="en-GB"/>
-        </w:rPr>
-        <w:t>law may be imperative in the model’s training?</w:t>
+          <w:sz w:val="22"/>
+          <w:szCs w:val="20"/>
+          <w:lang w:val="en-GB"/>
+        </w:rPr>
+        <w:t>In AI, is this not the same as in absolutism? In that the rule is to follow until it cannot be followed, without ever breaking the tenth?</w:t>
       </w:r>
     </w:p>
     <w:p>
@@ -3074,402 +3691,19 @@
       </w:pPr>
       <w:r>
         <w:rPr>
-          <w:b/>
-          <w:bCs/>
-          <w:sz w:val="22"/>
-          <w:szCs w:val="20"/>
-          <w:lang w:val="en-GB"/>
-        </w:rPr>
-        <w:t>Yes</w:t>
-      </w:r>
-      <w:r>
-        <w:rPr>
-          <w:sz w:val="22"/>
-          <w:szCs w:val="20"/>
-          <w:lang w:val="en-GB"/>
-        </w:rPr>
-        <w:t xml:space="preserve">. It may be possible to train the model so that it shows a modicum of nuance in evaluating </w:t>
-      </w:r>
-      <w:r>
-        <w:rPr>
-          <w:sz w:val="22"/>
-          <w:szCs w:val="20"/>
-          <w:lang w:val="en-GB"/>
-        </w:rPr>
-        <w:t>whether</w:t>
-      </w:r>
-      <w:r>
-        <w:rPr>
-          <w:sz w:val="22"/>
-          <w:szCs w:val="20"/>
-          <w:lang w:val="en-GB"/>
-        </w:rPr>
-        <w:t xml:space="preserve"> to </w:t>
-      </w:r>
-      <w:r>
-        <w:rPr>
-          <w:b/>
-          <w:bCs/>
-          <w:sz w:val="22"/>
-          <w:szCs w:val="20"/>
-          <w:lang w:val="en-GB"/>
-        </w:rPr>
-        <w:t>break an imperative law</w:t>
-      </w:r>
-      <w:r>
-        <w:rPr>
-          <w:sz w:val="22"/>
-          <w:szCs w:val="20"/>
-          <w:lang w:val="en-GB"/>
-        </w:rPr>
-        <w:t xml:space="preserve">. </w:t>
-      </w:r>
-      <w:r>
-        <w:rPr>
-          <w:sz w:val="22"/>
-          <w:szCs w:val="20"/>
-          <w:lang w:val="en-GB"/>
-        </w:rPr>
-        <w:t xml:space="preserve">As previously stated, </w:t>
-      </w:r>
-      <w:r>
-        <w:rPr>
-          <w:sz w:val="22"/>
-          <w:szCs w:val="20"/>
-          <w:lang w:val="en-GB"/>
-        </w:rPr>
-        <w:t xml:space="preserve">the model should not incentivise breaking a positive law, but it might be asked to </w:t>
-      </w:r>
-      <w:r>
-        <w:rPr>
-          <w:b/>
-          <w:bCs/>
-          <w:sz w:val="22"/>
-          <w:szCs w:val="20"/>
-          <w:lang w:val="en-GB"/>
-        </w:rPr>
-        <w:t>prioritise a moral law</w:t>
-      </w:r>
-      <w:r>
-        <w:rPr>
-          <w:sz w:val="22"/>
-          <w:szCs w:val="20"/>
-          <w:lang w:val="en-GB"/>
-        </w:rPr>
-        <w:t xml:space="preserve"> above another, thus breaking or overlooking the </w:t>
-      </w:r>
-      <w:r>
-        <w:rPr>
-          <w:sz w:val="22"/>
-          <w:szCs w:val="20"/>
-          <w:lang w:val="en-GB"/>
-        </w:rPr>
-        <w:t>one that it deems less relevant. Conflicts such as this one can happen, for example, in moral objectivism.</w:t>
-      </w:r>
-    </w:p>
-    <w:p>
-      <w:pPr>
-        <w:pStyle w:val="Narracions"/>
-        <w:rPr>
-          <w:i/>
-          <w:iCs/>
-          <w:sz w:val="22"/>
-          <w:szCs w:val="20"/>
-          <w:lang w:val="en-GB"/>
-        </w:rPr>
-      </w:pPr>
-      <w:r>
-        <w:rPr>
-          <w:i/>
-          <w:iCs/>
-          <w:sz w:val="22"/>
-          <w:szCs w:val="20"/>
-          <w:lang w:val="en-GB"/>
-        </w:rPr>
-        <w:t>Are all external sanctions relevant?</w:t>
-      </w:r>
-    </w:p>
-    <w:p>
-      <w:pPr>
-        <w:pStyle w:val="Narracions"/>
-        <w:numPr>
-          <w:ilvl w:val="0"/>
-          <w:numId w:val="1"/>
-        </w:numPr>
-        <w:rPr>
-          <w:sz w:val="22"/>
-          <w:szCs w:val="20"/>
-          <w:lang w:val="en-GB"/>
-        </w:rPr>
-      </w:pPr>
-      <w:r>
-        <w:rPr>
-          <w:b/>
-          <w:bCs/>
-          <w:sz w:val="22"/>
-          <w:szCs w:val="20"/>
-          <w:lang w:val="en-GB"/>
-        </w:rPr>
-        <w:t>Yes</w:t>
-      </w:r>
-      <w:r>
-        <w:rPr>
-          <w:sz w:val="22"/>
-          <w:szCs w:val="20"/>
-          <w:lang w:val="en-GB"/>
-        </w:rPr>
-        <w:t xml:space="preserve">. </w:t>
-      </w:r>
-      <w:r>
-        <w:rPr>
-          <w:b/>
-          <w:bCs/>
-          <w:sz w:val="22"/>
-          <w:szCs w:val="20"/>
-          <w:lang w:val="en-GB"/>
-        </w:rPr>
-        <w:t>Natural sanctions</w:t>
-      </w:r>
-      <w:r>
-        <w:rPr>
-          <w:sz w:val="22"/>
-          <w:szCs w:val="20"/>
-          <w:lang w:val="en-GB"/>
-        </w:rPr>
-        <w:t xml:space="preserve"> are, as with natural laws, to be assumed. </w:t>
-      </w:r>
-      <w:r>
-        <w:rPr>
-          <w:sz w:val="22"/>
-          <w:szCs w:val="20"/>
-          <w:lang w:val="en-GB"/>
-        </w:rPr>
-        <w:t xml:space="preserve">Those consequences are axiomatic and </w:t>
-      </w:r>
-      <w:r>
-        <w:rPr>
-          <w:sz w:val="22"/>
-          <w:szCs w:val="20"/>
-          <w:lang w:val="en-GB"/>
-        </w:rPr>
-        <w:t>ought to</w:t>
-      </w:r>
-      <w:r>
-        <w:rPr>
-          <w:sz w:val="22"/>
-          <w:szCs w:val="20"/>
-          <w:lang w:val="en-GB"/>
-        </w:rPr>
-        <w:t xml:space="preserve"> never be overlooked when providing a solution to a dilemma, as </w:t>
-      </w:r>
-      <w:r>
-        <w:rPr>
-          <w:sz w:val="22"/>
-          <w:szCs w:val="20"/>
-          <w:lang w:val="en-GB"/>
-        </w:rPr>
-        <w:t xml:space="preserve">physical safety could be hindered, both the individual’s (moral agent) or </w:t>
-      </w:r>
-      <w:r>
-        <w:rPr>
-          <w:sz w:val="22"/>
-          <w:szCs w:val="20"/>
-          <w:lang w:val="en-GB"/>
-        </w:rPr>
-        <w:t>anyone else involved.</w:t>
-      </w:r>
-    </w:p>
-    <w:p>
-      <w:pPr>
-        <w:pStyle w:val="Narracions"/>
-        <w:numPr>
-          <w:ilvl w:val="0"/>
-          <w:numId w:val="1"/>
-        </w:numPr>
-        <w:rPr>
-          <w:sz w:val="22"/>
-          <w:szCs w:val="20"/>
-          <w:lang w:val="en-GB"/>
-        </w:rPr>
-      </w:pPr>
-      <w:r>
-        <w:rPr>
-          <w:b/>
-          <w:bCs/>
-          <w:sz w:val="22"/>
-          <w:szCs w:val="20"/>
-          <w:lang w:val="en-GB"/>
-        </w:rPr>
-        <w:lastRenderedPageBreak/>
-        <w:t>Legal sanctions</w:t>
-      </w:r>
-      <w:r>
-        <w:rPr>
-          <w:sz w:val="22"/>
-          <w:szCs w:val="20"/>
-          <w:lang w:val="en-GB"/>
-        </w:rPr>
-        <w:t xml:space="preserve"> are the reason why </w:t>
-      </w:r>
-      <w:r>
-        <w:rPr>
-          <w:sz w:val="22"/>
-          <w:szCs w:val="20"/>
-          <w:lang w:val="en-GB"/>
-        </w:rPr>
-        <w:t xml:space="preserve">positive laws should not be broken nor </w:t>
-      </w:r>
-      <w:r>
-        <w:rPr>
-          <w:sz w:val="22"/>
-          <w:szCs w:val="20"/>
-          <w:lang w:val="en-GB"/>
-        </w:rPr>
-        <w:t xml:space="preserve">should illegal </w:t>
-      </w:r>
-      <w:r>
-        <w:rPr>
-          <w:sz w:val="22"/>
-          <w:szCs w:val="20"/>
-          <w:lang w:val="en-GB"/>
-        </w:rPr>
-        <w:t xml:space="preserve">actions be incentivised. They must be considered before providing the final </w:t>
-      </w:r>
-      <w:r>
-        <w:rPr>
-          <w:sz w:val="22"/>
-          <w:szCs w:val="20"/>
-          <w:lang w:val="en-GB"/>
-        </w:rPr>
-        <w:t>solution to the dilemma.</w:t>
-      </w:r>
-    </w:p>
-    <w:p>
-      <w:pPr>
-        <w:pStyle w:val="Narracions"/>
-        <w:numPr>
-          <w:ilvl w:val="0"/>
-          <w:numId w:val="1"/>
-        </w:numPr>
-        <w:rPr>
-          <w:sz w:val="22"/>
-          <w:szCs w:val="20"/>
-          <w:lang w:val="en-GB"/>
-        </w:rPr>
-      </w:pPr>
-      <w:r>
-        <w:rPr>
-          <w:b/>
-          <w:bCs/>
-          <w:sz w:val="22"/>
-          <w:szCs w:val="20"/>
-          <w:lang w:val="en-GB"/>
-        </w:rPr>
-        <w:t>Social sanctions</w:t>
-      </w:r>
-      <w:r>
-        <w:rPr>
-          <w:sz w:val="22"/>
-          <w:szCs w:val="20"/>
-          <w:lang w:val="en-GB"/>
-        </w:rPr>
-        <w:t xml:space="preserve"> are important both to pre</w:t>
-      </w:r>
-      <w:r>
-        <w:rPr>
-          <w:sz w:val="22"/>
-          <w:szCs w:val="20"/>
-          <w:lang w:val="en-GB"/>
-        </w:rPr>
-        <w:t xml:space="preserve">vent social unrest within the community the user will likely be a part of and considering </w:t>
-      </w:r>
-      <w:r>
-        <w:rPr>
-          <w:sz w:val="22"/>
-          <w:szCs w:val="20"/>
-          <w:lang w:val="en-GB"/>
-        </w:rPr>
-        <w:t xml:space="preserve">the dilemmas will be quotidian </w:t>
-      </w:r>
-      <w:r>
-        <w:rPr>
-          <w:sz w:val="22"/>
-          <w:szCs w:val="20"/>
-          <w:lang w:val="en-GB"/>
-        </w:rPr>
-        <w:t>scenes a person might encounter and solve organically.</w:t>
-      </w:r>
-    </w:p>
-    <w:p>
-      <w:pPr>
-        <w:pStyle w:val="Narracions"/>
-        <w:rPr>
-          <w:i/>
-          <w:iCs/>
-          <w:sz w:val="22"/>
-          <w:szCs w:val="20"/>
-          <w:lang w:val="en-GB"/>
-        </w:rPr>
-      </w:pPr>
-      <w:r>
-        <w:rPr>
-          <w:i/>
-          <w:iCs/>
-          <w:sz w:val="22"/>
-          <w:szCs w:val="20"/>
-          <w:lang w:val="en-GB"/>
-        </w:rPr>
-        <w:t>What schools of thought ar</w:t>
-      </w:r>
-      <w:r>
-        <w:rPr>
-          <w:i/>
-          <w:iCs/>
-          <w:sz w:val="22"/>
-          <w:szCs w:val="20"/>
-          <w:lang w:val="en-GB"/>
-        </w:rPr>
-        <w:t xml:space="preserve">e most </w:t>
-      </w:r>
-      <w:r>
-        <w:rPr>
-          <w:i/>
-          <w:iCs/>
-          <w:sz w:val="22"/>
-          <w:szCs w:val="20"/>
-          <w:lang w:val="en-GB"/>
-        </w:rPr>
-        <w:t>promising?</w:t>
-      </w:r>
-    </w:p>
-    <w:p>
-      <w:pPr>
-        <w:pStyle w:val="Narracions"/>
-        <w:numPr>
-          <w:ilvl w:val="0"/>
-          <w:numId w:val="1"/>
-        </w:numPr>
-        <w:rPr>
-          <w:sz w:val="22"/>
-          <w:szCs w:val="20"/>
-          <w:lang w:val="en-GB"/>
-        </w:rPr>
-      </w:pPr>
-      <w:r>
-        <w:rPr>
-          <w:sz w:val="22"/>
-          <w:szCs w:val="20"/>
-          <w:lang w:val="en-GB"/>
-        </w:rPr>
-        <w:t xml:space="preserve">Moral objectivism and its ten </w:t>
-      </w:r>
-      <w:r>
-        <w:rPr>
-          <w:sz w:val="22"/>
-          <w:szCs w:val="20"/>
-          <w:lang w:val="en-GB"/>
-        </w:rPr>
-        <w:t>laws.</w:t>
+          <w:sz w:val="22"/>
+          <w:szCs w:val="20"/>
+          <w:lang w:val="en-GB"/>
+        </w:rPr>
+        <w:t xml:space="preserve">Maybe moral realism, allotting </w:t>
+      </w:r>
+      <w:r>
+        <w:rPr>
+          <w:sz w:val="22"/>
+          <w:szCs w:val="20"/>
+          <w:lang w:val="en-GB"/>
+        </w:rPr>
+        <w:t>moral value to suffering?</w:t>
       </w:r>
     </w:p>
     <w:p>
@@ -3804,7 +4038,7 @@
         <w:rFonts w:ascii="Arial" w:eastAsiaTheme="minorHAnsi" w:hAnsi="Arial" w:cs="Arial" w:hint="default"/>
       </w:rPr>
     </w:lvl>
-    <w:lvl w:ilvl="1" w:tplc="04030003" w:tentative="1">
+    <w:lvl w:ilvl="1" w:tplc="04030003">
       <w:start w:val="1"/>
       <w:numFmt w:val="bullet"/>
       <w:lvlText w:val="o"/>
